--- a/docs/wip/ICTU-Template-Generiek.docx
+++ b/docs/wip/ICTU-Template-Generiek.docx
@@ -1386,7 +1386,7 @@
     </w:p>
     <w:p>
       <w:r>
-        <w:t>Versie wip, 26-04-2024</w:t>
+        <w:t>Versie wip, 10-06-2024</w:t>
       </w:r>
     </w:p>
     <w:p>

--- a/docs/wip/ICTU-Template-Generiek.docx
+++ b/docs/wip/ICTU-Template-Generiek.docx
@@ -1386,7 +1386,7 @@
     </w:p>
     <w:p>
       <w:r>
-        <w:t>Versie wip, 02-08-2024</w:t>
+        <w:t>Versie wip, 22-10-2024</w:t>
       </w:r>
     </w:p>
     <w:p>

--- a/docs/wip/ICTU-Template-Generiek.docx
+++ b/docs/wip/ICTU-Template-Generiek.docx
@@ -194,7 +194,7 @@
         <w:rPr>
           <w:highlight w:val="yellow"/>
         </w:rPr>
-        <w:t>{Verwijder eventueel deze paragraaf en de rubricering op de titelpagina indien rubricering niet van toepassing is}</w:t>
+        <w:t>{Verwijder deze paragraaf en de rubricering op de titelpagina als rubricering niet van toepassing is}</w:t>
       </w:r>
     </w:p>
     <w:tbl>
@@ -305,793 +305,7 @@
         <w:pStyle w:val="Kop6"/>
       </w:pPr>
       <w:r>
-        <w:t>Revisiehistorie</w:t>
-      </w:r>
-    </w:p>
-    <w:tbl>
-      <w:tblPr>
-        <w:tblStyle w:val="Tabelraster1"/>
-        <w:tblW w:type="pct" w:w="100%"/>
-        <w:tblLook w:firstColumn="1" w:firstRow="1" w:lastColumn="0" w:lastRow="0" w:noHBand="0" w:noVBand="1" w:val="04A0"/>
-      </w:tblPr>
-      <w:tblGrid>
-        <w:gridCol w:w="1814"/>
-        <w:gridCol w:w="1814"/>
-        <w:gridCol w:w="1814"/>
-        <w:gridCol w:w="1814"/>
-        <w:gridCol w:w="1814"/>
-      </w:tblGrid>
-      <w:tr>
-        <w:tc>
-          <w:tcPr>
-            <w:tcW w:type="auto" w:w="1814"/>
-          </w:tcPr>
-          <w:p>
-            <w:pPr>
-              <w:jc w:val="left"/>
-            </w:pPr>
-            <w:r>
-              <w:t>Versie</w:t>
-            </w:r>
-          </w:p>
-        </w:tc>
-        <w:tc>
-          <w:tcPr>
-            <w:tcW w:type="auto" w:w="1814"/>
-          </w:tcPr>
-          <w:p>
-            <w:pPr>
-              <w:jc w:val="left"/>
-            </w:pPr>
-            <w:r>
-              <w:t>Auteur</w:t>
-            </w:r>
-          </w:p>
-        </w:tc>
-        <w:tc>
-          <w:tcPr>
-            <w:tcW w:type="auto" w:w="1814"/>
-          </w:tcPr>
-          <w:p>
-            <w:pPr>
-              <w:jc w:val="left"/>
-            </w:pPr>
-            <w:r>
-              <w:t>Datum</w:t>
-            </w:r>
-          </w:p>
-        </w:tc>
-        <w:tc>
-          <w:tcPr>
-            <w:tcW w:type="auto" w:w="1814"/>
-          </w:tcPr>
-          <w:p>
-            <w:pPr>
-              <w:jc w:val="left"/>
-            </w:pPr>
-            <w:r>
-              <w:t>Status</w:t>
-            </w:r>
-          </w:p>
-        </w:tc>
-        <w:tc>
-          <w:tcPr>
-            <w:tcW w:type="auto" w:w="1814"/>
-          </w:tcPr>
-          <w:p>
-            <w:pPr>
-              <w:jc w:val="left"/>
-            </w:pPr>
-            <w:r>
-              <w:t>Opmerkingen</w:t>
-            </w:r>
-          </w:p>
-        </w:tc>
-      </w:tr>
-      <w:tr>
-        <w:tc>
-          <w:tcPr>
-            <w:tcW w:type="auto" w:w="1814"/>
-          </w:tcPr>
-          <w:p>
-            <w:pPr>
-              <w:jc w:val="left"/>
-            </w:pPr>
-            <w:r>
-              <w:rPr>
-                <w:highlight w:val="yellow"/>
-              </w:rPr>
-              <w:t>{versie}</w:t>
-            </w:r>
-          </w:p>
-        </w:tc>
-        <w:tc>
-          <w:tcPr>
-            <w:tcW w:type="auto" w:w="1814"/>
-          </w:tcPr>
-          <w:p>
-            <w:pPr>
-              <w:jc w:val="left"/>
-            </w:pPr>
-            <w:r>
-              <w:rPr>
-                <w:highlight w:val="yellow"/>
-              </w:rPr>
-              <w:t>{naam auteur}</w:t>
-            </w:r>
-          </w:p>
-        </w:tc>
-        <w:tc>
-          <w:tcPr>
-            <w:tcW w:type="auto" w:w="1814"/>
-          </w:tcPr>
-          <w:p>
-            <w:pPr>
-              <w:jc w:val="left"/>
-            </w:pPr>
-            <w:r>
-              <w:rPr>
-                <w:highlight w:val="yellow"/>
-              </w:rPr>
-              <w:t>{datum}</w:t>
-            </w:r>
-          </w:p>
-        </w:tc>
-        <w:tc>
-          <w:tcPr>
-            <w:tcW w:type="auto" w:w="1814"/>
-          </w:tcPr>
-          <w:p>
-            <w:pPr>
-              <w:jc w:val="left"/>
-            </w:pPr>
-            <w:r>
-              <w:rPr>
-                <w:highlight w:val="yellow"/>
-              </w:rPr>
-              <w:t>{concept/definitief}</w:t>
-            </w:r>
-          </w:p>
-        </w:tc>
-        <w:tc>
-          <w:tcPr>
-            <w:tcW w:type="auto" w:w="1814"/>
-          </w:tcPr>
-          <w:p>
-            <w:pPr>
-              <w:jc w:val="left"/>
-            </w:pPr>
-            <w:r>
-              <w:rPr>
-                <w:highlight w:val="yellow"/>
-              </w:rPr>
-              <w:t>{opmerkingen}</w:t>
-            </w:r>
-          </w:p>
-        </w:tc>
-      </w:tr>
-    </w:tbl>
-    <w:p>
-      <w:pPr>
-        <w:pStyle w:val="Kop6"/>
-      </w:pPr>
-      <w:r>
-        <w:t>Reviewers</w:t>
-      </w:r>
-    </w:p>
-    <w:tbl>
-      <w:tblPr>
-        <w:tblStyle w:val="Tabelraster1"/>
-        <w:tblW w:type="pct" w:w="100%"/>
-        <w:tblLook w:firstColumn="1" w:firstRow="1" w:lastColumn="0" w:lastRow="0" w:noHBand="0" w:noVBand="1" w:val="04A0"/>
-      </w:tblPr>
-      <w:tblGrid>
-        <w:gridCol w:w="2267"/>
-        <w:gridCol w:w="2267"/>
-        <w:gridCol w:w="2267"/>
-        <w:gridCol w:w="2267"/>
-      </w:tblGrid>
-      <w:tr>
-        <w:tc>
-          <w:tcPr>
-            <w:tcW w:type="auto" w:w="2267"/>
-          </w:tcPr>
-          <w:p>
-            <w:pPr>
-              <w:jc w:val="left"/>
-            </w:pPr>
-            <w:r>
-              <w:t>Functie/rol</w:t>
-            </w:r>
-          </w:p>
-        </w:tc>
-        <w:tc>
-          <w:tcPr>
-            <w:tcW w:type="auto" w:w="2267"/>
-          </w:tcPr>
-          <w:p>
-            <w:pPr>
-              <w:jc w:val="left"/>
-            </w:pPr>
-            <w:r>
-              <w:t>Naam</w:t>
-            </w:r>
-          </w:p>
-        </w:tc>
-        <w:tc>
-          <w:tcPr>
-            <w:tcW w:type="auto" w:w="2267"/>
-          </w:tcPr>
-          <w:p>
-            <w:pPr>
-              <w:jc w:val="left"/>
-            </w:pPr>
-            <w:r>
-              <w:t>Datum</w:t>
-            </w:r>
-          </w:p>
-        </w:tc>
-        <w:tc>
-          <w:tcPr>
-            <w:tcW w:type="auto" w:w="2267"/>
-          </w:tcPr>
-          <w:p>
-            <w:pPr>
-              <w:jc w:val="center"/>
-            </w:pPr>
-            <w:r>
-              <w:t>Versie</w:t>
-            </w:r>
-          </w:p>
-        </w:tc>
-      </w:tr>
-      <w:tr>
-        <w:tc>
-          <w:tcPr>
-            <w:tcW w:type="auto" w:w="2267"/>
-          </w:tcPr>
-          <w:p>
-            <w:pPr>
-              <w:jc w:val="left"/>
-            </w:pPr>
-            <w:r>
-              <w:t xml:space="preserve">Kwaliteitsmanager </w:t>
-            </w:r>
-            <w:r>
-              <w:rPr>
-                <w:highlight w:val="yellow"/>
-              </w:rPr>
-              <w:t>{opdrachtgevende organisatie}</w:t>
-            </w:r>
-          </w:p>
-        </w:tc>
-        <w:tc>
-          <w:tcPr>
-            <w:tcW w:type="auto" w:w="2267"/>
-          </w:tcPr>
-          <w:p>
-            <w:pPr>
-              <w:jc w:val="left"/>
-            </w:pPr>
-            <w:r>
-              <w:rPr>
-                <w:highlight w:val="yellow"/>
-              </w:rPr>
-              <w:t>{naam kwaliteitsmanager opdrachtgevende organisatie}</w:t>
-            </w:r>
-          </w:p>
-        </w:tc>
-        <w:tc>
-          <w:tcPr>
-            <w:tcW w:type="auto" w:w="2267"/>
-          </w:tcPr>
-          <w:p>
-            <w:pPr>
-              <w:jc w:val="left"/>
-            </w:pPr>
-            <w:r>
-              <w:rPr>
-                <w:highlight w:val="yellow"/>
-              </w:rPr>
-              <w:t>{datum}</w:t>
-            </w:r>
-          </w:p>
-        </w:tc>
-        <w:tc>
-          <w:tcPr>
-            <w:tcW w:type="auto" w:w="2267"/>
-          </w:tcPr>
-          <w:p>
-            <w:pPr>
-              <w:jc w:val="center"/>
-            </w:pPr>
-            <w:r>
-              <w:rPr>
-                <w:highlight w:val="yellow"/>
-              </w:rPr>
-              <w:t>{versie}</w:t>
-            </w:r>
-          </w:p>
-        </w:tc>
-      </w:tr>
-      <w:tr>
-        <w:tc>
-          <w:tcPr>
-            <w:tcW w:type="auto" w:w="2267"/>
-          </w:tcPr>
-          <w:p>
-            <w:pPr>
-              <w:jc w:val="left"/>
-            </w:pPr>
-            <w:r>
-              <w:t xml:space="preserve">Kwaliteitsmanager </w:t>
-            </w:r>
-            <w:r>
-              <w:rPr>
-                <w:highlight w:val="yellow"/>
-              </w:rPr>
-              <w:t>{beheerorganisatie}</w:t>
-            </w:r>
-          </w:p>
-        </w:tc>
-        <w:tc>
-          <w:tcPr>
-            <w:tcW w:type="auto" w:w="2267"/>
-          </w:tcPr>
-          <w:p>
-            <w:pPr>
-              <w:jc w:val="left"/>
-            </w:pPr>
-            <w:r>
-              <w:rPr>
-                <w:highlight w:val="yellow"/>
-              </w:rPr>
-              <w:t>{naam kwaliteitsmanager beheerorganisatie}</w:t>
-            </w:r>
-          </w:p>
-        </w:tc>
-        <w:tc>
-          <w:tcPr>
-            <w:tcW w:type="auto" w:w="2267"/>
-          </w:tcPr>
-          <w:p>
-            <w:pPr>
-              <w:jc w:val="left"/>
-            </w:pPr>
-            <w:r>
-              <w:rPr>
-                <w:highlight w:val="yellow"/>
-              </w:rPr>
-              <w:t>{datum}</w:t>
-            </w:r>
-          </w:p>
-        </w:tc>
-        <w:tc>
-          <w:tcPr>
-            <w:tcW w:type="auto" w:w="2267"/>
-          </w:tcPr>
-          <w:p>
-            <w:pPr>
-              <w:jc w:val="center"/>
-            </w:pPr>
-            <w:r>
-              <w:rPr>
-                <w:highlight w:val="yellow"/>
-              </w:rPr>
-              <w:t>{versie}</w:t>
-            </w:r>
-          </w:p>
-        </w:tc>
-      </w:tr>
-      <w:tr>
-        <w:tc>
-          <w:tcPr>
-            <w:tcW w:type="auto" w:w="2267"/>
-          </w:tcPr>
-          <w:p>
-            <w:pPr>
-              <w:jc w:val="left"/>
-            </w:pPr>
-            <w:r>
-              <w:t>Kwaliteitsmanager ICTU</w:t>
-            </w:r>
-          </w:p>
-        </w:tc>
-        <w:tc>
-          <w:tcPr>
-            <w:tcW w:type="auto" w:w="2267"/>
-          </w:tcPr>
-          <w:p>
-            <w:pPr>
-              <w:jc w:val="left"/>
-            </w:pPr>
-            <w:r>
-              <w:rPr>
-                <w:highlight w:val="yellow"/>
-              </w:rPr>
-              <w:t>{naam kwaliteitsmanager ICTU}</w:t>
-            </w:r>
-          </w:p>
-        </w:tc>
-        <w:tc>
-          <w:tcPr>
-            <w:tcW w:type="auto" w:w="2267"/>
-          </w:tcPr>
-          <w:p>
-            <w:pPr>
-              <w:jc w:val="left"/>
-            </w:pPr>
-            <w:r>
-              <w:rPr>
-                <w:highlight w:val="yellow"/>
-              </w:rPr>
-              <w:t>{datum}</w:t>
-            </w:r>
-          </w:p>
-        </w:tc>
-        <w:tc>
-          <w:tcPr>
-            <w:tcW w:type="auto" w:w="2267"/>
-          </w:tcPr>
-          <w:p>
-            <w:pPr>
-              <w:jc w:val="center"/>
-            </w:pPr>
-            <w:r>
-              <w:rPr>
-                <w:highlight w:val="yellow"/>
-              </w:rPr>
-              <w:t>{versie}</w:t>
-            </w:r>
-          </w:p>
-        </w:tc>
-      </w:tr>
-    </w:tbl>
-    <w:p>
-      <w:pPr>
-        <w:pStyle w:val="Kop6"/>
-      </w:pPr>
-      <w:r>
-        <w:t>Vereiste goedkeuringen</w:t>
-      </w:r>
-    </w:p>
-    <w:tbl>
-      <w:tblPr>
-        <w:tblStyle w:val="Tabelraster1"/>
-        <w:tblW w:type="pct" w:w="100%"/>
-        <w:tblLook w:firstColumn="1" w:firstRow="1" w:lastColumn="0" w:lastRow="0" w:noHBand="0" w:noVBand="1" w:val="04A0"/>
-      </w:tblPr>
-      <w:tblGrid>
-        <w:gridCol w:w="2267"/>
-        <w:gridCol w:w="2267"/>
-        <w:gridCol w:w="2267"/>
-        <w:gridCol w:w="2267"/>
-      </w:tblGrid>
-      <w:tr>
-        <w:tc>
-          <w:tcPr>
-            <w:tcW w:type="auto" w:w="2267"/>
-          </w:tcPr>
-          <w:p>
-            <w:pPr>
-              <w:jc w:val="left"/>
-            </w:pPr>
-            <w:r>
-              <w:t>Functie/rol</w:t>
-            </w:r>
-          </w:p>
-        </w:tc>
-        <w:tc>
-          <w:tcPr>
-            <w:tcW w:type="auto" w:w="2267"/>
-          </w:tcPr>
-          <w:p>
-            <w:pPr>
-              <w:jc w:val="left"/>
-            </w:pPr>
-            <w:r>
-              <w:t>Naam</w:t>
-            </w:r>
-          </w:p>
-        </w:tc>
-        <w:tc>
-          <w:tcPr>
-            <w:tcW w:type="auto" w:w="2267"/>
-          </w:tcPr>
-          <w:p>
-            <w:pPr>
-              <w:jc w:val="left"/>
-            </w:pPr>
-            <w:r>
-              <w:t>Datum</w:t>
-            </w:r>
-          </w:p>
-        </w:tc>
-        <w:tc>
-          <w:tcPr>
-            <w:tcW w:type="auto" w:w="2267"/>
-          </w:tcPr>
-          <w:p>
-            <w:pPr>
-              <w:jc w:val="center"/>
-            </w:pPr>
-            <w:r>
-              <w:t>Versie</w:t>
-            </w:r>
-          </w:p>
-        </w:tc>
-      </w:tr>
-      <w:tr>
-        <w:tc>
-          <w:tcPr>
-            <w:tcW w:type="auto" w:w="2267"/>
-          </w:tcPr>
-          <w:p>
-            <w:pPr>
-              <w:jc w:val="left"/>
-            </w:pPr>
-            <w:r>
-              <w:t xml:space="preserve">Projectleider </w:t>
-            </w:r>
-            <w:r>
-              <w:rPr>
-                <w:highlight w:val="yellow"/>
-              </w:rPr>
-              <w:t>{opdrachtgevende organisatie}</w:t>
-            </w:r>
-          </w:p>
-        </w:tc>
-        <w:tc>
-          <w:tcPr>
-            <w:tcW w:type="auto" w:w="2267"/>
-          </w:tcPr>
-          <w:p>
-            <w:pPr>
-              <w:jc w:val="left"/>
-            </w:pPr>
-            <w:r>
-              <w:rPr>
-                <w:highlight w:val="yellow"/>
-              </w:rPr>
-              <w:t>{naam projectleider opdrachtgevende organisatie}</w:t>
-            </w:r>
-          </w:p>
-        </w:tc>
-        <w:tc>
-          <w:tcPr>
-            <w:tcW w:type="auto" w:w="2267"/>
-          </w:tcPr>
-          <w:p>
-            <w:pPr>
-              <w:jc w:val="left"/>
-            </w:pPr>
-            <w:r>
-              <w:rPr>
-                <w:highlight w:val="yellow"/>
-              </w:rPr>
-              <w:t>{datum}</w:t>
-            </w:r>
-          </w:p>
-        </w:tc>
-        <w:tc>
-          <w:tcPr>
-            <w:tcW w:type="auto" w:w="2267"/>
-          </w:tcPr>
-          <w:p>
-            <w:pPr>
-              <w:jc w:val="center"/>
-            </w:pPr>
-            <w:r>
-              <w:rPr>
-                <w:highlight w:val="yellow"/>
-              </w:rPr>
-              <w:t>{versie}</w:t>
-            </w:r>
-          </w:p>
-        </w:tc>
-      </w:tr>
-      <w:tr>
-        <w:tc>
-          <w:tcPr>
-            <w:tcW w:type="auto" w:w="2267"/>
-          </w:tcPr>
-          <w:p>
-            <w:pPr>
-              <w:jc w:val="left"/>
-            </w:pPr>
-            <w:r>
-              <w:t xml:space="preserve">Projectleider </w:t>
-            </w:r>
-            <w:r>
-              <w:rPr>
-                <w:highlight w:val="yellow"/>
-              </w:rPr>
-              <w:t>{beheerorganisatie}</w:t>
-            </w:r>
-          </w:p>
-        </w:tc>
-        <w:tc>
-          <w:tcPr>
-            <w:tcW w:type="auto" w:w="2267"/>
-          </w:tcPr>
-          <w:p>
-            <w:pPr>
-              <w:jc w:val="left"/>
-            </w:pPr>
-            <w:r>
-              <w:rPr>
-                <w:highlight w:val="yellow"/>
-              </w:rPr>
-              <w:t>{naam projectleider beheerorganisatie}</w:t>
-            </w:r>
-          </w:p>
-        </w:tc>
-        <w:tc>
-          <w:tcPr>
-            <w:tcW w:type="auto" w:w="2267"/>
-          </w:tcPr>
-          <w:p>
-            <w:pPr>
-              <w:jc w:val="left"/>
-            </w:pPr>
-            <w:r>
-              <w:rPr>
-                <w:highlight w:val="yellow"/>
-              </w:rPr>
-              <w:t>{datum}</w:t>
-            </w:r>
-          </w:p>
-        </w:tc>
-        <w:tc>
-          <w:tcPr>
-            <w:tcW w:type="auto" w:w="2267"/>
-          </w:tcPr>
-          <w:p>
-            <w:pPr>
-              <w:jc w:val="center"/>
-            </w:pPr>
-            <w:r>
-              <w:rPr>
-                <w:highlight w:val="yellow"/>
-              </w:rPr>
-              <w:t>{versie}</w:t>
-            </w:r>
-          </w:p>
-        </w:tc>
-      </w:tr>
-      <w:tr>
-        <w:tc>
-          <w:tcPr>
-            <w:tcW w:type="auto" w:w="2267"/>
-          </w:tcPr>
-          <w:p>
-            <w:pPr>
-              <w:jc w:val="left"/>
-            </w:pPr>
-            <w:r>
-              <w:t>Projectleider ICTU</w:t>
-            </w:r>
-          </w:p>
-        </w:tc>
-        <w:tc>
-          <w:tcPr>
-            <w:tcW w:type="auto" w:w="2267"/>
-          </w:tcPr>
-          <w:p>
-            <w:pPr>
-              <w:jc w:val="left"/>
-            </w:pPr>
-            <w:r>
-              <w:rPr>
-                <w:highlight w:val="yellow"/>
-              </w:rPr>
-              <w:t>{naam projectleider ICTU}</w:t>
-            </w:r>
-          </w:p>
-        </w:tc>
-        <w:tc>
-          <w:tcPr>
-            <w:tcW w:type="auto" w:w="2267"/>
-          </w:tcPr>
-          <w:p>
-            <w:pPr>
-              <w:jc w:val="left"/>
-            </w:pPr>
-            <w:r>
-              <w:rPr>
-                <w:highlight w:val="yellow"/>
-              </w:rPr>
-              <w:t>{datum}</w:t>
-            </w:r>
-          </w:p>
-        </w:tc>
-        <w:tc>
-          <w:tcPr>
-            <w:tcW w:type="auto" w:w="2267"/>
-          </w:tcPr>
-          <w:p>
-            <w:pPr>
-              <w:jc w:val="center"/>
-            </w:pPr>
-            <w:r>
-              <w:rPr>
-                <w:highlight w:val="yellow"/>
-              </w:rPr>
-              <w:t>{versie}</w:t>
-            </w:r>
-          </w:p>
-        </w:tc>
-      </w:tr>
-      <w:tr>
-        <w:tc>
-          <w:tcPr>
-            <w:tcW w:type="auto" w:w="2267"/>
-          </w:tcPr>
-          <w:p>
-            <w:pPr>
-              <w:jc w:val="left"/>
-            </w:pPr>
-            <w:r>
-              <w:t>Product owner</w:t>
-            </w:r>
-          </w:p>
-        </w:tc>
-        <w:tc>
-          <w:tcPr>
-            <w:tcW w:type="auto" w:w="2267"/>
-          </w:tcPr>
-          <w:p>
-            <w:pPr>
-              <w:jc w:val="left"/>
-            </w:pPr>
-            <w:r>
-              <w:rPr>
-                <w:highlight w:val="yellow"/>
-              </w:rPr>
-              <w:t>{naam product owner}</w:t>
-            </w:r>
-          </w:p>
-        </w:tc>
-        <w:tc>
-          <w:tcPr>
-            <w:tcW w:type="auto" w:w="2267"/>
-          </w:tcPr>
-          <w:p>
-            <w:pPr>
-              <w:jc w:val="left"/>
-            </w:pPr>
-            <w:r>
-              <w:rPr>
-                <w:highlight w:val="yellow"/>
-              </w:rPr>
-              <w:t>{datum}</w:t>
-            </w:r>
-          </w:p>
-        </w:tc>
-        <w:tc>
-          <w:tcPr>
-            <w:tcW w:type="auto" w:w="2267"/>
-          </w:tcPr>
-          <w:p>
-            <w:pPr>
-              <w:jc w:val="center"/>
-            </w:pPr>
-            <w:r>
-              <w:rPr>
-                <w:highlight w:val="yellow"/>
-              </w:rPr>
-              <w:t>{versie}</w:t>
-            </w:r>
-          </w:p>
-        </w:tc>
-      </w:tr>
-    </w:tbl>
-    <w:p>
-      <w:pPr>
-        <w:pStyle w:val="Kop6"/>
-      </w:pPr>
-      <w:r>
-        <w:t>Verzendlijst huidige versie</w:t>
+        <w:t>Goedkeuring</w:t>
       </w:r>
     </w:p>
     <w:tbl>
@@ -1115,10 +329,358 @@
               <w:jc w:val="left"/>
             </w:pPr>
             <w:r>
+              <w:t>Versie</w:t>
+            </w:r>
+          </w:p>
+        </w:tc>
+        <w:tc>
+          <w:tcPr>
+            <w:tcW w:type="auto" w:w="3023"/>
+          </w:tcPr>
+          <w:p>
+            <w:pPr>
+              <w:jc w:val="left"/>
+            </w:pPr>
+            <w:r>
+              <w:t>Datum goedkeuring</w:t>
+            </w:r>
+          </w:p>
+        </w:tc>
+        <w:tc>
+          <w:tcPr>
+            <w:tcW w:type="auto" w:w="3023"/>
+          </w:tcPr>
+          <w:p>
+            <w:pPr>
+              <w:jc w:val="left"/>
+            </w:pPr>
+            <w:r>
+              <w:t>Goedgekeurd door</w:t>
+            </w:r>
+          </w:p>
+        </w:tc>
+      </w:tr>
+      <w:tr>
+        <w:tc>
+          <w:tcPr>
+            <w:tcW w:type="auto" w:w="3023"/>
+          </w:tcPr>
+          <w:p>
+            <w:pPr>
+              <w:jc w:val="left"/>
+            </w:pPr>
+            <w:r>
+              <w:rPr>
+                <w:highlight w:val="yellow"/>
+              </w:rPr>
+              <w:t>{versie}</w:t>
+            </w:r>
+          </w:p>
+        </w:tc>
+        <w:tc>
+          <w:tcPr>
+            <w:tcW w:type="auto" w:w="3023"/>
+          </w:tcPr>
+          <w:p>
+            <w:pPr>
+              <w:jc w:val="left"/>
+            </w:pPr>
+            <w:r>
+              <w:rPr>
+                <w:highlight w:val="yellow"/>
+              </w:rPr>
+              <w:t>{datum}</w:t>
+            </w:r>
+          </w:p>
+        </w:tc>
+        <w:tc>
+          <w:tcPr>
+            <w:tcW w:type="auto" w:w="3023"/>
+          </w:tcPr>
+          <w:p>
+            <w:pPr>
+              <w:jc w:val="left"/>
+            </w:pPr>
+            <w:r>
+              <w:rPr>
+                <w:highlight w:val="yellow"/>
+              </w:rPr>
+              <w:t>{naam}</w:t>
+            </w:r>
+          </w:p>
+        </w:tc>
+      </w:tr>
+    </w:tbl>
+    <w:p>
+      <w:pPr>
+        <w:pStyle w:val="Kop6"/>
+      </w:pPr>
+      <w:r>
+        <w:t>Revisiehistorie</w:t>
+      </w:r>
+    </w:p>
+    <w:tbl>
+      <w:tblPr>
+        <w:tblStyle w:val="Tabelraster1"/>
+        <w:tblW w:type="pct" w:w="100%"/>
+        <w:tblLook w:firstColumn="1" w:firstRow="1" w:lastColumn="0" w:lastRow="0" w:noHBand="0" w:noVBand="1" w:val="04A0"/>
+      </w:tblPr>
+      <w:tblGrid>
+        <w:gridCol w:w="1512"/>
+        <w:gridCol w:w="1512"/>
+        <w:gridCol w:w="1512"/>
+        <w:gridCol w:w="1512"/>
+        <w:gridCol w:w="1512"/>
+        <w:gridCol w:w="1512"/>
+      </w:tblGrid>
+      <w:tr>
+        <w:tc>
+          <w:tcPr>
+            <w:tcW w:type="auto" w:w="1512"/>
+          </w:tcPr>
+          <w:p>
+            <w:pPr>
+              <w:jc w:val="left"/>
+            </w:pPr>
+            <w:r>
+              <w:t>Versie</w:t>
+            </w:r>
+          </w:p>
+        </w:tc>
+        <w:tc>
+          <w:tcPr>
+            <w:tcW w:type="auto" w:w="1512"/>
+          </w:tcPr>
+          <w:p>
+            <w:pPr>
+              <w:jc w:val="left"/>
+            </w:pPr>
+            <w:r>
+              <w:t>Datum</w:t>
+            </w:r>
+          </w:p>
+        </w:tc>
+        <w:tc>
+          <w:tcPr>
+            <w:tcW w:type="auto" w:w="1512"/>
+          </w:tcPr>
+          <w:p>
+            <w:pPr>
+              <w:jc w:val="left"/>
+            </w:pPr>
+            <w:r>
+              <w:t>Status</w:t>
+            </w:r>
+          </w:p>
+        </w:tc>
+        <w:tc>
+          <w:tcPr>
+            <w:tcW w:type="auto" w:w="1512"/>
+          </w:tcPr>
+          <w:p>
+            <w:pPr>
+              <w:jc w:val="left"/>
+            </w:pPr>
+            <w:r>
+              <w:t>Auteur</w:t>
+            </w:r>
+          </w:p>
+        </w:tc>
+        <w:tc>
+          <w:tcPr>
+            <w:tcW w:type="auto" w:w="1512"/>
+          </w:tcPr>
+          <w:p>
+            <w:pPr>
+              <w:jc w:val="left"/>
+            </w:pPr>
+            <w:r>
+              <w:t>Reviewers</w:t>
+            </w:r>
+          </w:p>
+        </w:tc>
+        <w:tc>
+          <w:tcPr>
+            <w:tcW w:type="auto" w:w="1512"/>
+          </w:tcPr>
+          <w:p>
+            <w:pPr>
+              <w:jc w:val="left"/>
+            </w:pPr>
+            <w:r>
+              <w:t>Opmerkingen</w:t>
+            </w:r>
+          </w:p>
+        </w:tc>
+      </w:tr>
+      <w:tr>
+        <w:tc>
+          <w:tcPr>
+            <w:tcW w:type="auto" w:w="1512"/>
+          </w:tcPr>
+          <w:p>
+            <w:pPr>
+              <w:jc w:val="left"/>
+            </w:pPr>
+            <w:r>
+              <w:rPr>
+                <w:highlight w:val="yellow"/>
+              </w:rPr>
+              <w:t>{versie}</w:t>
+            </w:r>
+          </w:p>
+        </w:tc>
+        <w:tc>
+          <w:tcPr>
+            <w:tcW w:type="auto" w:w="1512"/>
+          </w:tcPr>
+          <w:p>
+            <w:pPr>
+              <w:jc w:val="left"/>
+            </w:pPr>
+            <w:r>
+              <w:rPr>
+                <w:highlight w:val="yellow"/>
+              </w:rPr>
+              <w:t>{datum}</w:t>
+            </w:r>
+          </w:p>
+        </w:tc>
+        <w:tc>
+          <w:tcPr>
+            <w:tcW w:type="auto" w:w="1512"/>
+          </w:tcPr>
+          <w:p>
+            <w:pPr>
+              <w:jc w:val="left"/>
+            </w:pPr>
+            <w:r>
+              <w:rPr>
+                <w:highlight w:val="yellow"/>
+              </w:rPr>
+              <w:t>{status}</w:t>
+            </w:r>
+          </w:p>
+        </w:tc>
+        <w:tc>
+          <w:tcPr>
+            <w:tcW w:type="auto" w:w="1512"/>
+          </w:tcPr>
+          <w:p>
+            <w:pPr>
+              <w:jc w:val="left"/>
+            </w:pPr>
+            <w:r>
+              <w:rPr>
+                <w:highlight w:val="yellow"/>
+              </w:rPr>
+              <w:t>{naam}</w:t>
+            </w:r>
+          </w:p>
+        </w:tc>
+        <w:tc>
+          <w:tcPr>
+            <w:tcW w:type="auto" w:w="1512"/>
+          </w:tcPr>
+          <w:p>
+            <w:pPr>
+              <w:jc w:val="left"/>
+            </w:pPr>
+            <w:r>
+              <w:rPr>
+                <w:highlight w:val="yellow"/>
+              </w:rPr>
+              <w:t>{namen}</w:t>
+            </w:r>
+          </w:p>
+        </w:tc>
+        <w:tc>
+          <w:tcPr>
+            <w:tcW w:type="auto" w:w="1512"/>
+          </w:tcPr>
+          <w:p>
+            <w:pPr>
+              <w:jc w:val="left"/>
+            </w:pPr>
+            <w:r>
+              <w:rPr>
+                <w:highlight w:val="yellow"/>
+              </w:rPr>
+              <w:t>{opmerkingen}</w:t>
+            </w:r>
+          </w:p>
+        </w:tc>
+      </w:tr>
+    </w:tbl>
+    <w:p>
+      <w:pPr>
+        <w:pStyle w:val="Kop6"/>
+      </w:pPr>
+      <w:r>
+        <w:t>Betrokkenen bij dit document</w:t>
+      </w:r>
+    </w:p>
+    <w:p>
+      <w:r>
+        <w:rPr>
+          <w:highlight w:val="yellow"/>
+        </w:rPr>
+        <w:t>{Neem in onderstaande tabel de auteurs, reviewers en goedkeurders van dit document op}</w:t>
+      </w:r>
+    </w:p>
+    <w:tbl>
+      <w:tblPr>
+        <w:tblStyle w:val="Tabelraster1"/>
+        <w:tblW w:type="pct" w:w="100%"/>
+        <w:tblLook w:firstColumn="1" w:firstRow="1" w:lastColumn="0" w:lastRow="0" w:noHBand="0" w:noVBand="1" w:val="04A0"/>
+      </w:tblPr>
+      <w:tblGrid>
+        <w:gridCol w:w="3023"/>
+        <w:gridCol w:w="3023"/>
+        <w:gridCol w:w="3023"/>
+      </w:tblGrid>
+      <w:tr>
+        <w:tc>
+          <w:tcPr>
+            <w:tcW w:type="auto" w:w="3023"/>
+          </w:tcPr>
+          <w:p>
+            <w:pPr>
+              <w:jc w:val="left"/>
+            </w:pPr>
+            <w:r>
+              <w:t>Organisatie</w:t>
+            </w:r>
+          </w:p>
+        </w:tc>
+        <w:tc>
+          <w:tcPr>
+            <w:tcW w:type="auto" w:w="3023"/>
+          </w:tcPr>
+          <w:p>
+            <w:pPr>
+              <w:jc w:val="left"/>
+            </w:pPr>
+            <w:r>
+              <w:t>Functie/rol</w:t>
+            </w:r>
+          </w:p>
+        </w:tc>
+        <w:tc>
+          <w:tcPr>
+            <w:tcW w:type="auto" w:w="3023"/>
+          </w:tcPr>
+          <w:p>
+            <w:pPr>
+              <w:jc w:val="left"/>
+            </w:pPr>
+            <w:r>
               <w:t>Naam</w:t>
             </w:r>
           </w:p>
         </w:tc>
+      </w:tr>
+      <w:tr>
         <w:tc>
           <w:tcPr>
             <w:tcW w:type="auto" w:w="3023"/>
@@ -1128,7 +690,10 @@
               <w:jc w:val="left"/>
             </w:pPr>
             <w:r>
-              <w:t>Organisatie</w:t>
+              <w:rPr>
+                <w:highlight w:val="yellow"/>
+              </w:rPr>
+              <w:t>{opdrachtgevende organisatie}</w:t>
             </w:r>
           </w:p>
         </w:tc>
@@ -1141,12 +706,10 @@
               <w:jc w:val="left"/>
             </w:pPr>
             <w:r>
-              <w:t>Functie/rol</w:t>
-            </w:r>
-          </w:p>
-        </w:tc>
-      </w:tr>
-      <w:tr>
+              <w:t>Opdrachtgever</w:t>
+            </w:r>
+          </w:p>
+        </w:tc>
         <w:tc>
           <w:tcPr>
             <w:tcW w:type="auto" w:w="3023"/>
@@ -1159,10 +722,12 @@
               <w:rPr>
                 <w:highlight w:val="yellow"/>
               </w:rPr>
-              <w:t>{naam projectleider opdrachtgevende organisatie}</w:t>
-            </w:r>
-          </w:p>
-        </w:tc>
+              <w:t>{naam}</w:t>
+            </w:r>
+          </w:p>
+        </w:tc>
+      </w:tr>
+      <w:tr>
         <w:tc>
           <w:tcPr>
             <w:tcW w:type="auto" w:w="3023"/>
@@ -1192,8 +757,6 @@
             </w:r>
           </w:p>
         </w:tc>
-      </w:tr>
-      <w:tr>
         <w:tc>
           <w:tcPr>
             <w:tcW w:type="auto" w:w="3023"/>
@@ -1206,10 +769,12 @@
               <w:rPr>
                 <w:highlight w:val="yellow"/>
               </w:rPr>
-              <w:t>{naam product owner}</w:t>
-            </w:r>
-          </w:p>
-        </w:tc>
+              <w:t>{naam}</w:t>
+            </w:r>
+          </w:p>
+        </w:tc>
+      </w:tr>
+      <w:tr>
         <w:tc>
           <w:tcPr>
             <w:tcW w:type="auto" w:w="3023"/>
@@ -1239,8 +804,6 @@
             </w:r>
           </w:p>
         </w:tc>
-      </w:tr>
-      <w:tr>
         <w:tc>
           <w:tcPr>
             <w:tcW w:type="auto" w:w="3023"/>
@@ -1253,10 +816,12 @@
               <w:rPr>
                 <w:highlight w:val="yellow"/>
               </w:rPr>
-              <w:t>{naam projectleider beheerorganisatie}</w:t>
-            </w:r>
-          </w:p>
-        </w:tc>
+              <w:t>{naam}</w:t>
+            </w:r>
+          </w:p>
+        </w:tc>
+      </w:tr>
+      <w:tr>
         <w:tc>
           <w:tcPr>
             <w:tcW w:type="auto" w:w="3023"/>
@@ -1269,6 +834,53 @@
               <w:rPr>
                 <w:highlight w:val="yellow"/>
               </w:rPr>
+              <w:t>{opdrachtgevende organisatie}</w:t>
+            </w:r>
+          </w:p>
+        </w:tc>
+        <w:tc>
+          <w:tcPr>
+            <w:tcW w:type="auto" w:w="3023"/>
+          </w:tcPr>
+          <w:p>
+            <w:pPr>
+              <w:jc w:val="left"/>
+            </w:pPr>
+            <w:r>
+              <w:t>Kwaliteitsmanager</w:t>
+            </w:r>
+          </w:p>
+        </w:tc>
+        <w:tc>
+          <w:tcPr>
+            <w:tcW w:type="auto" w:w="3023"/>
+          </w:tcPr>
+          <w:p>
+            <w:pPr>
+              <w:jc w:val="left"/>
+            </w:pPr>
+            <w:r>
+              <w:rPr>
+                <w:highlight w:val="yellow"/>
+              </w:rPr>
+              <w:t>{naam}</w:t>
+            </w:r>
+          </w:p>
+        </w:tc>
+      </w:tr>
+      <w:tr>
+        <w:tc>
+          <w:tcPr>
+            <w:tcW w:type="auto" w:w="3023"/>
+          </w:tcPr>
+          <w:p>
+            <w:pPr>
+              <w:jc w:val="left"/>
+            </w:pPr>
+            <w:r>
+              <w:rPr>
+                <w:highlight w:val="yellow"/>
+              </w:rPr>
               <w:t>{beheerorganisatie}</w:t>
             </w:r>
           </w:p>
@@ -1286,8 +898,6 @@
             </w:r>
           </w:p>
         </w:tc>
-      </w:tr>
-      <w:tr>
         <w:tc>
           <w:tcPr>
             <w:tcW w:type="auto" w:w="3023"/>
@@ -1300,10 +910,12 @@
               <w:rPr>
                 <w:highlight w:val="yellow"/>
               </w:rPr>
-              <w:t>{naam projectleider ICTU}</w:t>
-            </w:r>
-          </w:p>
-        </w:tc>
+              <w:t>{naam}</w:t>
+            </w:r>
+          </w:p>
+        </w:tc>
+      </w:tr>
+      <w:tr>
         <w:tc>
           <w:tcPr>
             <w:tcW w:type="auto" w:w="3023"/>
@@ -1313,6 +925,53 @@
               <w:jc w:val="left"/>
             </w:pPr>
             <w:r>
+              <w:rPr>
+                <w:highlight w:val="yellow"/>
+              </w:rPr>
+              <w:t>{beheerorganisatie}</w:t>
+            </w:r>
+          </w:p>
+        </w:tc>
+        <w:tc>
+          <w:tcPr>
+            <w:tcW w:type="auto" w:w="3023"/>
+          </w:tcPr>
+          <w:p>
+            <w:pPr>
+              <w:jc w:val="left"/>
+            </w:pPr>
+            <w:r>
+              <w:t>Kwaliteitsmanager</w:t>
+            </w:r>
+          </w:p>
+        </w:tc>
+        <w:tc>
+          <w:tcPr>
+            <w:tcW w:type="auto" w:w="3023"/>
+          </w:tcPr>
+          <w:p>
+            <w:pPr>
+              <w:jc w:val="left"/>
+            </w:pPr>
+            <w:r>
+              <w:rPr>
+                <w:highlight w:val="yellow"/>
+              </w:rPr>
+              <w:t>{naam}</w:t>
+            </w:r>
+          </w:p>
+        </w:tc>
+      </w:tr>
+      <w:tr>
+        <w:tc>
+          <w:tcPr>
+            <w:tcW w:type="auto" w:w="3023"/>
+          </w:tcPr>
+          <w:p>
+            <w:pPr>
+              <w:jc w:val="left"/>
+            </w:pPr>
+            <w:r>
               <w:t>ICTU</w:t>
             </w:r>
           </w:p>
@@ -1330,8 +989,6 @@
             </w:r>
           </w:p>
         </w:tc>
-      </w:tr>
-      <w:tr>
         <w:tc>
           <w:tcPr>
             <w:tcW w:type="auto" w:w="3023"/>
@@ -1344,10 +1001,12 @@
               <w:rPr>
                 <w:highlight w:val="yellow"/>
               </w:rPr>
-              <w:t>{naam software delivery manager}</w:t>
-            </w:r>
-          </w:p>
-        </w:tc>
+              <w:t>{naam}</w:t>
+            </w:r>
+          </w:p>
+        </w:tc>
+      </w:tr>
+      <w:tr>
         <w:tc>
           <w:tcPr>
             <w:tcW w:type="auto" w:w="3023"/>
@@ -1371,6 +1030,66 @@
             </w:pPr>
             <w:r>
               <w:t>Software delivery manager</w:t>
+            </w:r>
+          </w:p>
+        </w:tc>
+        <w:tc>
+          <w:tcPr>
+            <w:tcW w:type="auto" w:w="3023"/>
+          </w:tcPr>
+          <w:p>
+            <w:pPr>
+              <w:jc w:val="left"/>
+            </w:pPr>
+            <w:r>
+              <w:rPr>
+                <w:highlight w:val="yellow"/>
+              </w:rPr>
+              <w:t>{naam}</w:t>
+            </w:r>
+          </w:p>
+        </w:tc>
+      </w:tr>
+      <w:tr>
+        <w:tc>
+          <w:tcPr>
+            <w:tcW w:type="auto" w:w="3023"/>
+          </w:tcPr>
+          <w:p>
+            <w:pPr>
+              <w:jc w:val="left"/>
+            </w:pPr>
+            <w:r>
+              <w:t>ICTU</w:t>
+            </w:r>
+          </w:p>
+        </w:tc>
+        <w:tc>
+          <w:tcPr>
+            <w:tcW w:type="auto" w:w="3023"/>
+          </w:tcPr>
+          <w:p>
+            <w:pPr>
+              <w:jc w:val="left"/>
+            </w:pPr>
+            <w:r>
+              <w:t>Kwaliteitsmanager</w:t>
+            </w:r>
+          </w:p>
+        </w:tc>
+        <w:tc>
+          <w:tcPr>
+            <w:tcW w:type="auto" w:w="3023"/>
+          </w:tcPr>
+          <w:p>
+            <w:pPr>
+              <w:jc w:val="left"/>
+            </w:pPr>
+            <w:r>
+              <w:rPr>
+                <w:highlight w:val="yellow"/>
+              </w:rPr>
+              <w:t>{naam}</w:t>
             </w:r>
           </w:p>
         </w:tc>
@@ -1386,7 +1105,7 @@
     </w:p>
     <w:p>
       <w:r>
-        <w:t>Versie wip, 08-11-2024</w:t>
+        <w:t>Versie wip, 27-11-2024</w:t>
       </w:r>
     </w:p>
     <w:p>

--- a/docs/wip/ICTU-Template-Generiek.docx
+++ b/docs/wip/ICTU-Template-Generiek.docx
@@ -2093,7 +2093,7 @@
               <w:jc w:val="left"/>
             </w:pPr>
             <w:r>
-              <w:t>business impact analysis</w:t>
+              <w:t>Een business impact analyse is een methode om de mogelijke bedrijfsimpact te bepalen die een organisatie zou kunnen ervaren door een incident, dat de functionaliteit van of de informatie in een applicatie in gevaar brengt [NORA]</w:t>
             </w:r>
           </w:p>
         </w:tc>
@@ -2423,7 +2423,7 @@
               <w:jc w:val="left"/>
             </w:pPr>
             <w:r>
-              <w:t>globaal functioneel ontwerp</w:t>
+              <w:t>Een globaal functioneel ontwerp beschrijft de functionele werking van een product op hoofdlijnen, voor specifieke use cases</w:t>
             </w:r>
           </w:p>
         </w:tc>
@@ -2454,7 +2454,7 @@
               <w:jc w:val="left"/>
             </w:pPr>
             <w:r>
-              <w:t>informatiebeveiligingsplan</w:t>
+              <w:t>Een informatiebeveiligingsplan beschrijft binnen welke kaders bescherming geleverd wordt tegen welke dreigingen en met welke maatregelen die bescherming vorm krijgt</w:t>
             </w:r>
           </w:p>
         </w:tc>
@@ -2525,6 +2525,1465 @@
               <w:jc w:val="left"/>
             </w:pPr>
             <w:r>
+              <w:t>De infrastructuurarchitectuur beschrijft de technische infrastructuur van een product op hoofdlijnen, in termen van hardwareonderdelen en -relaties (housing, hardware, virtuals, standaard software en middleware)</w:t>
+            </w:r>
+          </w:p>
+        </w:tc>
+      </w:tr>
+      <w:tr>
+        <w:tc>
+          <w:tcPr>
+            <w:tcW w:type="auto" w:w="4535"/>
+          </w:tcPr>
+          <w:p>
+            <w:pPr>
+              <w:jc w:val="left"/>
+            </w:pPr>
+            <w:r>
+              <w:rPr>
+                <w:b/>
+              </w:rPr>
+              <w:t>interactie-ontwerp</w:t>
+            </w:r>
+          </w:p>
+        </w:tc>
+        <w:tc>
+          <w:tcPr>
+            <w:tcW w:type="auto" w:w="4535"/>
+          </w:tcPr>
+          <w:p>
+            <w:pPr>
+              <w:jc w:val="left"/>
+            </w:pPr>
+            <w:r>
+              <w:t>Een interactie-ontwerp beschrijft de interacties tussen gebruikers en het systeem en de user experience daarbij</w:t>
+            </w:r>
+          </w:p>
+        </w:tc>
+      </w:tr>
+      <w:tr>
+        <w:tc>
+          <w:tcPr>
+            <w:tcW w:type="auto" w:w="4535"/>
+          </w:tcPr>
+          <w:p>
+            <w:pPr>
+              <w:jc w:val="left"/>
+            </w:pPr>
+            <w:r>
+              <w:rPr>
+                <w:b/>
+              </w:rPr>
+              <w:t>IPO</w:t>
+            </w:r>
+          </w:p>
+        </w:tc>
+        <w:tc>
+          <w:tcPr>
+            <w:tcW w:type="auto" w:w="4535"/>
+          </w:tcPr>
+          <w:p>
+            <w:pPr>
+              <w:jc w:val="left"/>
+            </w:pPr>
+            <w:r>
+              <w:t>intern projectoverleg</w:t>
+            </w:r>
+          </w:p>
+        </w:tc>
+      </w:tr>
+      <w:tr>
+        <w:tc>
+          <w:tcPr>
+            <w:tcW w:type="auto" w:w="4535"/>
+          </w:tcPr>
+          <w:p>
+            <w:pPr>
+              <w:jc w:val="left"/>
+            </w:pPr>
+            <w:r>
+              <w:rPr>
+                <w:b/>
+              </w:rPr>
+              <w:t>ISD</w:t>
+            </w:r>
+          </w:p>
+        </w:tc>
+        <w:tc>
+          <w:tcPr>
+            <w:tcW w:type="auto" w:w="4535"/>
+          </w:tcPr>
+          <w:p>
+            <w:pPr>
+              <w:jc w:val="left"/>
+            </w:pPr>
+            <w:r>
+              <w:t xml:space="preserve">ICTU Software Diensten, afdeling van ICTU die </w:t>
+            </w:r>
+            <w:r>
+              <w:rPr>
+                <w:b/>
+              </w:rPr>
+              <w:t>softwareontwikkelprojecten</w:t>
+            </w:r>
+            <w:r>
+              <w:t xml:space="preserve"> ondersteunt met ontwikkel- en testomgevingen, tools en diensten</w:t>
+            </w:r>
+          </w:p>
+        </w:tc>
+      </w:tr>
+      <w:tr>
+        <w:tc>
+          <w:tcPr>
+            <w:tcW w:type="auto" w:w="4535"/>
+          </w:tcPr>
+          <w:p>
+            <w:pPr>
+              <w:jc w:val="left"/>
+            </w:pPr>
+            <w:r>
+              <w:rPr>
+                <w:b/>
+              </w:rPr>
+              <w:t>ISE</w:t>
+            </w:r>
+          </w:p>
+        </w:tc>
+        <w:tc>
+          <w:tcPr>
+            <w:tcW w:type="auto" w:w="4535"/>
+          </w:tcPr>
+          <w:p>
+            <w:pPr>
+              <w:jc w:val="left"/>
+            </w:pPr>
+            <w:r>
+              <w:t xml:space="preserve">ICTU Software Expertise, afdeling van ICTU die </w:t>
+            </w:r>
+            <w:r>
+              <w:rPr>
+                <w:b/>
+              </w:rPr>
+              <w:t>softwareontwikkelprojecten</w:t>
+            </w:r>
+            <w:r>
+              <w:t xml:space="preserve"> ondersteunt met expertise op het gebied van </w:t>
+            </w:r>
+            <w:r>
+              <w:rPr>
+                <w:b/>
+              </w:rPr>
+              <w:t>softwareontwikkeling</w:t>
+            </w:r>
+            <w:r>
+              <w:t xml:space="preserve"> en die de ICTU Kwaliteitsaanpak Softwareontwikkeling onderhoudt</w:t>
+            </w:r>
+          </w:p>
+        </w:tc>
+      </w:tr>
+      <w:tr>
+        <w:tc>
+          <w:tcPr>
+            <w:tcW w:type="auto" w:w="4535"/>
+          </w:tcPr>
+          <w:p>
+            <w:pPr>
+              <w:jc w:val="left"/>
+            </w:pPr>
+            <w:r>
+              <w:rPr>
+                <w:b/>
+              </w:rPr>
+              <w:t>ISO</w:t>
+            </w:r>
+          </w:p>
+        </w:tc>
+        <w:tc>
+          <w:tcPr>
+            <w:tcW w:type="auto" w:w="4535"/>
+          </w:tcPr>
+          <w:p>
+            <w:pPr>
+              <w:jc w:val="left"/>
+            </w:pPr>
+            <w:r>
+              <w:t>International Organization for Standardization</w:t>
+            </w:r>
+          </w:p>
+        </w:tc>
+      </w:tr>
+      <w:tr>
+        <w:tc>
+          <w:tcPr>
+            <w:tcW w:type="auto" w:w="4535"/>
+          </w:tcPr>
+          <w:p>
+            <w:pPr>
+              <w:jc w:val="left"/>
+            </w:pPr>
+            <w:r>
+              <w:rPr>
+                <w:b/>
+              </w:rPr>
+              <w:t>Jira</w:t>
+            </w:r>
+          </w:p>
+        </w:tc>
+        <w:tc>
+          <w:tcPr>
+            <w:tcW w:type="auto" w:w="4535"/>
+          </w:tcPr>
+          <w:p>
+            <w:pPr>
+              <w:jc w:val="left"/>
+            </w:pPr>
+            <w:r>
+              <w:t xml:space="preserve">tool om </w:t>
+            </w:r>
+            <w:r>
+              <w:rPr>
+                <w:b/>
+              </w:rPr>
+              <w:t>use cases</w:t>
+            </w:r>
+            <w:r>
+              <w:t>, user stories, logische testgevallen en issues vast te leggen</w:t>
+            </w:r>
+          </w:p>
+        </w:tc>
+      </w:tr>
+      <w:tr>
+        <w:tc>
+          <w:tcPr>
+            <w:tcW w:type="auto" w:w="4535"/>
+          </w:tcPr>
+          <w:p>
+            <w:pPr>
+              <w:jc w:val="left"/>
+            </w:pPr>
+            <w:r>
+              <w:rPr>
+                <w:b/>
+              </w:rPr>
+              <w:t>klantreis</w:t>
+            </w:r>
+          </w:p>
+        </w:tc>
+        <w:tc>
+          <w:tcPr>
+            <w:tcW w:type="auto" w:w="4535"/>
+          </w:tcPr>
+          <w:p>
+            <w:pPr>
+              <w:jc w:val="left"/>
+            </w:pPr>
+            <w:r>
+              <w:t>alle directe en indirecte interactie van een klant of gebruiker met een product of dienst</w:t>
+            </w:r>
+          </w:p>
+        </w:tc>
+      </w:tr>
+      <w:tr>
+        <w:tc>
+          <w:tcPr>
+            <w:tcW w:type="auto" w:w="4535"/>
+          </w:tcPr>
+          <w:p>
+            <w:pPr>
+              <w:jc w:val="left"/>
+            </w:pPr>
+            <w:r>
+              <w:rPr>
+                <w:b/>
+              </w:rPr>
+              <w:t>KPI</w:t>
+            </w:r>
+          </w:p>
+        </w:tc>
+        <w:tc>
+          <w:tcPr>
+            <w:tcW w:type="auto" w:w="4535"/>
+          </w:tcPr>
+          <w:p>
+            <w:pPr>
+              <w:jc w:val="left"/>
+            </w:pPr>
+            <w:r>
+              <w:t>key performance indicator</w:t>
+            </w:r>
+          </w:p>
+        </w:tc>
+      </w:tr>
+      <w:tr>
+        <w:tc>
+          <w:tcPr>
+            <w:tcW w:type="auto" w:w="4535"/>
+          </w:tcPr>
+          <w:p>
+            <w:pPr>
+              <w:jc w:val="left"/>
+            </w:pPr>
+            <w:r>
+              <w:rPr>
+                <w:b/>
+              </w:rPr>
+              <w:t>kwaliteitsmanager</w:t>
+            </w:r>
+          </w:p>
+        </w:tc>
+        <w:tc>
+          <w:tcPr>
+            <w:tcW w:type="auto" w:w="4535"/>
+          </w:tcPr>
+          <w:p>
+            <w:pPr>
+              <w:jc w:val="left"/>
+            </w:pPr>
+            <w:r>
+              <w:t xml:space="preserve">controleert en borgt de kwaliteit van </w:t>
+            </w:r>
+            <w:r>
+              <w:rPr>
+                <w:b/>
+              </w:rPr>
+              <w:t>software</w:t>
+            </w:r>
+            <w:r>
+              <w:t xml:space="preserve"> conform de vastgestelde eisen en de Kwaliteitsaanpak en rapporteert aan de </w:t>
+            </w:r>
+            <w:r>
+              <w:rPr>
+                <w:b/>
+              </w:rPr>
+              <w:t>projectleider</w:t>
+            </w:r>
+          </w:p>
+        </w:tc>
+      </w:tr>
+      <w:tr>
+        <w:tc>
+          <w:tcPr>
+            <w:tcW w:type="auto" w:w="4535"/>
+          </w:tcPr>
+          <w:p>
+            <w:pPr>
+              <w:jc w:val="left"/>
+            </w:pPr>
+            <w:r>
+              <w:rPr>
+                <w:b/>
+              </w:rPr>
+              <w:t>minimum viable product</w:t>
+            </w:r>
+          </w:p>
+        </w:tc>
+        <w:tc>
+          <w:tcPr>
+            <w:tcW w:type="auto" w:w="4535"/>
+          </w:tcPr>
+          <w:p>
+            <w:pPr>
+              <w:jc w:val="left"/>
+            </w:pPr>
+            <w:r>
+              <w:t>Een minimum viable product is een eerste versie van een product, die zo vroeg mogelijk wordt uitgerold naar de gebruikers, met net voldoende functionaliteit om het gestelde doel te behalen en niet meer dan dat</w:t>
+            </w:r>
+          </w:p>
+        </w:tc>
+      </w:tr>
+      <w:tr>
+        <w:tc>
+          <w:tcPr>
+            <w:tcW w:type="auto" w:w="4535"/>
+          </w:tcPr>
+          <w:p>
+            <w:pPr>
+              <w:jc w:val="left"/>
+            </w:pPr>
+            <w:r>
+              <w:rPr>
+                <w:b/>
+              </w:rPr>
+              <w:t>MTP</w:t>
+            </w:r>
+          </w:p>
+        </w:tc>
+        <w:tc>
+          <w:tcPr>
+            <w:tcW w:type="auto" w:w="4535"/>
+          </w:tcPr>
+          <w:p>
+            <w:pPr>
+              <w:jc w:val="left"/>
+            </w:pPr>
+            <w:r>
+              <w:t>Een mastertestplan beschrijft de aanpak van het testen van een product op hoofdlijnen, in termen van strategie, activiteiten, afhankelijkheden en de op te leveren resultaten</w:t>
+            </w:r>
+          </w:p>
+        </w:tc>
+      </w:tr>
+      <w:tr>
+        <w:tc>
+          <w:tcPr>
+            <w:tcW w:type="auto" w:w="4535"/>
+          </w:tcPr>
+          <w:p>
+            <w:pPr>
+              <w:jc w:val="left"/>
+            </w:pPr>
+            <w:r>
+              <w:rPr>
+                <w:b/>
+              </w:rPr>
+              <w:t>MVP</w:t>
+            </w:r>
+          </w:p>
+        </w:tc>
+        <w:tc>
+          <w:tcPr>
+            <w:tcW w:type="auto" w:w="4535"/>
+          </w:tcPr>
+          <w:p>
+            <w:pPr>
+              <w:jc w:val="left"/>
+            </w:pPr>
+            <w:r>
+              <w:rPr>
+                <w:b/>
+              </w:rPr>
+              <w:t>minimum viable product</w:t>
+            </w:r>
+          </w:p>
+        </w:tc>
+      </w:tr>
+      <w:tr>
+        <w:tc>
+          <w:tcPr>
+            <w:tcW w:type="auto" w:w="4535"/>
+          </w:tcPr>
+          <w:p>
+            <w:pPr>
+              <w:jc w:val="left"/>
+            </w:pPr>
+            <w:r>
+              <w:rPr>
+                <w:b/>
+              </w:rPr>
+              <w:t>NFE</w:t>
+            </w:r>
+          </w:p>
+        </w:tc>
+        <w:tc>
+          <w:tcPr>
+            <w:tcW w:type="auto" w:w="4535"/>
+          </w:tcPr>
+          <w:p>
+            <w:pPr>
+              <w:jc w:val="left"/>
+            </w:pPr>
+            <w:r>
+              <w:t>Niet-functionele eisen specificeren criteria om de kwaliteit van de software te beoordelen</w:t>
+            </w:r>
+          </w:p>
+        </w:tc>
+      </w:tr>
+      <w:tr>
+        <w:tc>
+          <w:tcPr>
+            <w:tcW w:type="auto" w:w="4535"/>
+          </w:tcPr>
+          <w:p>
+            <w:pPr>
+              <w:jc w:val="left"/>
+            </w:pPr>
+            <w:r>
+              <w:rPr>
+                <w:b/>
+              </w:rPr>
+              <w:t>NORA</w:t>
+            </w:r>
+          </w:p>
+        </w:tc>
+        <w:tc>
+          <w:tcPr>
+            <w:tcW w:type="auto" w:w="4535"/>
+          </w:tcPr>
+          <w:p>
+            <w:pPr>
+              <w:jc w:val="left"/>
+            </w:pPr>
+            <w:r>
+              <w:t>Nederlandse Overheidsreferentie-architectuur</w:t>
+            </w:r>
+          </w:p>
+        </w:tc>
+      </w:tr>
+      <w:tr>
+        <w:tc>
+          <w:tcPr>
+            <w:tcW w:type="auto" w:w="4535"/>
+          </w:tcPr>
+          <w:p>
+            <w:pPr>
+              <w:jc w:val="left"/>
+            </w:pPr>
+            <w:r>
+              <w:rPr>
+                <w:b/>
+              </w:rPr>
+              <w:t>NPR</w:t>
+            </w:r>
+          </w:p>
+        </w:tc>
+        <w:tc>
+          <w:tcPr>
+            <w:tcW w:type="auto" w:w="4535"/>
+          </w:tcPr>
+          <w:p>
+            <w:pPr>
+              <w:jc w:val="left"/>
+            </w:pPr>
+            <w:r>
+              <w:t>Nederlandse Praktijkrichtlijn</w:t>
+            </w:r>
+          </w:p>
+        </w:tc>
+      </w:tr>
+      <w:tr>
+        <w:tc>
+          <w:tcPr>
+            <w:tcW w:type="auto" w:w="4535"/>
+          </w:tcPr>
+          <w:p>
+            <w:pPr>
+              <w:jc w:val="left"/>
+            </w:pPr>
+            <w:r>
+              <w:rPr>
+                <w:b/>
+              </w:rPr>
+              <w:t>ontwikkelaars</w:t>
+            </w:r>
+          </w:p>
+        </w:tc>
+        <w:tc>
+          <w:tcPr>
+            <w:tcW w:type="auto" w:w="4535"/>
+          </w:tcPr>
+          <w:p>
+            <w:pPr>
+              <w:jc w:val="left"/>
+            </w:pPr>
+            <w:r>
+              <w:t>Ontwikkelaars (</w:t>
+            </w:r>
+            <w:r>
+              <w:rPr>
+                <w:i/>
+              </w:rPr>
+              <w:t>developers</w:t>
+            </w:r>
+            <w:r>
+              <w:t xml:space="preserve"> in de Scrumgids) zijn de mensen in het </w:t>
+            </w:r>
+            <w:r>
+              <w:rPr>
+                <w:b/>
+              </w:rPr>
+              <w:t>Scrumteam</w:t>
+            </w:r>
+            <w:r>
+              <w:t xml:space="preserve"> die iedere sprint gecommitteerd zijn aan het maken van elk aspect van een bruikbaar increment [Scrumgids]</w:t>
+            </w:r>
+          </w:p>
+        </w:tc>
+      </w:tr>
+      <w:tr>
+        <w:tc>
+          <w:tcPr>
+            <w:tcW w:type="auto" w:w="4535"/>
+          </w:tcPr>
+          <w:p>
+            <w:pPr>
+              <w:jc w:val="left"/>
+            </w:pPr>
+            <w:r>
+              <w:rPr>
+                <w:b/>
+              </w:rPr>
+              <w:t>opdrachtgevende organisatie</w:t>
+            </w:r>
+          </w:p>
+        </w:tc>
+        <w:tc>
+          <w:tcPr>
+            <w:tcW w:type="auto" w:w="4535"/>
+          </w:tcPr>
+          <w:p>
+            <w:pPr>
+              <w:jc w:val="left"/>
+            </w:pPr>
+            <w:r>
+              <w:t xml:space="preserve">overheidsorganisatie die opdracht geeft aan ICTU tot ontwikkeling en/of onderhoud  van </w:t>
+            </w:r>
+            <w:r>
+              <w:rPr>
+                <w:b/>
+              </w:rPr>
+              <w:t>software</w:t>
+            </w:r>
+          </w:p>
+        </w:tc>
+      </w:tr>
+      <w:tr>
+        <w:tc>
+          <w:tcPr>
+            <w:tcW w:type="auto" w:w="4535"/>
+          </w:tcPr>
+          <w:p>
+            <w:pPr>
+              <w:jc w:val="left"/>
+            </w:pPr>
+            <w:r>
+              <w:rPr>
+                <w:b/>
+              </w:rPr>
+              <w:t>opdrachtgever</w:t>
+            </w:r>
+          </w:p>
+        </w:tc>
+        <w:tc>
+          <w:tcPr>
+            <w:tcW w:type="auto" w:w="4535"/>
+          </w:tcPr>
+          <w:p>
+            <w:pPr>
+              <w:jc w:val="left"/>
+            </w:pPr>
+            <w:r>
+              <w:t xml:space="preserve">medewerker van de </w:t>
+            </w:r>
+            <w:r>
+              <w:rPr>
+                <w:b/>
+              </w:rPr>
+              <w:t>opdrachtgevende organisatie</w:t>
+            </w:r>
+            <w:r>
+              <w:t xml:space="preserve"> die eindverantwoordelijk is voor de opdracht aan ICTU</w:t>
+            </w:r>
+          </w:p>
+        </w:tc>
+      </w:tr>
+      <w:tr>
+        <w:tc>
+          <w:tcPr>
+            <w:tcW w:type="auto" w:w="4535"/>
+          </w:tcPr>
+          <w:p>
+            <w:pPr>
+              <w:jc w:val="left"/>
+            </w:pPr>
+            <w:r>
+              <w:rPr>
+                <w:b/>
+              </w:rPr>
+              <w:t>operationeel beheer</w:t>
+            </w:r>
+          </w:p>
+        </w:tc>
+        <w:tc>
+          <w:tcPr>
+            <w:tcW w:type="auto" w:w="4535"/>
+          </w:tcPr>
+          <w:p>
+            <w:pPr>
+              <w:jc w:val="left"/>
+            </w:pPr>
+            <w:r>
+              <w:t>activiteiten die zorgen dat software operationeel is en blijft, zoals het oplossen van incidenten, het uitvoeren van onderhoud, het implementeren van upgrades en patches, het beheren van configuraties, en het monitoren van prestaties en beschikbaarheid</w:t>
+            </w:r>
+          </w:p>
+        </w:tc>
+      </w:tr>
+      <w:tr>
+        <w:tc>
+          <w:tcPr>
+            <w:tcW w:type="auto" w:w="4535"/>
+          </w:tcPr>
+          <w:p>
+            <w:pPr>
+              <w:jc w:val="left"/>
+            </w:pPr>
+            <w:r>
+              <w:rPr>
+                <w:b/>
+              </w:rPr>
+              <w:t>OTAP</w:t>
+            </w:r>
+          </w:p>
+        </w:tc>
+        <w:tc>
+          <w:tcPr>
+            <w:tcW w:type="auto" w:w="4535"/>
+          </w:tcPr>
+          <w:p>
+            <w:pPr>
+              <w:jc w:val="left"/>
+            </w:pPr>
+            <w:r>
+              <w:t>ontwikkel, test, acceptatie, productie; gebruikt om verschillende soorten omgevingen aan te duiden</w:t>
+            </w:r>
+          </w:p>
+        </w:tc>
+      </w:tr>
+      <w:tr>
+        <w:tc>
+          <w:tcPr>
+            <w:tcW w:type="auto" w:w="4535"/>
+          </w:tcPr>
+          <w:p>
+            <w:pPr>
+              <w:jc w:val="left"/>
+            </w:pPr>
+            <w:r>
+              <w:rPr>
+                <w:b/>
+              </w:rPr>
+              <w:t>persona</w:t>
+            </w:r>
+          </w:p>
+        </w:tc>
+        <w:tc>
+          <w:tcPr>
+            <w:tcW w:type="auto" w:w="4535"/>
+          </w:tcPr>
+          <w:p>
+            <w:pPr>
+              <w:jc w:val="left"/>
+            </w:pPr>
+            <w:r>
+              <w:t xml:space="preserve">een min of meer realistische beschrijving van een fictief persoon, veelal met naam, persoonskenmerken, drijfveren en behoeften, die een groep gebruikers representeert en gebruikt wordt om te redeneren over de gewenste functionele en niet-functionele eigenschappen van de </w:t>
+            </w:r>
+            <w:r>
+              <w:rPr>
+                <w:b/>
+              </w:rPr>
+              <w:t>software</w:t>
+            </w:r>
+          </w:p>
+        </w:tc>
+      </w:tr>
+      <w:tr>
+        <w:tc>
+          <w:tcPr>
+            <w:tcW w:type="auto" w:w="4535"/>
+          </w:tcPr>
+          <w:p>
+            <w:pPr>
+              <w:jc w:val="left"/>
+            </w:pPr>
+            <w:r>
+              <w:rPr>
+                <w:b/>
+              </w:rPr>
+              <w:t>PIA</w:t>
+            </w:r>
+          </w:p>
+        </w:tc>
+        <w:tc>
+          <w:tcPr>
+            <w:tcW w:type="auto" w:w="4535"/>
+          </w:tcPr>
+          <w:p>
+            <w:pPr>
+              <w:jc w:val="left"/>
+            </w:pPr>
+            <w:r>
+              <w:t>Een privacy impact assessment geeft bij een wet of project, waar persoonsgegevens van toepassing zijn, aan wat de gevolgen voor de privacy van de getroffen personen zijn [NORA]</w:t>
+            </w:r>
+          </w:p>
+        </w:tc>
+      </w:tr>
+      <w:tr>
+        <w:tc>
+          <w:tcPr>
+            <w:tcW w:type="auto" w:w="4535"/>
+          </w:tcPr>
+          <w:p>
+            <w:pPr>
+              <w:jc w:val="left"/>
+            </w:pPr>
+            <w:r>
+              <w:rPr>
+                <w:b/>
+              </w:rPr>
+              <w:t>PKI</w:t>
+            </w:r>
+          </w:p>
+        </w:tc>
+        <w:tc>
+          <w:tcPr>
+            <w:tcW w:type="auto" w:w="4535"/>
+          </w:tcPr>
+          <w:p>
+            <w:pPr>
+              <w:jc w:val="left"/>
+            </w:pPr>
+            <w:r>
+              <w:t>public key infrastructure</w:t>
+            </w:r>
+          </w:p>
+        </w:tc>
+      </w:tr>
+      <w:tr>
+        <w:tc>
+          <w:tcPr>
+            <w:tcW w:type="auto" w:w="4535"/>
+          </w:tcPr>
+          <w:p>
+            <w:pPr>
+              <w:jc w:val="left"/>
+            </w:pPr>
+            <w:r>
+              <w:rPr>
+                <w:b/>
+              </w:rPr>
+              <w:t>PRA</w:t>
+            </w:r>
+          </w:p>
+        </w:tc>
+        <w:tc>
+          <w:tcPr>
+            <w:tcW w:type="auto" w:w="4535"/>
+          </w:tcPr>
+          <w:p>
+            <w:pPr>
+              <w:jc w:val="left"/>
+            </w:pPr>
+            <w:r>
+              <w:t>Een productrisicoanalyse is een analyse van het te testen product die resulteert in een overzicht van wat de meer of minder risicovolle kenmerken en delen van het te testen product zijn, zodat de grondigheid van testen hieraan gerelateerd kan worden</w:t>
+            </w:r>
+          </w:p>
+        </w:tc>
+      </w:tr>
+      <w:tr>
+        <w:tc>
+          <w:tcPr>
+            <w:tcW w:type="auto" w:w="4535"/>
+          </w:tcPr>
+          <w:p>
+            <w:pPr>
+              <w:jc w:val="left"/>
+            </w:pPr>
+            <w:r>
+              <w:rPr>
+                <w:b/>
+              </w:rPr>
+              <w:t>Product owner</w:t>
+            </w:r>
+          </w:p>
+        </w:tc>
+        <w:tc>
+          <w:tcPr>
+            <w:tcW w:type="auto" w:w="4535"/>
+          </w:tcPr>
+          <w:p>
+            <w:pPr>
+              <w:jc w:val="left"/>
+            </w:pPr>
+            <w:r>
+              <w:t xml:space="preserve">De product owner is verantwoordelijk voor het maximaliseren van de waarde van het product, dat het resultaat is van het werk van het </w:t>
+            </w:r>
+            <w:r>
+              <w:rPr>
+                <w:b/>
+              </w:rPr>
+              <w:t>Scrumteam</w:t>
+            </w:r>
+            <w:r>
+              <w:t xml:space="preserve"> [Scrumgids]</w:t>
+            </w:r>
+          </w:p>
+        </w:tc>
+      </w:tr>
+      <w:tr>
+        <w:tc>
+          <w:tcPr>
+            <w:tcW w:type="auto" w:w="4535"/>
+          </w:tcPr>
+          <w:p>
+            <w:pPr>
+              <w:jc w:val="left"/>
+            </w:pPr>
+            <w:r>
+              <w:rPr>
+                <w:b/>
+              </w:rPr>
+              <w:t>programmatuur</w:t>
+            </w:r>
+          </w:p>
+        </w:tc>
+        <w:tc>
+          <w:tcPr>
+            <w:tcW w:type="auto" w:w="4535"/>
+          </w:tcPr>
+          <w:p>
+            <w:pPr>
+              <w:jc w:val="left"/>
+            </w:pPr>
+            <w:r>
+              <w:t xml:space="preserve">zie </w:t>
+            </w:r>
+            <w:r>
+              <w:rPr>
+                <w:b/>
+              </w:rPr>
+              <w:t>software</w:t>
+            </w:r>
+          </w:p>
+        </w:tc>
+      </w:tr>
+      <w:tr>
+        <w:tc>
+          <w:tcPr>
+            <w:tcW w:type="auto" w:w="4535"/>
+          </w:tcPr>
+          <w:p>
+            <w:pPr>
+              <w:jc w:val="left"/>
+            </w:pPr>
+            <w:r>
+              <w:rPr>
+                <w:b/>
+              </w:rPr>
+              <w:t>project</w:t>
+            </w:r>
+          </w:p>
+        </w:tc>
+        <w:tc>
+          <w:tcPr>
+            <w:tcW w:type="auto" w:w="4535"/>
+          </w:tcPr>
+          <w:p>
+            <w:pPr>
+              <w:jc w:val="left"/>
+            </w:pPr>
+            <w:r>
+              <w:t xml:space="preserve">een tijdelijke organisatie voor het realiseren van een resultaat - bij ICTU bestaat een </w:t>
+            </w:r>
+            <w:r>
+              <w:rPr>
+                <w:b/>
+              </w:rPr>
+              <w:t>softwareontwikkelproject</w:t>
+            </w:r>
+            <w:r>
+              <w:t xml:space="preserve"> uit medewerkers van ICTU, de </w:t>
+            </w:r>
+            <w:r>
+              <w:rPr>
+                <w:b/>
+              </w:rPr>
+              <w:t>opdrachtgevende organisatie</w:t>
+            </w:r>
+            <w:r>
+              <w:t>, beheerorganisatie en eventueel andere partijen</w:t>
+            </w:r>
+          </w:p>
+        </w:tc>
+      </w:tr>
+      <w:tr>
+        <w:tc>
+          <w:tcPr>
+            <w:tcW w:type="auto" w:w="4535"/>
+          </w:tcPr>
+          <w:p>
+            <w:pPr>
+              <w:jc w:val="left"/>
+            </w:pPr>
+            <w:r>
+              <w:rPr>
+                <w:b/>
+              </w:rPr>
+              <w:t>projectleider</w:t>
+            </w:r>
+          </w:p>
+        </w:tc>
+        <w:tc>
+          <w:tcPr>
+            <w:tcW w:type="auto" w:w="4535"/>
+          </w:tcPr>
+          <w:p>
+            <w:pPr>
+              <w:jc w:val="left"/>
+            </w:pPr>
+            <w:r>
+              <w:t>medewerker eindverantwoordelijk voor het projectresultaat - bij ICTU-softwareontwikkelprojecten is de projectleider een medewerker van ICTU</w:t>
+            </w:r>
+          </w:p>
+        </w:tc>
+      </w:tr>
+      <w:tr>
+        <w:tc>
+          <w:tcPr>
+            <w:tcW w:type="auto" w:w="4535"/>
+          </w:tcPr>
+          <w:p>
+            <w:pPr>
+              <w:jc w:val="left"/>
+            </w:pPr>
+            <w:r>
+              <w:rPr>
+                <w:b/>
+              </w:rPr>
+              <w:t>PSA</w:t>
+            </w:r>
+          </w:p>
+        </w:tc>
+        <w:tc>
+          <w:tcPr>
+            <w:tcW w:type="auto" w:w="4535"/>
+          </w:tcPr>
+          <w:p>
+            <w:pPr>
+              <w:jc w:val="left"/>
+            </w:pPr>
+            <w:r>
+              <w:t xml:space="preserve">De projectstartarchitectuur is een concreet en doelgericht ICT-architectuurkader waarbinnen het </w:t>
+            </w:r>
+            <w:r>
+              <w:rPr>
+                <w:b/>
+              </w:rPr>
+              <w:t>project</w:t>
+            </w:r>
+            <w:r>
+              <w:t xml:space="preserve"> moet worden uitgevoerd [NORA]</w:t>
+            </w:r>
+          </w:p>
+        </w:tc>
+      </w:tr>
+      <w:tr>
+        <w:tc>
+          <w:tcPr>
+            <w:tcW w:type="auto" w:w="4535"/>
+          </w:tcPr>
+          <w:p>
+            <w:pPr>
+              <w:jc w:val="left"/>
+            </w:pPr>
+            <w:r>
+              <w:rPr>
+                <w:b/>
+              </w:rPr>
+              <w:t>PvE</w:t>
+            </w:r>
+          </w:p>
+        </w:tc>
+        <w:tc>
+          <w:tcPr>
+            <w:tcW w:type="auto" w:w="4535"/>
+          </w:tcPr>
+          <w:p>
+            <w:pPr>
+              <w:jc w:val="left"/>
+            </w:pPr>
+            <w:r>
+              <w:t>programma van eisen</w:t>
+            </w:r>
+          </w:p>
+        </w:tc>
+      </w:tr>
+      <w:tr>
+        <w:tc>
+          <w:tcPr>
+            <w:tcW w:type="auto" w:w="4535"/>
+          </w:tcPr>
+          <w:p>
+            <w:pPr>
+              <w:jc w:val="left"/>
+            </w:pPr>
+            <w:r>
+              <w:rPr>
+                <w:b/>
+              </w:rPr>
+              <w:t>Quality-time</w:t>
+            </w:r>
+          </w:p>
+        </w:tc>
+        <w:tc>
+          <w:tcPr>
+            <w:tcW w:type="auto" w:w="4535"/>
+          </w:tcPr>
+          <w:p>
+            <w:pPr>
+              <w:jc w:val="left"/>
+            </w:pPr>
+            <w:r>
+              <w:t>een door ICTU ontwikkeld, open source, geautomatiseerd kwaliteitssysteem</w:t>
+            </w:r>
+          </w:p>
+        </w:tc>
+      </w:tr>
+      <w:tr>
+        <w:tc>
+          <w:tcPr>
+            <w:tcW w:type="auto" w:w="4535"/>
+          </w:tcPr>
+          <w:p>
+            <w:pPr>
+              <w:jc w:val="left"/>
+            </w:pPr>
+            <w:r>
+              <w:rPr>
+                <w:b/>
+              </w:rPr>
+              <w:t>realisatiefase</w:t>
+            </w:r>
+          </w:p>
+        </w:tc>
+        <w:tc>
+          <w:tcPr>
+            <w:tcW w:type="auto" w:w="4535"/>
+          </w:tcPr>
+          <w:p>
+            <w:pPr>
+              <w:jc w:val="left"/>
+            </w:pPr>
+            <w:r>
+              <w:t xml:space="preserve">fase van een </w:t>
+            </w:r>
+            <w:r>
+              <w:rPr>
+                <w:b/>
+              </w:rPr>
+              <w:t>softwareontwikkelproject</w:t>
+            </w:r>
+            <w:r>
+              <w:t xml:space="preserve"> waarin de </w:t>
+            </w:r>
+            <w:r>
+              <w:rPr>
+                <w:b/>
+              </w:rPr>
+              <w:t>software</w:t>
+            </w:r>
+            <w:r>
+              <w:t xml:space="preserve"> daadwerkelijk wordt gebouwd en onderhouden, en bij een </w:t>
+            </w:r>
+            <w:r>
+              <w:rPr>
+                <w:b/>
+              </w:rPr>
+              <w:t>DevOps</w:t>
+            </w:r>
+            <w:r>
+              <w:t xml:space="preserve"> werkwijze ook operationeel wordt beheerd</w:t>
+            </w:r>
+          </w:p>
+        </w:tc>
+      </w:tr>
+      <w:tr>
+        <w:tc>
+          <w:tcPr>
+            <w:tcW w:type="auto" w:w="4535"/>
+          </w:tcPr>
+          <w:p>
+            <w:pPr>
+              <w:jc w:val="left"/>
+            </w:pPr>
+            <w:r>
+              <w:rPr>
+                <w:b/>
+              </w:rPr>
+              <w:t>regressietest</w:t>
+            </w:r>
+          </w:p>
+        </w:tc>
+        <w:tc>
+          <w:tcPr>
+            <w:tcW w:type="auto" w:w="4535"/>
+          </w:tcPr>
+          <w:p>
+            <w:pPr>
+              <w:jc w:val="left"/>
+            </w:pPr>
+            <w:r>
+              <w:t>test die na een wijziging controleert of niet-gewijzigde delen van een systeem nog steeds correct functioneren</w:t>
+            </w:r>
+          </w:p>
+        </w:tc>
+      </w:tr>
+      <w:tr>
+        <w:tc>
+          <w:tcPr>
+            <w:tcW w:type="auto" w:w="4535"/>
+          </w:tcPr>
+          <w:p>
+            <w:pPr>
+              <w:jc w:val="left"/>
+            </w:pPr>
+            <w:r>
+              <w:rPr>
+                <w:b/>
+              </w:rPr>
+              <w:t>release notes</w:t>
+            </w:r>
+          </w:p>
+        </w:tc>
+        <w:tc>
+          <w:tcPr>
+            <w:tcW w:type="auto" w:w="4535"/>
+          </w:tcPr>
+          <w:p>
+            <w:pPr>
+              <w:jc w:val="left"/>
+            </w:pPr>
+            <w:r>
+              <w:t xml:space="preserve">een overzicht van de wijzigingen in een </w:t>
+            </w:r>
+            <w:r>
+              <w:rPr>
+                <w:b/>
+              </w:rPr>
+              <w:t>release</w:t>
+            </w:r>
+          </w:p>
+        </w:tc>
+      </w:tr>
+      <w:tr>
+        <w:tc>
+          <w:tcPr>
+            <w:tcW w:type="auto" w:w="4535"/>
+          </w:tcPr>
+          <w:p>
+            <w:pPr>
+              <w:jc w:val="left"/>
+            </w:pPr>
+            <w:r>
+              <w:rPr>
+                <w:b/>
+              </w:rPr>
+              <w:t>release</w:t>
+            </w:r>
+          </w:p>
+        </w:tc>
+        <w:tc>
+          <w:tcPr>
+            <w:tcW w:type="auto" w:w="4535"/>
+          </w:tcPr>
+          <w:p>
+            <w:pPr>
+              <w:jc w:val="left"/>
+            </w:pPr>
+            <w:r>
+              <w:t xml:space="preserve">een voor gebruik vrijgegeven versie van de </w:t>
+            </w:r>
+            <w:r>
+              <w:rPr>
+                <w:b/>
+              </w:rPr>
+              <w:t>software</w:t>
+            </w:r>
+          </w:p>
+        </w:tc>
+      </w:tr>
+      <w:tr>
+        <w:tc>
+          <w:tcPr>
+            <w:tcW w:type="auto" w:w="4535"/>
+          </w:tcPr>
+          <w:p>
+            <w:pPr>
+              <w:jc w:val="left"/>
+            </w:pPr>
+            <w:r>
+              <w:rPr>
+                <w:b/>
+              </w:rPr>
+              <w:t>SAD</w:t>
+            </w:r>
+          </w:p>
+        </w:tc>
+        <w:tc>
+          <w:tcPr>
+            <w:tcW w:type="auto" w:w="4535"/>
+          </w:tcPr>
+          <w:p>
+            <w:pPr>
+              <w:jc w:val="left"/>
+            </w:pPr>
+            <w:r>
+              <w:t>Een software-architectuurdocument beschrijft de technische werking van een product op hoofdlijnen, in termen van softwarecomponenten, hun functies en hun onderlinge interacties en samenhang voor specifieke use cases</w:t>
+            </w:r>
+          </w:p>
+        </w:tc>
+      </w:tr>
+      <w:tr>
+        <w:tc>
+          <w:tcPr>
+            <w:tcW w:type="auto" w:w="4535"/>
+          </w:tcPr>
+          <w:p>
+            <w:pPr>
+              <w:jc w:val="left"/>
+            </w:pPr>
+            <w:r>
+              <w:rPr>
+                <w:b/>
+              </w:rPr>
+              <w:t>Scrum</w:t>
+            </w:r>
+          </w:p>
+        </w:tc>
+        <w:tc>
+          <w:tcPr>
+            <w:tcW w:type="auto" w:w="4535"/>
+          </w:tcPr>
+          <w:p>
+            <w:pPr>
+              <w:jc w:val="left"/>
+            </w:pPr>
+            <w:r>
+              <w:t>Scrum is een lichtgewicht raamwerk dat mensen, teams en organisaties helpt om waarde te creёren door middel van adaptieve oplossingen voor complexe problemen [Scrumgids]</w:t>
+            </w:r>
+          </w:p>
+        </w:tc>
+      </w:tr>
+      <w:tr>
+        <w:tc>
+          <w:tcPr>
+            <w:tcW w:type="auto" w:w="4535"/>
+          </w:tcPr>
+          <w:p>
+            <w:pPr>
+              <w:jc w:val="left"/>
+            </w:pPr>
+            <w:r>
+              <w:rPr>
+                <w:b/>
+              </w:rPr>
+              <w:t>Scrummaster</w:t>
+            </w:r>
+          </w:p>
+        </w:tc>
+        <w:tc>
+          <w:tcPr>
+            <w:tcW w:type="auto" w:w="4535"/>
+          </w:tcPr>
+          <w:p>
+            <w:pPr>
+              <w:jc w:val="left"/>
+            </w:pPr>
+            <w:r>
+              <w:t xml:space="preserve">De Scrummaster is verantwoordelijk voor het opzetten van </w:t>
+            </w:r>
+            <w:r>
+              <w:rPr>
+                <w:b/>
+              </w:rPr>
+              <w:t>Scrum</w:t>
+            </w:r>
+            <w:r>
+              <w:t>, zoals staat beschreven in de Scrumgids [Scrumgids]</w:t>
+            </w:r>
+          </w:p>
+        </w:tc>
+      </w:tr>
+      <w:tr>
+        <w:tc>
+          <w:tcPr>
+            <w:tcW w:type="auto" w:w="4535"/>
+          </w:tcPr>
+          <w:p>
+            <w:pPr>
+              <w:jc w:val="left"/>
+            </w:pPr>
+            <w:r>
+              <w:rPr>
+                <w:b/>
+              </w:rPr>
+              <w:t>Scrumteam</w:t>
+            </w:r>
+          </w:p>
+        </w:tc>
+        <w:tc>
+          <w:tcPr>
+            <w:tcW w:type="auto" w:w="4535"/>
+          </w:tcPr>
+          <w:p>
+            <w:pPr>
+              <w:jc w:val="left"/>
+            </w:pPr>
+            <w:r>
+              <w:t xml:space="preserve">Een Scrumteam bestaat uit één </w:t>
+            </w:r>
+            <w:r>
+              <w:rPr>
+                <w:b/>
+              </w:rPr>
+              <w:t>Scrummaster</w:t>
+            </w:r>
+            <w:r>
+              <w:t xml:space="preserve">, één </w:t>
+            </w:r>
+            <w:r>
+              <w:rPr>
+                <w:b/>
+              </w:rPr>
+              <w:t>product owner</w:t>
+            </w:r>
+            <w:r>
+              <w:t xml:space="preserve"> en </w:t>
+            </w:r>
+            <w:r>
+              <w:rPr>
+                <w:b/>
+              </w:rPr>
+              <w:t>ontwikkelaars</w:t>
+            </w:r>
+            <w:r>
+              <w:t xml:space="preserve"> (</w:t>
+            </w:r>
+            <w:r>
+              <w:rPr>
+                <w:i/>
+              </w:rPr>
+              <w:t>developers</w:t>
+            </w:r>
+            <w:r>
+              <w:t xml:space="preserve"> in de Scrumgids) [Scrumgids]</w:t>
+            </w:r>
+          </w:p>
+        </w:tc>
+      </w:tr>
+      <w:tr>
+        <w:tc>
+          <w:tcPr>
+            <w:tcW w:type="auto" w:w="4535"/>
+          </w:tcPr>
+          <w:p>
+            <w:pPr>
+              <w:jc w:val="left"/>
+            </w:pPr>
+            <w:r>
+              <w:rPr>
+                <w:b/>
+              </w:rPr>
+              <w:t>softwarearchitectuur</w:t>
+            </w:r>
+          </w:p>
+        </w:tc>
+        <w:tc>
+          <w:tcPr>
+            <w:tcW w:type="auto" w:w="4535"/>
+          </w:tcPr>
+          <w:p>
+            <w:pPr>
+              <w:jc w:val="left"/>
+            </w:pPr>
+            <w:r>
               <w:t xml:space="preserve">een </w:t>
             </w:r>
             <w:r>
@@ -2534,291 +3993,115 @@
               <w:t>architectuur</w:t>
             </w:r>
             <w:r>
-              <w:t xml:space="preserve"> die vooral de hardwareonderdelen en -relaties (housing, hardware, virtuals, standaard software en middleware) van een systeem beschrijft</w:t>
-            </w:r>
-          </w:p>
-        </w:tc>
-      </w:tr>
-      <w:tr>
-        <w:tc>
-          <w:tcPr>
-            <w:tcW w:type="auto" w:w="4535"/>
-          </w:tcPr>
-          <w:p>
-            <w:pPr>
-              <w:jc w:val="left"/>
-            </w:pPr>
-            <w:r>
-              <w:rPr>
-                <w:b/>
-              </w:rPr>
-              <w:t>IPO</w:t>
-            </w:r>
-          </w:p>
-        </w:tc>
-        <w:tc>
-          <w:tcPr>
-            <w:tcW w:type="auto" w:w="4535"/>
-          </w:tcPr>
-          <w:p>
-            <w:pPr>
-              <w:jc w:val="left"/>
-            </w:pPr>
-            <w:r>
-              <w:t>intern projectoverleg</w:t>
-            </w:r>
-          </w:p>
-        </w:tc>
-      </w:tr>
-      <w:tr>
-        <w:tc>
-          <w:tcPr>
-            <w:tcW w:type="auto" w:w="4535"/>
-          </w:tcPr>
-          <w:p>
-            <w:pPr>
-              <w:jc w:val="left"/>
-            </w:pPr>
-            <w:r>
-              <w:rPr>
-                <w:b/>
-              </w:rPr>
-              <w:t>ISD</w:t>
-            </w:r>
-          </w:p>
-        </w:tc>
-        <w:tc>
-          <w:tcPr>
-            <w:tcW w:type="auto" w:w="4535"/>
-          </w:tcPr>
-          <w:p>
-            <w:pPr>
-              <w:jc w:val="left"/>
-            </w:pPr>
-            <w:r>
-              <w:t xml:space="preserve">ICTU Software Diensten, afdeling van ICTU die </w:t>
-            </w:r>
-            <w:r>
-              <w:rPr>
-                <w:b/>
-              </w:rPr>
-              <w:t>softwareontwikkelprojecten</w:t>
-            </w:r>
-            <w:r>
-              <w:t xml:space="preserve"> ondersteunt met ontwikkel- en testomgevingen, tools en diensten</w:t>
-            </w:r>
-          </w:p>
-        </w:tc>
-      </w:tr>
-      <w:tr>
-        <w:tc>
-          <w:tcPr>
-            <w:tcW w:type="auto" w:w="4535"/>
-          </w:tcPr>
-          <w:p>
-            <w:pPr>
-              <w:jc w:val="left"/>
-            </w:pPr>
-            <w:r>
-              <w:rPr>
-                <w:b/>
-              </w:rPr>
-              <w:t>ISE</w:t>
-            </w:r>
-          </w:p>
-        </w:tc>
-        <w:tc>
-          <w:tcPr>
-            <w:tcW w:type="auto" w:w="4535"/>
-          </w:tcPr>
-          <w:p>
-            <w:pPr>
-              <w:jc w:val="left"/>
-            </w:pPr>
-            <w:r>
-              <w:t xml:space="preserve">ICTU Software Expertise, afdeling van ICTU die </w:t>
-            </w:r>
-            <w:r>
-              <w:rPr>
-                <w:b/>
-              </w:rPr>
-              <w:t>softwareontwikkelprojecten</w:t>
-            </w:r>
-            <w:r>
-              <w:t xml:space="preserve"> ondersteunt met expertise op het gebied van </w:t>
-            </w:r>
+              <w:t xml:space="preserve"> die vooral de softwareonderdelen en -relaties (processen, modules, interfaces, datamodel) van een systeem beschrijft</w:t>
+            </w:r>
+          </w:p>
+        </w:tc>
+      </w:tr>
+      <w:tr>
+        <w:tc>
+          <w:tcPr>
+            <w:tcW w:type="auto" w:w="4535"/>
+          </w:tcPr>
+          <w:p>
+            <w:pPr>
+              <w:jc w:val="left"/>
+            </w:pPr>
+            <w:r>
+              <w:rPr>
+                <w:b/>
+              </w:rPr>
+              <w:t>software delivery manager</w:t>
+            </w:r>
+          </w:p>
+        </w:tc>
+        <w:tc>
+          <w:tcPr>
+            <w:tcW w:type="auto" w:w="4535"/>
+          </w:tcPr>
+          <w:p>
+            <w:pPr>
+              <w:jc w:val="left"/>
+            </w:pPr>
+            <w:r>
+              <w:t xml:space="preserve">organiseert het ontwikkelen en opleveren van </w:t>
+            </w:r>
+            <w:r>
+              <w:rPr>
+                <w:b/>
+              </w:rPr>
+              <w:t>software</w:t>
+            </w:r>
+            <w:r>
+              <w:t xml:space="preserve"> conform de vastgestelde eisen en de Kwaliteitsaanpak en rapporteert aan de </w:t>
+            </w:r>
+            <w:r>
+              <w:rPr>
+                <w:b/>
+              </w:rPr>
+              <w:t>projectleider</w:t>
+            </w:r>
+          </w:p>
+        </w:tc>
+      </w:tr>
+      <w:tr>
+        <w:tc>
+          <w:tcPr>
+            <w:tcW w:type="auto" w:w="4535"/>
+          </w:tcPr>
+          <w:p>
+            <w:pPr>
+              <w:jc w:val="left"/>
+            </w:pPr>
+            <w:r>
+              <w:rPr>
+                <w:b/>
+              </w:rPr>
+              <w:t>software</w:t>
+            </w:r>
+          </w:p>
+        </w:tc>
+        <w:tc>
+          <w:tcPr>
+            <w:tcW w:type="auto" w:w="4535"/>
+          </w:tcPr>
+          <w:p>
+            <w:pPr>
+              <w:jc w:val="left"/>
+            </w:pPr>
+            <w:r>
+              <w:t>software is de verzameling instructies die bepalen wat een computer uitvoert en is uiteindelijk wat de gebruiker ziet, ervaart en waarmee hij interacteert</w:t>
+            </w:r>
+          </w:p>
+        </w:tc>
+      </w:tr>
+      <w:tr>
+        <w:tc>
+          <w:tcPr>
+            <w:tcW w:type="auto" w:w="4535"/>
+          </w:tcPr>
+          <w:p>
+            <w:pPr>
+              <w:jc w:val="left"/>
+            </w:pPr>
             <w:r>
               <w:rPr>
                 <w:b/>
               </w:rPr>
               <w:t>softwareontwikkeling</w:t>
             </w:r>
-            <w:r>
-              <w:t xml:space="preserve"> en die de ICTU Kwaliteitsaanpak Softwareontwikkeling onderhoudt</w:t>
-            </w:r>
-          </w:p>
-        </w:tc>
-      </w:tr>
-      <w:tr>
-        <w:tc>
-          <w:tcPr>
-            <w:tcW w:type="auto" w:w="4535"/>
-          </w:tcPr>
-          <w:p>
-            <w:pPr>
-              <w:jc w:val="left"/>
-            </w:pPr>
-            <w:r>
-              <w:rPr>
-                <w:b/>
-              </w:rPr>
-              <w:t>ISO</w:t>
-            </w:r>
-          </w:p>
-        </w:tc>
-        <w:tc>
-          <w:tcPr>
-            <w:tcW w:type="auto" w:w="4535"/>
-          </w:tcPr>
-          <w:p>
-            <w:pPr>
-              <w:jc w:val="left"/>
-            </w:pPr>
-            <w:r>
-              <w:t>International Organization for Standardization</w:t>
-            </w:r>
-          </w:p>
-        </w:tc>
-      </w:tr>
-      <w:tr>
-        <w:tc>
-          <w:tcPr>
-            <w:tcW w:type="auto" w:w="4535"/>
-          </w:tcPr>
-          <w:p>
-            <w:pPr>
-              <w:jc w:val="left"/>
-            </w:pPr>
-            <w:r>
-              <w:rPr>
-                <w:b/>
-              </w:rPr>
-              <w:t>Jira</w:t>
-            </w:r>
-          </w:p>
-        </w:tc>
-        <w:tc>
-          <w:tcPr>
-            <w:tcW w:type="auto" w:w="4535"/>
-          </w:tcPr>
-          <w:p>
-            <w:pPr>
-              <w:jc w:val="left"/>
-            </w:pPr>
-            <w:r>
-              <w:t xml:space="preserve">tool om </w:t>
-            </w:r>
-            <w:r>
-              <w:rPr>
-                <w:b/>
-              </w:rPr>
-              <w:t>use cases</w:t>
-            </w:r>
-            <w:r>
-              <w:t>, user stories, logische testgevallen en issues vast te leggen</w:t>
-            </w:r>
-          </w:p>
-        </w:tc>
-      </w:tr>
-      <w:tr>
-        <w:tc>
-          <w:tcPr>
-            <w:tcW w:type="auto" w:w="4535"/>
-          </w:tcPr>
-          <w:p>
-            <w:pPr>
-              <w:jc w:val="left"/>
-            </w:pPr>
-            <w:r>
-              <w:rPr>
-                <w:b/>
-              </w:rPr>
-              <w:t>klantreis</w:t>
-            </w:r>
-          </w:p>
-        </w:tc>
-        <w:tc>
-          <w:tcPr>
-            <w:tcW w:type="auto" w:w="4535"/>
-          </w:tcPr>
-          <w:p>
-            <w:pPr>
-              <w:jc w:val="left"/>
-            </w:pPr>
-            <w:r>
-              <w:t>alle directe en indirecte interactie van een klant of gebruiker met een product of dienst</w:t>
-            </w:r>
-          </w:p>
-        </w:tc>
-      </w:tr>
-      <w:tr>
-        <w:tc>
-          <w:tcPr>
-            <w:tcW w:type="auto" w:w="4535"/>
-          </w:tcPr>
-          <w:p>
-            <w:pPr>
-              <w:jc w:val="left"/>
-            </w:pPr>
-            <w:r>
-              <w:rPr>
-                <w:b/>
-              </w:rPr>
-              <w:t>KPI</w:t>
-            </w:r>
-          </w:p>
-        </w:tc>
-        <w:tc>
-          <w:tcPr>
-            <w:tcW w:type="auto" w:w="4535"/>
-          </w:tcPr>
-          <w:p>
-            <w:pPr>
-              <w:jc w:val="left"/>
-            </w:pPr>
-            <w:r>
-              <w:t>key performance indicator</w:t>
-            </w:r>
-          </w:p>
-        </w:tc>
-      </w:tr>
-      <w:tr>
-        <w:tc>
-          <w:tcPr>
-            <w:tcW w:type="auto" w:w="4535"/>
-          </w:tcPr>
-          <w:p>
-            <w:pPr>
-              <w:jc w:val="left"/>
-            </w:pPr>
-            <w:r>
-              <w:rPr>
-                <w:b/>
-              </w:rPr>
-              <w:t>kwaliteitsmanager</w:t>
-            </w:r>
-          </w:p>
-        </w:tc>
-        <w:tc>
-          <w:tcPr>
-            <w:tcW w:type="auto" w:w="4535"/>
-          </w:tcPr>
-          <w:p>
-            <w:pPr>
-              <w:jc w:val="left"/>
-            </w:pPr>
-            <w:r>
-              <w:t xml:space="preserve">controleert en borgt de kwaliteit van </w:t>
+          </w:p>
+        </w:tc>
+        <w:tc>
+          <w:tcPr>
+            <w:tcW w:type="auto" w:w="4535"/>
+          </w:tcPr>
+          <w:p>
+            <w:pPr>
+              <w:jc w:val="left"/>
+            </w:pPr>
+            <w:r>
+              <w:t xml:space="preserve">een activiteit die nieuwe </w:t>
             </w:r>
             <w:r>
               <w:rPr>
@@ -2827,282 +4110,47 @@
               <w:t>software</w:t>
             </w:r>
             <w:r>
-              <w:t xml:space="preserve"> conform de vastgestelde eisen en de Kwaliteitsaanpak en rapporteert aan de </w:t>
-            </w:r>
-            <w:r>
-              <w:rPr>
-                <w:b/>
-              </w:rPr>
-              <w:t>projectleider</w:t>
-            </w:r>
-          </w:p>
-        </w:tc>
-      </w:tr>
-      <w:tr>
-        <w:tc>
-          <w:tcPr>
-            <w:tcW w:type="auto" w:w="4535"/>
-          </w:tcPr>
-          <w:p>
-            <w:pPr>
-              <w:jc w:val="left"/>
-            </w:pPr>
-            <w:r>
-              <w:rPr>
-                <w:b/>
-              </w:rPr>
-              <w:t>minimum viable product</w:t>
-            </w:r>
-          </w:p>
-        </w:tc>
-        <w:tc>
-          <w:tcPr>
-            <w:tcW w:type="auto" w:w="4535"/>
-          </w:tcPr>
-          <w:p>
-            <w:pPr>
-              <w:jc w:val="left"/>
-            </w:pPr>
-            <w:r>
-              <w:t>de eerste versie van een product of dienst, die zo vroeg mogelijk wordt uitgerold naar de gebruikers; het bevat net voldoende functionaliteit om het gestelde doel te behalen, en niet meer dan dat</w:t>
-            </w:r>
-          </w:p>
-        </w:tc>
-      </w:tr>
-      <w:tr>
-        <w:tc>
-          <w:tcPr>
-            <w:tcW w:type="auto" w:w="4535"/>
-          </w:tcPr>
-          <w:p>
-            <w:pPr>
-              <w:jc w:val="left"/>
-            </w:pPr>
-            <w:r>
-              <w:rPr>
-                <w:b/>
-              </w:rPr>
-              <w:t>MTP</w:t>
-            </w:r>
-          </w:p>
-        </w:tc>
-        <w:tc>
-          <w:tcPr>
-            <w:tcW w:type="auto" w:w="4535"/>
-          </w:tcPr>
-          <w:p>
-            <w:pPr>
-              <w:jc w:val="left"/>
-            </w:pPr>
-            <w:r>
-              <w:t>master testplan</w:t>
-            </w:r>
-          </w:p>
-        </w:tc>
-      </w:tr>
-      <w:tr>
-        <w:tc>
-          <w:tcPr>
-            <w:tcW w:type="auto" w:w="4535"/>
-          </w:tcPr>
-          <w:p>
-            <w:pPr>
-              <w:jc w:val="left"/>
-            </w:pPr>
-            <w:r>
-              <w:rPr>
-                <w:b/>
-              </w:rPr>
-              <w:t>MVP</w:t>
-            </w:r>
-          </w:p>
-        </w:tc>
-        <w:tc>
-          <w:tcPr>
-            <w:tcW w:type="auto" w:w="4535"/>
-          </w:tcPr>
-          <w:p>
-            <w:pPr>
-              <w:jc w:val="left"/>
-            </w:pPr>
-            <w:r>
-              <w:rPr>
-                <w:b/>
-              </w:rPr>
-              <w:t>minimum viable product</w:t>
-            </w:r>
-          </w:p>
-        </w:tc>
-      </w:tr>
-      <w:tr>
-        <w:tc>
-          <w:tcPr>
-            <w:tcW w:type="auto" w:w="4535"/>
-          </w:tcPr>
-          <w:p>
-            <w:pPr>
-              <w:jc w:val="left"/>
-            </w:pPr>
-            <w:r>
-              <w:rPr>
-                <w:b/>
-              </w:rPr>
-              <w:t>NFE</w:t>
-            </w:r>
-          </w:p>
-        </w:tc>
-        <w:tc>
-          <w:tcPr>
-            <w:tcW w:type="auto" w:w="4535"/>
-          </w:tcPr>
-          <w:p>
-            <w:pPr>
-              <w:jc w:val="left"/>
-            </w:pPr>
-            <w:r>
-              <w:t>niet-functionele eis(en)</w:t>
-            </w:r>
-          </w:p>
-        </w:tc>
-      </w:tr>
-      <w:tr>
-        <w:tc>
-          <w:tcPr>
-            <w:tcW w:type="auto" w:w="4535"/>
-          </w:tcPr>
-          <w:p>
-            <w:pPr>
-              <w:jc w:val="left"/>
-            </w:pPr>
-            <w:r>
-              <w:rPr>
-                <w:b/>
-              </w:rPr>
-              <w:t>NORA</w:t>
-            </w:r>
-          </w:p>
-        </w:tc>
-        <w:tc>
-          <w:tcPr>
-            <w:tcW w:type="auto" w:w="4535"/>
-          </w:tcPr>
-          <w:p>
-            <w:pPr>
-              <w:jc w:val="left"/>
-            </w:pPr>
-            <w:r>
-              <w:t>Nederlandse Overheidsreferentie-architectuur</w:t>
-            </w:r>
-          </w:p>
-        </w:tc>
-      </w:tr>
-      <w:tr>
-        <w:tc>
-          <w:tcPr>
-            <w:tcW w:type="auto" w:w="4535"/>
-          </w:tcPr>
-          <w:p>
-            <w:pPr>
-              <w:jc w:val="left"/>
-            </w:pPr>
-            <w:r>
-              <w:rPr>
-                <w:b/>
-              </w:rPr>
-              <w:t>NPR</w:t>
-            </w:r>
-          </w:p>
-        </w:tc>
-        <w:tc>
-          <w:tcPr>
-            <w:tcW w:type="auto" w:w="4535"/>
-          </w:tcPr>
-          <w:p>
-            <w:pPr>
-              <w:jc w:val="left"/>
-            </w:pPr>
-            <w:r>
-              <w:t>Nederlandse Praktijkrichtlijn</w:t>
-            </w:r>
-          </w:p>
-        </w:tc>
-      </w:tr>
-      <w:tr>
-        <w:tc>
-          <w:tcPr>
-            <w:tcW w:type="auto" w:w="4535"/>
-          </w:tcPr>
-          <w:p>
-            <w:pPr>
-              <w:jc w:val="left"/>
-            </w:pPr>
-            <w:r>
-              <w:rPr>
-                <w:b/>
-              </w:rPr>
-              <w:t>ontwikkelaars</w:t>
-            </w:r>
-          </w:p>
-        </w:tc>
-        <w:tc>
-          <w:tcPr>
-            <w:tcW w:type="auto" w:w="4535"/>
-          </w:tcPr>
-          <w:p>
-            <w:pPr>
-              <w:jc w:val="left"/>
-            </w:pPr>
-            <w:r>
-              <w:t>Ontwikkelaars (</w:t>
-            </w:r>
-            <w:r>
-              <w:rPr>
-                <w:i/>
-              </w:rPr>
-              <w:t>developers</w:t>
-            </w:r>
-            <w:r>
-              <w:t xml:space="preserve"> in de Scrumgids) zijn de mensen in het </w:t>
-            </w:r>
-            <w:r>
-              <w:rPr>
-                <w:b/>
-              </w:rPr>
-              <w:t>Scrumteam</w:t>
-            </w:r>
-            <w:r>
-              <w:t xml:space="preserve"> die iedere sprint gecommitteerd zijn aan het maken van elk aspect van een bruikbaar increment [Scrumgids]</w:t>
-            </w:r>
-          </w:p>
-        </w:tc>
-      </w:tr>
-      <w:tr>
-        <w:tc>
-          <w:tcPr>
-            <w:tcW w:type="auto" w:w="4535"/>
-          </w:tcPr>
-          <w:p>
-            <w:pPr>
-              <w:jc w:val="left"/>
-            </w:pPr>
-            <w:r>
-              <w:rPr>
-                <w:b/>
-              </w:rPr>
-              <w:t>opdrachtgevende organisatie</w:t>
-            </w:r>
-          </w:p>
-        </w:tc>
-        <w:tc>
-          <w:tcPr>
-            <w:tcW w:type="auto" w:w="4535"/>
-          </w:tcPr>
-          <w:p>
-            <w:pPr>
-              <w:jc w:val="left"/>
-            </w:pPr>
-            <w:r>
-              <w:t xml:space="preserve">overheidsorganisatie die opdracht geeft aan ICTU tot ontwikkeling en/of onderhoud  van </w:t>
+              <w:t xml:space="preserve"> maakt en/of bestaande software aanpast</w:t>
+            </w:r>
+          </w:p>
+        </w:tc>
+      </w:tr>
+      <w:tr>
+        <w:tc>
+          <w:tcPr>
+            <w:tcW w:type="auto" w:w="4535"/>
+          </w:tcPr>
+          <w:p>
+            <w:pPr>
+              <w:jc w:val="left"/>
+            </w:pPr>
+            <w:r>
+              <w:rPr>
+                <w:b/>
+              </w:rPr>
+              <w:t>softwareontwikkelproject</w:t>
+            </w:r>
+          </w:p>
+        </w:tc>
+        <w:tc>
+          <w:tcPr>
+            <w:tcW w:type="auto" w:w="4535"/>
+          </w:tcPr>
+          <w:p>
+            <w:pPr>
+              <w:jc w:val="left"/>
+            </w:pPr>
+            <w:r>
+              <w:t xml:space="preserve">een </w:t>
+            </w:r>
+            <w:r>
+              <w:rPr>
+                <w:b/>
+              </w:rPr>
+              <w:t>project</w:t>
+            </w:r>
+            <w:r>
+              <w:t xml:space="preserve"> dat de oplevering van </w:t>
             </w:r>
             <w:r>
               <w:rPr>
@@ -3110,138 +4158,79 @@
               </w:rPr>
               <w:t>software</w:t>
             </w:r>
-          </w:p>
-        </w:tc>
-      </w:tr>
-      <w:tr>
-        <w:tc>
-          <w:tcPr>
-            <w:tcW w:type="auto" w:w="4535"/>
-          </w:tcPr>
-          <w:p>
-            <w:pPr>
-              <w:jc w:val="left"/>
-            </w:pPr>
-            <w:r>
-              <w:rPr>
-                <w:b/>
-              </w:rPr>
-              <w:t>opdrachtgever</w:t>
-            </w:r>
-          </w:p>
-        </w:tc>
-        <w:tc>
-          <w:tcPr>
-            <w:tcW w:type="auto" w:w="4535"/>
-          </w:tcPr>
-          <w:p>
-            <w:pPr>
-              <w:jc w:val="left"/>
-            </w:pPr>
-            <w:r>
-              <w:t xml:space="preserve">medewerker van de </w:t>
-            </w:r>
-            <w:r>
-              <w:rPr>
-                <w:b/>
-              </w:rPr>
-              <w:t>opdrachtgevende organisatie</w:t>
-            </w:r>
-            <w:r>
-              <w:t xml:space="preserve"> die eindverantwoordelijk is voor de opdracht aan ICTU</w:t>
-            </w:r>
-          </w:p>
-        </w:tc>
-      </w:tr>
-      <w:tr>
-        <w:tc>
-          <w:tcPr>
-            <w:tcW w:type="auto" w:w="4535"/>
-          </w:tcPr>
-          <w:p>
-            <w:pPr>
-              <w:jc w:val="left"/>
-            </w:pPr>
-            <w:r>
-              <w:rPr>
-                <w:b/>
-              </w:rPr>
-              <w:t>operationeel beheer</w:t>
-            </w:r>
-          </w:p>
-        </w:tc>
-        <w:tc>
-          <w:tcPr>
-            <w:tcW w:type="auto" w:w="4535"/>
-          </w:tcPr>
-          <w:p>
-            <w:pPr>
-              <w:jc w:val="left"/>
-            </w:pPr>
-            <w:r>
-              <w:t>activiteiten die zorgen dat software operationeel is en blijft, zoals het oplossen van incidenten, het uitvoeren van onderhoud, het implementeren van upgrades en patches, het beheren van configuraties, en het monitoren van prestaties en beschikbaarheid</w:t>
-            </w:r>
-          </w:p>
-        </w:tc>
-      </w:tr>
-      <w:tr>
-        <w:tc>
-          <w:tcPr>
-            <w:tcW w:type="auto" w:w="4535"/>
-          </w:tcPr>
-          <w:p>
-            <w:pPr>
-              <w:jc w:val="left"/>
-            </w:pPr>
-            <w:r>
-              <w:rPr>
-                <w:b/>
-              </w:rPr>
-              <w:t>OTAP</w:t>
-            </w:r>
-          </w:p>
-        </w:tc>
-        <w:tc>
-          <w:tcPr>
-            <w:tcW w:type="auto" w:w="4535"/>
-          </w:tcPr>
-          <w:p>
-            <w:pPr>
-              <w:jc w:val="left"/>
-            </w:pPr>
-            <w:r>
-              <w:t>ontwikkel, test, acceptatie, productie; gebruikt om verschillende soorten omgevingen aan te duiden</w:t>
-            </w:r>
-          </w:p>
-        </w:tc>
-      </w:tr>
-      <w:tr>
-        <w:tc>
-          <w:tcPr>
-            <w:tcW w:type="auto" w:w="4535"/>
-          </w:tcPr>
-          <w:p>
-            <w:pPr>
-              <w:jc w:val="left"/>
-            </w:pPr>
-            <w:r>
-              <w:rPr>
-                <w:b/>
-              </w:rPr>
-              <w:t>persona</w:t>
-            </w:r>
-          </w:p>
-        </w:tc>
-        <w:tc>
-          <w:tcPr>
-            <w:tcW w:type="auto" w:w="4535"/>
-          </w:tcPr>
-          <w:p>
-            <w:pPr>
-              <w:jc w:val="left"/>
-            </w:pPr>
-            <w:r>
-              <w:t xml:space="preserve">een min of meer realistische beschrijving van een fictief persoon, veelal met naam, persoonskenmerken, drijfveren en behoeften, die een groep gebruikers representeert en gebruikt wordt om te redeneren over de gewenste functionele en niet-functionele eigenschappen van de </w:t>
+            <w:r>
+              <w:t xml:space="preserve"> als enige of voornaamste projectresultaat heeft</w:t>
+            </w:r>
+          </w:p>
+        </w:tc>
+      </w:tr>
+      <w:tr>
+        <w:tc>
+          <w:tcPr>
+            <w:tcW w:type="auto" w:w="4535"/>
+          </w:tcPr>
+          <w:p>
+            <w:pPr>
+              <w:jc w:val="left"/>
+            </w:pPr>
+            <w:r>
+              <w:rPr>
+                <w:b/>
+              </w:rPr>
+              <w:t>solution architectuur</w:t>
+            </w:r>
+          </w:p>
+        </w:tc>
+        <w:tc>
+          <w:tcPr>
+            <w:tcW w:type="auto" w:w="4535"/>
+          </w:tcPr>
+          <w:p>
+            <w:pPr>
+              <w:jc w:val="left"/>
+            </w:pPr>
+            <w:r>
+              <w:t xml:space="preserve">beschrijving van de gewenste oplossing van een specifiek probleem, of het eindresultaat van een </w:t>
+            </w:r>
+            <w:r>
+              <w:rPr>
+                <w:b/>
+              </w:rPr>
+              <w:t>project</w:t>
+            </w:r>
+            <w:r>
+              <w:t xml:space="preserve"> [NORA]</w:t>
+            </w:r>
+          </w:p>
+        </w:tc>
+      </w:tr>
+      <w:tr>
+        <w:tc>
+          <w:tcPr>
+            <w:tcW w:type="auto" w:w="4535"/>
+          </w:tcPr>
+          <w:p>
+            <w:pPr>
+              <w:jc w:val="left"/>
+            </w:pPr>
+            <w:r>
+              <w:rPr>
+                <w:b/>
+              </w:rPr>
+              <w:t>technische schuld</w:t>
+            </w:r>
+          </w:p>
+        </w:tc>
+        <w:tc>
+          <w:tcPr>
+            <w:tcW w:type="auto" w:w="4535"/>
+          </w:tcPr>
+          <w:p>
+            <w:pPr>
+              <w:jc w:val="left"/>
+            </w:pPr>
+            <w:r>
+              <w:t xml:space="preserve">eigenschappen van de </w:t>
             </w:r>
             <w:r>
               <w:rPr>
@@ -3249,973 +4238,6 @@
               </w:rPr>
               <w:t>software</w:t>
             </w:r>
-          </w:p>
-        </w:tc>
-      </w:tr>
-      <w:tr>
-        <w:tc>
-          <w:tcPr>
-            <w:tcW w:type="auto" w:w="4535"/>
-          </w:tcPr>
-          <w:p>
-            <w:pPr>
-              <w:jc w:val="left"/>
-            </w:pPr>
-            <w:r>
-              <w:rPr>
-                <w:b/>
-              </w:rPr>
-              <w:t>PIA</w:t>
-            </w:r>
-          </w:p>
-        </w:tc>
-        <w:tc>
-          <w:tcPr>
-            <w:tcW w:type="auto" w:w="4535"/>
-          </w:tcPr>
-          <w:p>
-            <w:pPr>
-              <w:jc w:val="left"/>
-            </w:pPr>
-            <w:r>
-              <w:t>privacy impact assessment</w:t>
-            </w:r>
-          </w:p>
-        </w:tc>
-      </w:tr>
-      <w:tr>
-        <w:tc>
-          <w:tcPr>
-            <w:tcW w:type="auto" w:w="4535"/>
-          </w:tcPr>
-          <w:p>
-            <w:pPr>
-              <w:jc w:val="left"/>
-            </w:pPr>
-            <w:r>
-              <w:rPr>
-                <w:b/>
-              </w:rPr>
-              <w:t>PKI</w:t>
-            </w:r>
-          </w:p>
-        </w:tc>
-        <w:tc>
-          <w:tcPr>
-            <w:tcW w:type="auto" w:w="4535"/>
-          </w:tcPr>
-          <w:p>
-            <w:pPr>
-              <w:jc w:val="left"/>
-            </w:pPr>
-            <w:r>
-              <w:t>public key infrastructure</w:t>
-            </w:r>
-          </w:p>
-        </w:tc>
-      </w:tr>
-      <w:tr>
-        <w:tc>
-          <w:tcPr>
-            <w:tcW w:type="auto" w:w="4535"/>
-          </w:tcPr>
-          <w:p>
-            <w:pPr>
-              <w:jc w:val="left"/>
-            </w:pPr>
-            <w:r>
-              <w:rPr>
-                <w:b/>
-              </w:rPr>
-              <w:t>PRA</w:t>
-            </w:r>
-          </w:p>
-        </w:tc>
-        <w:tc>
-          <w:tcPr>
-            <w:tcW w:type="auto" w:w="4535"/>
-          </w:tcPr>
-          <w:p>
-            <w:pPr>
-              <w:jc w:val="left"/>
-            </w:pPr>
-            <w:r>
-              <w:t>productrisicoanalyse</w:t>
-            </w:r>
-          </w:p>
-        </w:tc>
-      </w:tr>
-      <w:tr>
-        <w:tc>
-          <w:tcPr>
-            <w:tcW w:type="auto" w:w="4535"/>
-          </w:tcPr>
-          <w:p>
-            <w:pPr>
-              <w:jc w:val="left"/>
-            </w:pPr>
-            <w:r>
-              <w:rPr>
-                <w:b/>
-              </w:rPr>
-              <w:t>Product owner</w:t>
-            </w:r>
-          </w:p>
-        </w:tc>
-        <w:tc>
-          <w:tcPr>
-            <w:tcW w:type="auto" w:w="4535"/>
-          </w:tcPr>
-          <w:p>
-            <w:pPr>
-              <w:jc w:val="left"/>
-            </w:pPr>
-            <w:r>
-              <w:t xml:space="preserve">De product owner is verantwoordelijk voor het maximaliseren van de waarde van het product, dat het resultaat is van het werk van het </w:t>
-            </w:r>
-            <w:r>
-              <w:rPr>
-                <w:b/>
-              </w:rPr>
-              <w:t>Scrumteam</w:t>
-            </w:r>
-            <w:r>
-              <w:t xml:space="preserve"> [Scrumgids]</w:t>
-            </w:r>
-          </w:p>
-        </w:tc>
-      </w:tr>
-      <w:tr>
-        <w:tc>
-          <w:tcPr>
-            <w:tcW w:type="auto" w:w="4535"/>
-          </w:tcPr>
-          <w:p>
-            <w:pPr>
-              <w:jc w:val="left"/>
-            </w:pPr>
-            <w:r>
-              <w:rPr>
-                <w:b/>
-              </w:rPr>
-              <w:t>programmatuur</w:t>
-            </w:r>
-          </w:p>
-        </w:tc>
-        <w:tc>
-          <w:tcPr>
-            <w:tcW w:type="auto" w:w="4535"/>
-          </w:tcPr>
-          <w:p>
-            <w:pPr>
-              <w:jc w:val="left"/>
-            </w:pPr>
-            <w:r>
-              <w:t xml:space="preserve">zie </w:t>
-            </w:r>
-            <w:r>
-              <w:rPr>
-                <w:b/>
-              </w:rPr>
-              <w:t>software</w:t>
-            </w:r>
-          </w:p>
-        </w:tc>
-      </w:tr>
-      <w:tr>
-        <w:tc>
-          <w:tcPr>
-            <w:tcW w:type="auto" w:w="4535"/>
-          </w:tcPr>
-          <w:p>
-            <w:pPr>
-              <w:jc w:val="left"/>
-            </w:pPr>
-            <w:r>
-              <w:rPr>
-                <w:b/>
-              </w:rPr>
-              <w:t>project</w:t>
-            </w:r>
-          </w:p>
-        </w:tc>
-        <w:tc>
-          <w:tcPr>
-            <w:tcW w:type="auto" w:w="4535"/>
-          </w:tcPr>
-          <w:p>
-            <w:pPr>
-              <w:jc w:val="left"/>
-            </w:pPr>
-            <w:r>
-              <w:t xml:space="preserve">een tijdelijke organisatie voor het realiseren van een resultaat - bij ICTU bestaat een </w:t>
-            </w:r>
-            <w:r>
-              <w:rPr>
-                <w:b/>
-              </w:rPr>
-              <w:t>softwareontwikkelproject</w:t>
-            </w:r>
-            <w:r>
-              <w:t xml:space="preserve"> uit medewerkers van ICTU, de </w:t>
-            </w:r>
-            <w:r>
-              <w:rPr>
-                <w:b/>
-              </w:rPr>
-              <w:t>opdrachtgevende organisatie</w:t>
-            </w:r>
-            <w:r>
-              <w:t>, beheerorganisatie en eventueel andere partijen</w:t>
-            </w:r>
-          </w:p>
-        </w:tc>
-      </w:tr>
-      <w:tr>
-        <w:tc>
-          <w:tcPr>
-            <w:tcW w:type="auto" w:w="4535"/>
-          </w:tcPr>
-          <w:p>
-            <w:pPr>
-              <w:jc w:val="left"/>
-            </w:pPr>
-            <w:r>
-              <w:rPr>
-                <w:b/>
-              </w:rPr>
-              <w:t>projectleider</w:t>
-            </w:r>
-          </w:p>
-        </w:tc>
-        <w:tc>
-          <w:tcPr>
-            <w:tcW w:type="auto" w:w="4535"/>
-          </w:tcPr>
-          <w:p>
-            <w:pPr>
-              <w:jc w:val="left"/>
-            </w:pPr>
-            <w:r>
-              <w:t>medewerker eindverantwoordelijk voor het projectresultaat - bij ICTU-softwareontwikkelprojecten is de projectleider een medewerker van ICTU</w:t>
-            </w:r>
-          </w:p>
-        </w:tc>
-      </w:tr>
-      <w:tr>
-        <w:tc>
-          <w:tcPr>
-            <w:tcW w:type="auto" w:w="4535"/>
-          </w:tcPr>
-          <w:p>
-            <w:pPr>
-              <w:jc w:val="left"/>
-            </w:pPr>
-            <w:r>
-              <w:rPr>
-                <w:b/>
-              </w:rPr>
-              <w:t>PSA</w:t>
-            </w:r>
-          </w:p>
-        </w:tc>
-        <w:tc>
-          <w:tcPr>
-            <w:tcW w:type="auto" w:w="4535"/>
-          </w:tcPr>
-          <w:p>
-            <w:pPr>
-              <w:jc w:val="left"/>
-            </w:pPr>
-            <w:r>
-              <w:t xml:space="preserve">De projectstartarchitectuur is een concreet en doelgericht ICT-architectuurkader waarbinnen het </w:t>
-            </w:r>
-            <w:r>
-              <w:rPr>
-                <w:b/>
-              </w:rPr>
-              <w:t>project</w:t>
-            </w:r>
-            <w:r>
-              <w:t xml:space="preserve"> moet worden uitgevoerd</w:t>
-            </w:r>
-          </w:p>
-        </w:tc>
-      </w:tr>
-      <w:tr>
-        <w:tc>
-          <w:tcPr>
-            <w:tcW w:type="auto" w:w="4535"/>
-          </w:tcPr>
-          <w:p>
-            <w:pPr>
-              <w:jc w:val="left"/>
-            </w:pPr>
-            <w:r>
-              <w:rPr>
-                <w:b/>
-              </w:rPr>
-              <w:t>PvE</w:t>
-            </w:r>
-          </w:p>
-        </w:tc>
-        <w:tc>
-          <w:tcPr>
-            <w:tcW w:type="auto" w:w="4535"/>
-          </w:tcPr>
-          <w:p>
-            <w:pPr>
-              <w:jc w:val="left"/>
-            </w:pPr>
-            <w:r>
-              <w:t>programma van eisen</w:t>
-            </w:r>
-          </w:p>
-        </w:tc>
-      </w:tr>
-      <w:tr>
-        <w:tc>
-          <w:tcPr>
-            <w:tcW w:type="auto" w:w="4535"/>
-          </w:tcPr>
-          <w:p>
-            <w:pPr>
-              <w:jc w:val="left"/>
-            </w:pPr>
-            <w:r>
-              <w:rPr>
-                <w:b/>
-              </w:rPr>
-              <w:t>Quality-time</w:t>
-            </w:r>
-          </w:p>
-        </w:tc>
-        <w:tc>
-          <w:tcPr>
-            <w:tcW w:type="auto" w:w="4535"/>
-          </w:tcPr>
-          <w:p>
-            <w:pPr>
-              <w:jc w:val="left"/>
-            </w:pPr>
-            <w:r>
-              <w:t>een door ICTU ontwikkeld, open source, geautomatiseerd kwaliteitssysteem</w:t>
-            </w:r>
-          </w:p>
-        </w:tc>
-      </w:tr>
-      <w:tr>
-        <w:tc>
-          <w:tcPr>
-            <w:tcW w:type="auto" w:w="4535"/>
-          </w:tcPr>
-          <w:p>
-            <w:pPr>
-              <w:jc w:val="left"/>
-            </w:pPr>
-            <w:r>
-              <w:rPr>
-                <w:b/>
-              </w:rPr>
-              <w:t>realisatiefase</w:t>
-            </w:r>
-          </w:p>
-        </w:tc>
-        <w:tc>
-          <w:tcPr>
-            <w:tcW w:type="auto" w:w="4535"/>
-          </w:tcPr>
-          <w:p>
-            <w:pPr>
-              <w:jc w:val="left"/>
-            </w:pPr>
-            <w:r>
-              <w:t xml:space="preserve">fase van een </w:t>
-            </w:r>
-            <w:r>
-              <w:rPr>
-                <w:b/>
-              </w:rPr>
-              <w:t>softwareontwikkelproject</w:t>
-            </w:r>
-            <w:r>
-              <w:t xml:space="preserve"> waarin de </w:t>
-            </w:r>
-            <w:r>
-              <w:rPr>
-                <w:b/>
-              </w:rPr>
-              <w:t>software</w:t>
-            </w:r>
-            <w:r>
-              <w:t xml:space="preserve"> daadwerkelijk wordt gebouwd en onderhouden, en bij een </w:t>
-            </w:r>
-            <w:r>
-              <w:rPr>
-                <w:b/>
-              </w:rPr>
-              <w:t>DevOps</w:t>
-            </w:r>
-            <w:r>
-              <w:t xml:space="preserve"> werkwijze ook operationeel wordt beheerd</w:t>
-            </w:r>
-          </w:p>
-        </w:tc>
-      </w:tr>
-      <w:tr>
-        <w:tc>
-          <w:tcPr>
-            <w:tcW w:type="auto" w:w="4535"/>
-          </w:tcPr>
-          <w:p>
-            <w:pPr>
-              <w:jc w:val="left"/>
-            </w:pPr>
-            <w:r>
-              <w:rPr>
-                <w:b/>
-              </w:rPr>
-              <w:t>regressietest</w:t>
-            </w:r>
-          </w:p>
-        </w:tc>
-        <w:tc>
-          <w:tcPr>
-            <w:tcW w:type="auto" w:w="4535"/>
-          </w:tcPr>
-          <w:p>
-            <w:pPr>
-              <w:jc w:val="left"/>
-            </w:pPr>
-            <w:r>
-              <w:t>test die na een wijziging controleert of niet-gewijzigde delen van een systeem nog steeds correct functioneren</w:t>
-            </w:r>
-          </w:p>
-        </w:tc>
-      </w:tr>
-      <w:tr>
-        <w:tc>
-          <w:tcPr>
-            <w:tcW w:type="auto" w:w="4535"/>
-          </w:tcPr>
-          <w:p>
-            <w:pPr>
-              <w:jc w:val="left"/>
-            </w:pPr>
-            <w:r>
-              <w:rPr>
-                <w:b/>
-              </w:rPr>
-              <w:t>release notes</w:t>
-            </w:r>
-          </w:p>
-        </w:tc>
-        <w:tc>
-          <w:tcPr>
-            <w:tcW w:type="auto" w:w="4535"/>
-          </w:tcPr>
-          <w:p>
-            <w:pPr>
-              <w:jc w:val="left"/>
-            </w:pPr>
-            <w:r>
-              <w:t xml:space="preserve">een overzicht van de wijzigingen in een </w:t>
-            </w:r>
-            <w:r>
-              <w:rPr>
-                <w:b/>
-              </w:rPr>
-              <w:t>release</w:t>
-            </w:r>
-          </w:p>
-        </w:tc>
-      </w:tr>
-      <w:tr>
-        <w:tc>
-          <w:tcPr>
-            <w:tcW w:type="auto" w:w="4535"/>
-          </w:tcPr>
-          <w:p>
-            <w:pPr>
-              <w:jc w:val="left"/>
-            </w:pPr>
-            <w:r>
-              <w:rPr>
-                <w:b/>
-              </w:rPr>
-              <w:t>release</w:t>
-            </w:r>
-          </w:p>
-        </w:tc>
-        <w:tc>
-          <w:tcPr>
-            <w:tcW w:type="auto" w:w="4535"/>
-          </w:tcPr>
-          <w:p>
-            <w:pPr>
-              <w:jc w:val="left"/>
-            </w:pPr>
-            <w:r>
-              <w:t xml:space="preserve">een voor gebruik vrijgegeven versie van de </w:t>
-            </w:r>
-            <w:r>
-              <w:rPr>
-                <w:b/>
-              </w:rPr>
-              <w:t>software</w:t>
-            </w:r>
-          </w:p>
-        </w:tc>
-      </w:tr>
-      <w:tr>
-        <w:tc>
-          <w:tcPr>
-            <w:tcW w:type="auto" w:w="4535"/>
-          </w:tcPr>
-          <w:p>
-            <w:pPr>
-              <w:jc w:val="left"/>
-            </w:pPr>
-            <w:r>
-              <w:rPr>
-                <w:b/>
-              </w:rPr>
-              <w:t>SAD</w:t>
-            </w:r>
-          </w:p>
-        </w:tc>
-        <w:tc>
-          <w:tcPr>
-            <w:tcW w:type="auto" w:w="4535"/>
-          </w:tcPr>
-          <w:p>
-            <w:pPr>
-              <w:jc w:val="left"/>
-            </w:pPr>
-            <w:r>
-              <w:t>software-architectuurdocument</w:t>
-            </w:r>
-          </w:p>
-        </w:tc>
-      </w:tr>
-      <w:tr>
-        <w:tc>
-          <w:tcPr>
-            <w:tcW w:type="auto" w:w="4535"/>
-          </w:tcPr>
-          <w:p>
-            <w:pPr>
-              <w:jc w:val="left"/>
-            </w:pPr>
-            <w:r>
-              <w:rPr>
-                <w:b/>
-              </w:rPr>
-              <w:t>Scrum</w:t>
-            </w:r>
-          </w:p>
-        </w:tc>
-        <w:tc>
-          <w:tcPr>
-            <w:tcW w:type="auto" w:w="4535"/>
-          </w:tcPr>
-          <w:p>
-            <w:pPr>
-              <w:jc w:val="left"/>
-            </w:pPr>
-            <w:r>
-              <w:t>Scrum is een lichtgewicht raamwerk dat mensen, teams en organisaties helpt om waarde te creёren door middel van adaptieve oplossingen voor complexe problemen [Scrumgids]</w:t>
-            </w:r>
-          </w:p>
-        </w:tc>
-      </w:tr>
-      <w:tr>
-        <w:tc>
-          <w:tcPr>
-            <w:tcW w:type="auto" w:w="4535"/>
-          </w:tcPr>
-          <w:p>
-            <w:pPr>
-              <w:jc w:val="left"/>
-            </w:pPr>
-            <w:r>
-              <w:rPr>
-                <w:b/>
-              </w:rPr>
-              <w:t>Scrummaster</w:t>
-            </w:r>
-          </w:p>
-        </w:tc>
-        <w:tc>
-          <w:tcPr>
-            <w:tcW w:type="auto" w:w="4535"/>
-          </w:tcPr>
-          <w:p>
-            <w:pPr>
-              <w:jc w:val="left"/>
-            </w:pPr>
-            <w:r>
-              <w:t xml:space="preserve">De Scrummaster is verantwoordelijk voor het opzetten van </w:t>
-            </w:r>
-            <w:r>
-              <w:rPr>
-                <w:b/>
-              </w:rPr>
-              <w:t>Scrum</w:t>
-            </w:r>
-            <w:r>
-              <w:t>, zoals staat beschreven in de Scrumgids [Scrumgids]</w:t>
-            </w:r>
-          </w:p>
-        </w:tc>
-      </w:tr>
-      <w:tr>
-        <w:tc>
-          <w:tcPr>
-            <w:tcW w:type="auto" w:w="4535"/>
-          </w:tcPr>
-          <w:p>
-            <w:pPr>
-              <w:jc w:val="left"/>
-            </w:pPr>
-            <w:r>
-              <w:rPr>
-                <w:b/>
-              </w:rPr>
-              <w:t>Scrumteam</w:t>
-            </w:r>
-          </w:p>
-        </w:tc>
-        <w:tc>
-          <w:tcPr>
-            <w:tcW w:type="auto" w:w="4535"/>
-          </w:tcPr>
-          <w:p>
-            <w:pPr>
-              <w:jc w:val="left"/>
-            </w:pPr>
-            <w:r>
-              <w:t xml:space="preserve">Een Scrumteam bestaat uit één </w:t>
-            </w:r>
-            <w:r>
-              <w:rPr>
-                <w:b/>
-              </w:rPr>
-              <w:t>Scrummaster</w:t>
-            </w:r>
-            <w:r>
-              <w:t xml:space="preserve">, één </w:t>
-            </w:r>
-            <w:r>
-              <w:rPr>
-                <w:b/>
-              </w:rPr>
-              <w:t>product owner</w:t>
-            </w:r>
-            <w:r>
-              <w:t xml:space="preserve"> en </w:t>
-            </w:r>
-            <w:r>
-              <w:rPr>
-                <w:b/>
-              </w:rPr>
-              <w:t>ontwikkelaars</w:t>
-            </w:r>
-            <w:r>
-              <w:t xml:space="preserve"> (</w:t>
-            </w:r>
-            <w:r>
-              <w:rPr>
-                <w:i/>
-              </w:rPr>
-              <w:t>developers</w:t>
-            </w:r>
-            <w:r>
-              <w:t xml:space="preserve"> in de Scrumgids) [Scrumgids]</w:t>
-            </w:r>
-          </w:p>
-        </w:tc>
-      </w:tr>
-      <w:tr>
-        <w:tc>
-          <w:tcPr>
-            <w:tcW w:type="auto" w:w="4535"/>
-          </w:tcPr>
-          <w:p>
-            <w:pPr>
-              <w:jc w:val="left"/>
-            </w:pPr>
-            <w:r>
-              <w:rPr>
-                <w:b/>
-              </w:rPr>
-              <w:t>softwarearchitectuur</w:t>
-            </w:r>
-          </w:p>
-        </w:tc>
-        <w:tc>
-          <w:tcPr>
-            <w:tcW w:type="auto" w:w="4535"/>
-          </w:tcPr>
-          <w:p>
-            <w:pPr>
-              <w:jc w:val="left"/>
-            </w:pPr>
-            <w:r>
-              <w:t xml:space="preserve">een </w:t>
-            </w:r>
-            <w:r>
-              <w:rPr>
-                <w:b/>
-              </w:rPr>
-              <w:t>architectuur</w:t>
-            </w:r>
-            <w:r>
-              <w:t xml:space="preserve"> die vooral de softwareonderdelen en -relaties (processen, modules, interfaces, datamodel) van een systeem beschrijft</w:t>
-            </w:r>
-          </w:p>
-        </w:tc>
-      </w:tr>
-      <w:tr>
-        <w:tc>
-          <w:tcPr>
-            <w:tcW w:type="auto" w:w="4535"/>
-          </w:tcPr>
-          <w:p>
-            <w:pPr>
-              <w:jc w:val="left"/>
-            </w:pPr>
-            <w:r>
-              <w:rPr>
-                <w:b/>
-              </w:rPr>
-              <w:t>software delivery manager</w:t>
-            </w:r>
-          </w:p>
-        </w:tc>
-        <w:tc>
-          <w:tcPr>
-            <w:tcW w:type="auto" w:w="4535"/>
-          </w:tcPr>
-          <w:p>
-            <w:pPr>
-              <w:jc w:val="left"/>
-            </w:pPr>
-            <w:r>
-              <w:t xml:space="preserve">organiseert het ontwikkelen en opleveren van </w:t>
-            </w:r>
-            <w:r>
-              <w:rPr>
-                <w:b/>
-              </w:rPr>
-              <w:t>software</w:t>
-            </w:r>
-            <w:r>
-              <w:t xml:space="preserve"> conform de vastgestelde eisen en de Kwaliteitsaanpak en rapporteert aan de </w:t>
-            </w:r>
-            <w:r>
-              <w:rPr>
-                <w:b/>
-              </w:rPr>
-              <w:t>projectleider</w:t>
-            </w:r>
-          </w:p>
-        </w:tc>
-      </w:tr>
-      <w:tr>
-        <w:tc>
-          <w:tcPr>
-            <w:tcW w:type="auto" w:w="4535"/>
-          </w:tcPr>
-          <w:p>
-            <w:pPr>
-              <w:jc w:val="left"/>
-            </w:pPr>
-            <w:r>
-              <w:rPr>
-                <w:b/>
-              </w:rPr>
-              <w:t>software</w:t>
-            </w:r>
-          </w:p>
-        </w:tc>
-        <w:tc>
-          <w:tcPr>
-            <w:tcW w:type="auto" w:w="4535"/>
-          </w:tcPr>
-          <w:p>
-            <w:pPr>
-              <w:jc w:val="left"/>
-            </w:pPr>
-            <w:r>
-              <w:t>software is de verzameling instructies die bepalen wat een computer uitvoert en is uiteindelijk wat de gebruiker ziet, ervaart en waarmee hij interacteert</w:t>
-            </w:r>
-          </w:p>
-        </w:tc>
-      </w:tr>
-      <w:tr>
-        <w:tc>
-          <w:tcPr>
-            <w:tcW w:type="auto" w:w="4535"/>
-          </w:tcPr>
-          <w:p>
-            <w:pPr>
-              <w:jc w:val="left"/>
-            </w:pPr>
-            <w:r>
-              <w:rPr>
-                <w:b/>
-              </w:rPr>
-              <w:t>softwareontwikkeling</w:t>
-            </w:r>
-          </w:p>
-        </w:tc>
-        <w:tc>
-          <w:tcPr>
-            <w:tcW w:type="auto" w:w="4535"/>
-          </w:tcPr>
-          <w:p>
-            <w:pPr>
-              <w:jc w:val="left"/>
-            </w:pPr>
-            <w:r>
-              <w:t xml:space="preserve">een activiteit die nieuwe </w:t>
-            </w:r>
-            <w:r>
-              <w:rPr>
-                <w:b/>
-              </w:rPr>
-              <w:t>software</w:t>
-            </w:r>
-            <w:r>
-              <w:t xml:space="preserve"> maakt en/of bestaande software aanpast</w:t>
-            </w:r>
-          </w:p>
-        </w:tc>
-      </w:tr>
-      <w:tr>
-        <w:tc>
-          <w:tcPr>
-            <w:tcW w:type="auto" w:w="4535"/>
-          </w:tcPr>
-          <w:p>
-            <w:pPr>
-              <w:jc w:val="left"/>
-            </w:pPr>
-            <w:r>
-              <w:rPr>
-                <w:b/>
-              </w:rPr>
-              <w:t>softwareontwikkelproject</w:t>
-            </w:r>
-          </w:p>
-        </w:tc>
-        <w:tc>
-          <w:tcPr>
-            <w:tcW w:type="auto" w:w="4535"/>
-          </w:tcPr>
-          <w:p>
-            <w:pPr>
-              <w:jc w:val="left"/>
-            </w:pPr>
-            <w:r>
-              <w:t xml:space="preserve">een </w:t>
-            </w:r>
-            <w:r>
-              <w:rPr>
-                <w:b/>
-              </w:rPr>
-              <w:t>project</w:t>
-            </w:r>
-            <w:r>
-              <w:t xml:space="preserve"> dat de oplevering van </w:t>
-            </w:r>
-            <w:r>
-              <w:rPr>
-                <w:b/>
-              </w:rPr>
-              <w:t>software</w:t>
-            </w:r>
-            <w:r>
-              <w:t xml:space="preserve"> als enige of voornaamste projectresultaat heeft</w:t>
-            </w:r>
-          </w:p>
-        </w:tc>
-      </w:tr>
-      <w:tr>
-        <w:tc>
-          <w:tcPr>
-            <w:tcW w:type="auto" w:w="4535"/>
-          </w:tcPr>
-          <w:p>
-            <w:pPr>
-              <w:jc w:val="left"/>
-            </w:pPr>
-            <w:r>
-              <w:rPr>
-                <w:b/>
-              </w:rPr>
-              <w:t>solution architectuur</w:t>
-            </w:r>
-          </w:p>
-        </w:tc>
-        <w:tc>
-          <w:tcPr>
-            <w:tcW w:type="auto" w:w="4535"/>
-          </w:tcPr>
-          <w:p>
-            <w:pPr>
-              <w:jc w:val="left"/>
-            </w:pPr>
-            <w:r>
-              <w:t xml:space="preserve">beschrijving van de gewenste oplossing van een specifiek probleem, of het eindresultaat van een </w:t>
-            </w:r>
-            <w:r>
-              <w:rPr>
-                <w:b/>
-              </w:rPr>
-              <w:t>project</w:t>
-            </w:r>
-            <w:r>
-              <w:t xml:space="preserve"> [NORA]</w:t>
-            </w:r>
-          </w:p>
-        </w:tc>
-      </w:tr>
-      <w:tr>
-        <w:tc>
-          <w:tcPr>
-            <w:tcW w:type="auto" w:w="4535"/>
-          </w:tcPr>
-          <w:p>
-            <w:pPr>
-              <w:jc w:val="left"/>
-            </w:pPr>
-            <w:r>
-              <w:rPr>
-                <w:b/>
-              </w:rPr>
-              <w:t>technische schuld</w:t>
-            </w:r>
-          </w:p>
-        </w:tc>
-        <w:tc>
-          <w:tcPr>
-            <w:tcW w:type="auto" w:w="4535"/>
-          </w:tcPr>
-          <w:p>
-            <w:pPr>
-              <w:jc w:val="left"/>
-            </w:pPr>
-            <w:r>
-              <w:t xml:space="preserve">eigenschappen van de </w:t>
-            </w:r>
-            <w:r>
-              <w:rPr>
-                <w:b/>
-              </w:rPr>
-              <w:t>software</w:t>
-            </w:r>
             <w:r>
               <w:t xml:space="preserve"> die de lange-termijninzetbaarheid en onderhoudbaarheid bedreigen</w:t>
             </w:r>
@@ -4248,7 +4270,7 @@
               <w:jc w:val="left"/>
             </w:pPr>
             <w:r>
-              <w:t>threat and vulnerability assessment</w:t>
+              <w:t>Een threat and vulnerability assessment inventariseert de betrouwbaarheidseisen die aan de bedrijfsprocessen en dientengevolge aan het product worden gesteld, gevolgd door identificatie en analyse van bedreigingen</w:t>
             </w:r>
           </w:p>
         </w:tc>

--- a/docs/wip/ICTU-Template-Generiek.docx
+++ b/docs/wip/ICTU-Template-Generiek.docx
@@ -1140,7 +1140,7 @@
     </w:p>
     <w:p>
       <w:r>
-        <w:t>Versie wip, 04-03-2025</w:t>
+        <w:t>Versie wip, 21-03-2025</w:t>
       </w:r>
     </w:p>
     <w:p>

--- a/docs/wip/ICTU-Template-Generiek.docx
+++ b/docs/wip/ICTU-Template-Generiek.docx
@@ -1140,7 +1140,7 @@
     </w:p>
     <w:p>
       <w:r>
-        <w:t>Versie wip, 11-04-2025</w:t>
+        <w:t>Versie wip, 19-09-2025</w:t>
       </w:r>
     </w:p>
     <w:p>
@@ -1292,7 +1292,7 @@
               <w:jc w:val="left"/>
             </w:pPr>
             <w:r>
-              <w:t>NEN-ISO/IEC 27001:2017 en NEN-ISO/IEC 27002:2017, VIR 2007, VIRBI 2013 en BIO voor het inrichten en beheren van informatiebeveiliging in brede zin.</w:t>
+              <w:t>NEN-ISO/IEC 27001:2023 en NEN-ISO/IEC 27002:2022, VIR 2007, VIRBI 2013 en BIO voor het inrichten en beheren van informatiebeveiliging in brede zin.</w:t>
             </w:r>
           </w:p>
         </w:tc>
@@ -4828,7 +4828,7 @@
                 <w:rPr>
                   <w:rStyle w:val="Hyperlink"/>
                 </w:rPr>
-                <w:t>NEN-ISO/IEC 27001:2017</w:t>
+                <w:t>NEN-ISO/IEC 27001:2023</w:t>
               </w:r>
             </w:hyperlink>
           </w:p>
@@ -4842,7 +4842,7 @@
               <w:jc w:val="left"/>
             </w:pPr>
             <w:r>
-              <w:t>Informatietechnologie - Beveiligingstechnieken - Managementsystemen voor informatiebeveiliging - Eisen</w:t>
+              <w:t>Informatiebeveiliging, cybersecurity en bescherming van de privacy - Managementsysteem voor informatiebeveiliging - Eisen</w:t>
             </w:r>
           </w:p>
         </w:tc>
@@ -4861,7 +4861,7 @@
                 <w:rPr>
                   <w:rStyle w:val="Hyperlink"/>
                 </w:rPr>
-                <w:t>NEN-ISO/IEC 27002:2017</w:t>
+                <w:t>NEN-ISO/IEC 27002:2022</w:t>
               </w:r>
             </w:hyperlink>
           </w:p>
@@ -4875,7 +4875,7 @@
               <w:jc w:val="left"/>
             </w:pPr>
             <w:r>
-              <w:t>Informatietechnologie - Beveiligingstechnieken - Praktijkrichtlijn met beheersmaatregelen op het gebied van informatiebeveiliging</w:t>
+              <w:t>Informatiebeveiliging, cybersecurity en bescherming van de privacy - Beheersmaatregelen voor informatiebeveiliging</w:t>
             </w:r>
           </w:p>
         </w:tc>
@@ -4894,7 +4894,7 @@
                 <w:rPr>
                   <w:rStyle w:val="Hyperlink"/>
                 </w:rPr>
-                <w:t>NEN 7510:2017</w:t>
+                <w:t>NEN 7510-2:2024</w:t>
               </w:r>
             </w:hyperlink>
           </w:p>
@@ -4907,9 +4907,6 @@
             <w:pPr>
               <w:jc w:val="left"/>
             </w:pPr>
-            <w:r>
-              <w:t>Informatiebeveiliging in de zorg.</w:t>
-            </w:r>
           </w:p>
         </w:tc>
       </w:tr>
@@ -5158,7 +5155,7 @@
                 <w:rPr>
                   <w:rStyle w:val="Hyperlink"/>
                 </w:rPr>
-                <w:t>Wbni 2018</w:t>
+                <w:t>Wbni 2024</w:t>
               </w:r>
             </w:hyperlink>
           </w:p>
@@ -5286,25 +5283,14 @@
     </w:p>
     <w:p>
       <w:r>
-        <w:t xml:space="preserve">De Kwaliteitsaanpak is een evoluerende aanpak, gebaseerd op de ervaringen die ICTU continu opdoet in de projecten waarin ICTU samen met opdrachtgevende organisaties maatwerksoftware ontwikkelt en onderhoudt. ICTU hanteert daarbij de vuistregel dat als tenminste 80% van de projecten minstens 80% van de tijd een bepaalde werkwijze hanteren, voor die werkwijze een maatregel in de Kwaliteitsaanpak wordt opgenomen. Maar het kan ook voorkomen dat maatregelen om andere redenen landen in de Kwaliteitsaanpak; denk aan het toegankelijk maken van software dat wettelijk verplicht is. Zie ook de wijzigingsgeschiedenis in </w:t>
+        <w:t xml:space="preserve">De Kwaliteitsaanpak is een evoluerende aanpak, gebaseerd op de ervaringen die ICTU continu opdoet in de projecten waarin ICTU samen met opdrachtgevende organisaties maatwerksoftware ontwikkelt en onderhoudt. ICTU hanteert daarbij de vuistregel dat als tenminste 80% van de projecten minstens 80% van de tijd een bepaalde werkwijze hanteren, voor die werkwijze een maatregel in de Kwaliteitsaanpak wordt opgenomen. Maar het kan ook voorkomen dat maatregelen om andere redenen landen in de Kwaliteitsaanpak; denk aan het toegankelijk maken van software dat wettelijk verplicht is. Zie ook de </w:t>
       </w:r>
       <w:hyperlink r:id="rId33">
         <w:r>
           <w:rPr>
             <w:rStyle w:val="Hyperlink"/>
           </w:rPr>
-          <w:t>PDF-formaat</w:t>
-        </w:r>
-      </w:hyperlink>
-      <w:r>
-        <w:t xml:space="preserve"> of </w:t>
-      </w:r>
-      <w:hyperlink r:id="rId34">
-        <w:r>
-          <w:rPr>
-            <w:rStyle w:val="Hyperlink"/>
-          </w:rPr>
-          <w:t>HTML-formaat</w:t>
+          <w:t>wijzigingsgeschiedenis</w:t>
         </w:r>
       </w:hyperlink>
       <w:r>

--- a/docs/wip/ICTU-Template-Generiek.docx
+++ b/docs/wip/ICTU-Template-Generiek.docx
@@ -1140,7 +1140,7 @@
     </w:p>
     <w:p>
       <w:r>
-        <w:t>Versie wip, 13-11-2025</w:t>
+        <w:t>Versie wip, 23-12-2025</w:t>
       </w:r>
     </w:p>
     <w:p>

--- a/docs/wip/ICTU-Template-Generiek.docx
+++ b/docs/wip/ICTU-Template-Generiek.docx
@@ -2,8 +2,6 @@
 <file path=word/document.xml><?xml version="1.0" encoding="utf-8"?>
 <w:document xmlns:wpc="http://schemas.microsoft.com/office/word/2010/wordprocessingCanvas" xmlns:cx="http://schemas.microsoft.com/office/drawing/2014/chartex" xmlns:cx1="http://schemas.microsoft.com/office/drawing/2015/9/8/chartex" xmlns:cx2="http://schemas.microsoft.com/office/drawing/2015/10/21/chartex" xmlns:cx3="http://schemas.microsoft.com/office/drawing/2016/5/9/chartex" xmlns:cx4="http://schemas.microsoft.com/office/drawing/2016/5/10/chartex" xmlns:cx5="http://schemas.microsoft.com/office/drawing/2016/5/11/chartex" xmlns:cx6="http://schemas.microsoft.com/office/drawing/2016/5/12/chartex" xmlns:cx7="http://schemas.microsoft.com/office/drawing/2016/5/13/chartex" xmlns:cx8="http://schemas.microsoft.com/office/drawing/2016/5/14/chartex" xmlns:mc="http://schemas.openxmlformats.org/markup-compatibility/2006" xmlns:aink="http://schemas.microsoft.com/office/drawing/2016/ink" xmlns:am3d="http://schemas.microsoft.com/office/drawing/2017/model3d" xmlns:o="urn:schemas-microsoft-com:office:office" xmlns:oel="http://schemas.microsoft.com/office/2019/extlst" xmlns:r="http://schemas.openxmlformats.org/officeDocument/2006/relationships" xmlns:m="http://schemas.openxmlformats.org/officeDocument/2006/math" xmlns:v="urn:schemas-microsoft-com:vml" xmlns:wp14="http://schemas.microsoft.com/office/word/2010/wordprocessingDrawing" xmlns:wp="http://schemas.openxmlformats.org/drawingml/2006/wordprocessingDrawing" xmlns:w10="urn:schemas-microsoft-com:office:word" xmlns:w="http://schemas.openxmlformats.org/wordprocessingml/2006/main" xmlns:w14="http://schemas.microsoft.com/office/word/2010/wordml" xmlns:w15="http://schemas.microsoft.com/office/word/2012/wordml" xmlns:w16cex="http://schemas.microsoft.com/office/word/2018/wordml/cex" xmlns:w16cid="http://schemas.microsoft.com/office/word/2016/wordml/cid" xmlns:w16="http://schemas.microsoft.com/office/word/2018/wordml" xmlns:w16du="http://schemas.microsoft.com/office/word/2023/wordml/word16du" xmlns:w16sdtdh="http://schemas.microsoft.com/office/word/2020/wordml/sdtdatahash" xmlns:w16sdtfl="http://schemas.microsoft.com/office/word/2024/wordml/sdtformatlock" xmlns:w16se="http://schemas.microsoft.com/office/word/2015/wordml/symex" xmlns:wpg="http://schemas.microsoft.com/office/word/2010/wordprocessingGroup" xmlns:wpi="http://schemas.microsoft.com/office/word/2010/wordprocessingInk" xmlns:wne="http://schemas.microsoft.com/office/word/2006/wordml" xmlns:wps="http://schemas.microsoft.com/office/word/2010/wordprocessingShape" mc:Ignorable="w14 w15 w16se w16cid w16 w16cex w16sdtdh w16sdtfl w16du wp14">
   <w:body>
-    <w:p/>
-    <w:p/>
     <w:p/>
     <w:p>
       <w:r>
@@ -1140,7 +1138,7 @@
     </w:p>
     <w:p>
       <w:r>
-        <w:t>Versie wip, 13-11-2025</w:t>
+        <w:t>Versie wip, 24-12-2025</w:t>
       </w:r>
     </w:p>
     <w:p>
@@ -8094,29 +8092,23 @@
     <w:name w:val="Lijst opsom.teken1"/>
     <w:basedOn w:val="Lijstalinea"/>
     <w:qFormat/>
-    <w:rsid w:val="00907D68"/>
+    <w:rsid w:val="003B53E5"/>
     <w:pPr>
       <w:numPr>
         <w:numId w:val="2"/>
       </w:numPr>
     </w:pPr>
-    <w:rPr>
-      <w:lang w:val="en-US"/>
-    </w:rPr>
   </w:style>
   <w:style w:type="paragraph" w:customStyle="1" w:styleId="Lijstnummering1">
     <w:name w:val="Lijstnummering1"/>
     <w:basedOn w:val="Lijstalinea"/>
     <w:qFormat/>
-    <w:rsid w:val="00416BDF"/>
+    <w:rsid w:val="003B53E5"/>
     <w:pPr>
       <w:numPr>
         <w:numId w:val="3"/>
       </w:numPr>
     </w:pPr>
-    <w:rPr>
-      <w:lang w:val="en-US"/>
-    </w:rPr>
   </w:style>
   <w:style w:type="table" w:styleId="Tabelraster">
     <w:name w:val="Table Grid"/>

--- a/docs/wip/ICTU-Template-Generiek.docx
+++ b/docs/wip/ICTU-Template-Generiek.docx
@@ -162,20 +162,24 @@
       </w:r>
     </w:p>
     <w:p>
+      <w:bookmarkStart w:id="0" w:name="colofon"/>
       <w:pPr>
         <w:pStyle w:val="Kop5"/>
       </w:pPr>
       <w:r>
         <w:t>Colofon</w:t>
       </w:r>
+      <w:bookmarkEnd w:id="0" w:name="colofon"/>
     </w:p>
     <w:p>
+      <w:bookmarkStart w:id="0" w:name="rubricering"/>
       <w:pPr>
         <w:pStyle w:val="Kop6"/>
       </w:pPr>
       <w:r>
         <w:t>Rubricering</w:t>
       </w:r>
+      <w:bookmarkEnd w:id="0" w:name="rubricering"/>
     </w:p>
     <w:p>
       <w:r>
@@ -186,7 +190,7 @@
           <w:rPr>
             <w:rStyle w:val="Hyperlink"/>
           </w:rPr>
-          <w:t>VIRBI 2013, art. 4</w:t>
+          <w:t>VIRBI 2025, art. 4</w:t>
         </w:r>
       </w:hyperlink>
       <w:r>
@@ -309,12 +313,14 @@
       </w:tr>
     </w:tbl>
     <w:p>
+      <w:bookmarkStart w:id="0" w:name="goedkeuring"/>
       <w:pPr>
         <w:pStyle w:val="Kop6"/>
       </w:pPr>
       <w:r>
         <w:t>Goedkeuring</w:t>
       </w:r>
+      <w:bookmarkEnd w:id="0" w:name="goedkeuring"/>
     </w:p>
     <w:tbl>
       <w:tblPr>
@@ -423,12 +429,14 @@
       </w:tr>
     </w:tbl>
     <w:p>
+      <w:bookmarkStart w:id="0" w:name="revisiehistorie"/>
       <w:pPr>
         <w:pStyle w:val="Kop6"/>
       </w:pPr>
       <w:r>
         <w:t>Revisiehistorie</w:t>
       </w:r>
+      <w:bookmarkEnd w:id="0" w:name="revisiehistorie"/>
     </w:p>
     <w:tbl>
       <w:tblPr>
@@ -630,12 +638,14 @@
       </w:tr>
     </w:tbl>
     <w:p>
+      <w:bookmarkStart w:id="0" w:name="betrokkenen-bij-dit-document"/>
       <w:pPr>
         <w:pStyle w:val="Kop6"/>
       </w:pPr>
       <w:r>
         <w:t>Betrokkenen bij dit document</w:t>
       </w:r>
+      <w:bookmarkEnd w:id="0" w:name="betrokkenen-bij-dit-document"/>
     </w:p>
     <w:p>
       <w:r>
@@ -1129,16 +1139,18 @@
       </w:tr>
     </w:tbl>
     <w:p>
+      <w:bookmarkStart w:id="0" w:name="template-versie"/>
       <w:pPr>
         <w:pStyle w:val="Kop6"/>
       </w:pPr>
       <w:r>
         <w:t>Template versie</w:t>
       </w:r>
+      <w:bookmarkEnd w:id="0" w:name="template-versie"/>
     </w:p>
     <w:p>
       <w:r>
-        <w:t>Versie wip, 06-01-2026</w:t>
+        <w:t>Versie wip, 14-04-2026</w:t>
       </w:r>
     </w:p>
     <w:p>
@@ -1158,12 +1170,14 @@
       </w:r>
     </w:p>
     <w:p>
+      <w:bookmarkStart w:id="0" w:name="managementsamenvatting"/>
       <w:pPr>
         <w:pStyle w:val="Kop1"/>
       </w:pPr>
       <w:r>
         <w:t>Managementsamenvatting</w:t>
       </w:r>
+      <w:bookmarkEnd w:id="0" w:name="managementsamenvatting"/>
     </w:p>
     <w:p>
       <w:r>
@@ -1175,20 +1189,24 @@
       </w:r>
     </w:p>
     <w:p>
+      <w:bookmarkStart w:id="0" w:name="inleiding"/>
       <w:pPr>
         <w:pStyle w:val="Kop1"/>
       </w:pPr>
       <w:r>
         <w:t>Inleiding</w:t>
       </w:r>
+      <w:bookmarkEnd w:id="0" w:name="inleiding"/>
     </w:p>
     <w:p>
+      <w:bookmarkStart w:id="0" w:name="over-dit-document"/>
       <w:pPr>
         <w:pStyle w:val="Kop2"/>
       </w:pPr>
       <w:r>
         <w:t>Over dit document</w:t>
       </w:r>
+      <w:bookmarkEnd w:id="0" w:name="over-dit-document"/>
     </w:p>
     <w:p>
       <w:r>
@@ -1200,12 +1218,14 @@
       </w:r>
     </w:p>
     <w:p>
+      <w:bookmarkStart w:id="0" w:name="doelgroep"/>
       <w:pPr>
         <w:pStyle w:val="Kop2"/>
       </w:pPr>
       <w:r>
         <w:t>Doelgroep</w:t>
       </w:r>
+      <w:bookmarkEnd w:id="0" w:name="doelgroep"/>
     </w:p>
     <w:p>
       <w:r>
@@ -1217,12 +1237,14 @@
       </w:r>
     </w:p>
     <w:p>
+      <w:bookmarkStart w:id="0" w:name="uitgangspunten"/>
       <w:pPr>
         <w:pStyle w:val="Kop2"/>
       </w:pPr>
       <w:r>
         <w:t>Uitgangspunten</w:t>
       </w:r>
+      <w:bookmarkEnd w:id="0" w:name="uitgangspunten"/>
     </w:p>
     <w:p>
       <w:r>
@@ -1401,12 +1423,14 @@
       </w:tr>
     </w:tbl>
     <w:p>
+      <w:bookmarkStart w:id="0" w:name="relatie-met-andere-documenten"/>
       <w:pPr>
         <w:pStyle w:val="Kop2"/>
       </w:pPr>
       <w:r>
         <w:t>Relatie met andere documenten</w:t>
       </w:r>
+      <w:bookmarkEnd w:id="0" w:name="relatie-met-andere-documenten"/>
     </w:p>
     <w:p>
       <w:r>
@@ -1524,12 +1548,14 @@
       </w:tr>
     </w:tbl>
     <w:p>
+      <w:bookmarkStart w:id="0" w:name="leeswijzer"/>
       <w:pPr>
         <w:pStyle w:val="Kop2"/>
       </w:pPr>
       <w:r>
         <w:t>Leeswijzer</w:t>
       </w:r>
+      <w:bookmarkEnd w:id="0" w:name="leeswijzer"/>
     </w:p>
     <w:p>
       <w:r>
@@ -1541,17 +1567,49 @@
       </w:r>
     </w:p>
     <w:p>
+      <w:hyperlink r:id="rId16">
+        <w:r>
+          <w:rPr>
+            <w:rStyle w:val="Hyperlink"/>
+          </w:rPr>
+          <w:t>Bijlage A</w:t>
+        </w:r>
+      </w:hyperlink>
       <w:r>
-        <w:t>Bijlage A bevat afkortingen en termen die voorkomen in de ICTU Kwaliteitsaanpak Softwareontwikkeling en bijbehorende templates. Bijlage B verwijst naar regelmatig gebruikte bronnen. Bijlage C bevat een beknopte samenvatting van de ICTU Kwaliteitsaanpak Softwareontwikkeling.</w:t>
+        <w:t xml:space="preserve"> bevat afkortingen en termen die voorkomen in de ICTU Kwaliteitsaanpak Softwareontwikkeling en bijbehorende templates. </w:t>
+      </w:r>
+      <w:hyperlink r:id="rId17">
+        <w:r>
+          <w:rPr>
+            <w:rStyle w:val="Hyperlink"/>
+          </w:rPr>
+          <w:t>Bijlage B</w:t>
+        </w:r>
+      </w:hyperlink>
+      <w:r>
+        <w:t xml:space="preserve"> verwijst naar regelmatig gebruikte bronnen. </w:t>
+      </w:r>
+      <w:hyperlink r:id="rId18">
+        <w:r>
+          <w:rPr>
+            <w:rStyle w:val="Hyperlink"/>
+          </w:rPr>
+          <w:t>Bijlage C</w:t>
+        </w:r>
+      </w:hyperlink>
+      <w:r>
+        <w:t xml:space="preserve"> bevat een beknopte samenvatting van de ICTU Kwaliteitsaanpak Softwareontwikkeling.</w:t>
       </w:r>
     </w:p>
     <w:p>
+      <w:bookmarkStart w:id="0" w:name="inhoud"/>
       <w:pPr>
         <w:pStyle w:val="Kop1"/>
       </w:pPr>
       <w:r>
         <w:t>Inhoud</w:t>
       </w:r>
+      <w:bookmarkEnd w:id="0" w:name="inhoud"/>
     </w:p>
     <w:p>
       <w:r>
@@ -1563,20 +1621,24 @@
       </w:r>
     </w:p>
     <w:p>
+      <w:bookmarkStart w:id="0" w:name="bijlagen"/>
       <w:pPr>
         <w:pStyle w:val="Kop1Bijlage"/>
       </w:pPr>
       <w:r>
         <w:t>Bijlagen</w:t>
       </w:r>
+      <w:bookmarkEnd w:id="0" w:name="bijlagen"/>
     </w:p>
     <w:p>
+      <w:bookmarkStart w:id="0" w:name="terminologie-en-afkortingen"/>
       <w:pPr>
         <w:pStyle w:val="Kop2Bijlage"/>
       </w:pPr>
       <w:r>
         <w:t>Terminologie en afkortingen</w:t>
       </w:r>
+      <w:bookmarkEnd w:id="0" w:name="terminologie-en-afkortingen"/>
     </w:p>
     <w:p>
       <w:r>
@@ -4488,12 +4550,14 @@
       </w:tr>
     </w:tbl>
     <w:p>
+      <w:bookmarkStart w:id="0" w:name="bronnen"/>
       <w:pPr>
         <w:pStyle w:val="Kop2Bijlage"/>
       </w:pPr>
       <w:r>
         <w:t>Bronnen</w:t>
       </w:r>
+      <w:bookmarkEnd w:id="0" w:name="bronnen"/>
     </w:p>
     <w:p>
       <w:r>
@@ -4547,7 +4611,7 @@
             <w:pPr>
               <w:jc w:val="left"/>
             </w:pPr>
-            <w:hyperlink r:id="rId16">
+            <w:hyperlink r:id="rId19">
               <w:r>
                 <w:rPr>
                   <w:rStyle w:val="Hyperlink"/>
@@ -4580,7 +4644,7 @@
             <w:pPr>
               <w:jc w:val="left"/>
             </w:pPr>
-            <w:hyperlink r:id="rId17">
+            <w:hyperlink r:id="rId20">
               <w:r>
                 <w:rPr>
                   <w:rStyle w:val="Hyperlink"/>
@@ -4613,7 +4677,7 @@
             <w:pPr>
               <w:jc w:val="left"/>
             </w:pPr>
-            <w:hyperlink r:id="rId18">
+            <w:hyperlink r:id="rId21">
               <w:r>
                 <w:rPr>
                   <w:rStyle w:val="Hyperlink"/>
@@ -4646,7 +4710,7 @@
             <w:pPr>
               <w:jc w:val="left"/>
             </w:pPr>
-            <w:hyperlink r:id="rId19">
+            <w:hyperlink r:id="rId22">
               <w:r>
                 <w:rPr>
                   <w:rStyle w:val="Hyperlink"/>
@@ -4679,7 +4743,7 @@
             <w:pPr>
               <w:jc w:val="left"/>
             </w:pPr>
-            <w:hyperlink r:id="rId20">
+            <w:hyperlink r:id="rId23">
               <w:r>
                 <w:rPr>
                   <w:rStyle w:val="Hyperlink"/>
@@ -4712,7 +4776,7 @@
             <w:pPr>
               <w:jc w:val="left"/>
             </w:pPr>
-            <w:hyperlink r:id="rId21">
+            <w:hyperlink r:id="rId24">
               <w:r>
                 <w:rPr>
                   <w:rStyle w:val="Hyperlink"/>
@@ -4745,7 +4809,7 @@
             <w:pPr>
               <w:jc w:val="left"/>
             </w:pPr>
-            <w:hyperlink r:id="rId22">
+            <w:hyperlink r:id="rId25">
               <w:r>
                 <w:rPr>
                   <w:rStyle w:val="Hyperlink"/>
@@ -4775,7 +4839,7 @@
             <w:pPr>
               <w:jc w:val="left"/>
             </w:pPr>
-            <w:hyperlink r:id="rId23">
+            <w:hyperlink r:id="rId26">
               <w:r>
                 <w:rPr>
                   <w:rStyle w:val="Hyperlink"/>
@@ -4808,7 +4872,7 @@
             <w:pPr>
               <w:jc w:val="left"/>
             </w:pPr>
-            <w:hyperlink r:id="rId24">
+            <w:hyperlink r:id="rId27">
               <w:r>
                 <w:rPr>
                   <w:rStyle w:val="Hyperlink"/>
@@ -4841,7 +4905,7 @@
             <w:pPr>
               <w:jc w:val="left"/>
             </w:pPr>
-            <w:hyperlink r:id="rId25">
+            <w:hyperlink r:id="rId28">
               <w:r>
                 <w:rPr>
                   <w:rStyle w:val="Hyperlink"/>
@@ -4874,7 +4938,7 @@
             <w:pPr>
               <w:jc w:val="left"/>
             </w:pPr>
-            <w:hyperlink r:id="rId26">
+            <w:hyperlink r:id="rId29">
               <w:r>
                 <w:rPr>
                   <w:rStyle w:val="Hyperlink"/>
@@ -4907,7 +4971,7 @@
             <w:pPr>
               <w:jc w:val="left"/>
             </w:pPr>
-            <w:hyperlink r:id="rId27">
+            <w:hyperlink r:id="rId30">
               <w:r>
                 <w:rPr>
                   <w:rStyle w:val="Hyperlink"/>
@@ -4940,7 +5004,7 @@
             <w:pPr>
               <w:jc w:val="left"/>
             </w:pPr>
-            <w:hyperlink r:id="rId28">
+            <w:hyperlink r:id="rId31">
               <w:r>
                 <w:rPr>
                   <w:rStyle w:val="Hyperlink"/>
@@ -4973,12 +5037,12 @@
             <w:pPr>
               <w:jc w:val="left"/>
             </w:pPr>
-            <w:hyperlink r:id="rId29">
+            <w:hyperlink r:id="rId32">
               <w:r>
                 <w:rPr>
                   <w:rStyle w:val="Hyperlink"/>
                 </w:rPr>
-                <w:t>VIRBI 2013</w:t>
+                <w:t>VIRBI 2025</w:t>
               </w:r>
             </w:hyperlink>
           </w:p>
@@ -5006,7 +5070,7 @@
             <w:pPr>
               <w:jc w:val="left"/>
             </w:pPr>
-            <w:hyperlink r:id="rId30">
+            <w:hyperlink r:id="rId33">
               <w:r>
                 <w:rPr>
                   <w:rStyle w:val="Hyperlink"/>
@@ -5032,12 +5096,14 @@
       </w:tr>
     </w:tbl>
     <w:p>
+      <w:bookmarkStart w:id="0" w:name="de-ictu-kwaliteitsaanpak-softwareontwikk"/>
       <w:pPr>
         <w:pStyle w:val="Kop2Bijlage"/>
       </w:pPr>
       <w:r>
         <w:t>De ICTU Kwaliteitsaanpak Softwareontwikkeling</w:t>
       </w:r>
+      <w:bookmarkEnd w:id="0" w:name="de-ictu-kwaliteitsaanpak-softwareontwikk"/>
     </w:p>
     <w:p>
       <w:r>
@@ -5048,7 +5114,7 @@
       <w:r>
         <w:t xml:space="preserve">Overheidsprojecten waarin software wordt ontwikkeld of onderhouden kampen nog vaak met vertraging, budgetoverschrijding of een eindresultaat met te lage kwaliteit. Zo concludeerde de commissie-Elias in haar </w:t>
       </w:r>
-      <w:hyperlink r:id="rId31">
+      <w:hyperlink r:id="rId34">
         <w:r>
           <w:rPr>
             <w:rStyle w:val="Hyperlink"/>
@@ -5079,7 +5145,7 @@
       <w:r>
         <w:t xml:space="preserve">Met behulp van de ICTU Kwaliteitsaanpak Softwareontwikkeling heeft ICTU samen met andere overheden inmiddels enige tientallen projecten succesvol uitgevoerd. ICTU wil deze aanpak graag aanvullen met de ervaringen en geleerde lessen van andere organisaties en deze overdraagbaar maken en breder uitdragen. Om die reden stelt ICTU deze Kwaliteitsaanpak aan iedereen beschikbaar via </w:t>
       </w:r>
-      <w:hyperlink r:id="rId32">
+      <w:hyperlink r:id="rId35">
         <w:r>
           <w:rPr>
             <w:rStyle w:val="Hyperlink"/>
@@ -5141,7 +5207,7 @@
       <w:r>
         <w:t xml:space="preserve">De Kwaliteitsaanpak is een evoluerende aanpak, gebaseerd op de ervaringen die ICTU continu opdoet in de projecten waarin ICTU samen met opdrachtgevende organisaties maatwerksoftware ontwikkelt en onderhoudt. ICTU hanteert daarbij de vuistregel dat als tenminste 80% van de projecten minstens 80% van de tijd een bepaalde werkwijze hanteren, voor die werkwijze een maatregel in de Kwaliteitsaanpak wordt opgenomen. Maar het kan ook voorkomen dat maatregelen om andere redenen landen in de Kwaliteitsaanpak; denk aan het toegankelijk maken van software dat wettelijk verplicht is. Zie ook de </w:t>
       </w:r>
-      <w:hyperlink r:id="rId33">
+      <w:hyperlink r:id="rId36">
         <w:r>
           <w:rPr>
             <w:rStyle w:val="Hyperlink"/>
@@ -5157,9 +5223,14 @@
       <w:r>
         <w:t xml:space="preserve">De maatregelen vormen het startpunt voor de aanpak van ieder ICTU-softwareproject, waarbij ruimte wordt geboden voor variatie of alternatieve invulling. Bijvoorbeeld stelt de Kwaliteitsaanpak: software wordt minimaal bij iedere grote release of tenminste twee keer per jaar onderworpen aan een beveiligingstest door beveiligingsexperts die ICTU daarvoor inhuurt (zie </w:t>
       </w:r>
-      <w:r>
-        <w:t>M26: Het project laat de beveiliging van het ontwikkelde product periodiek beoordelen</w:t>
-      </w:r>
+      <w:hyperlink r:id="rId37">
+        <w:r>
+          <w:rPr>
+            <w:rStyle w:val="Hyperlink"/>
+          </w:rPr>
+          <w:t>M26: Het project laat de beveiliging van het ontwikkelde product periodiek beoordelen</w:t>
+        </w:r>
+      </w:hyperlink>
       <w:r>
         <w:t>). Een alternatief is dat de opdrachtgevende organisatie de verantwoordelijkheid neemt voor het laten uitvoeren van beveiligingstests. Hierover maakt de projectleider nadere afspraken met de opdrachtgever.</w:t>
       </w:r>

--- a/docs/wip/ICTU-Template-Generiek.docx
+++ b/docs/wip/ICTU-Template-Generiek.docx
@@ -1,6 +1,6 @@
 
 <file path=word/document.xml><?xml version="1.0" encoding="utf-8"?>
-<w:document xmlns:wpc="http://schemas.microsoft.com/office/word/2010/wordprocessingCanvas" xmlns:cx="http://schemas.microsoft.com/office/drawing/2014/chartex" xmlns:cx1="http://schemas.microsoft.com/office/drawing/2015/9/8/chartex" xmlns:cx2="http://schemas.microsoft.com/office/drawing/2015/10/21/chartex" xmlns:cx3="http://schemas.microsoft.com/office/drawing/2016/5/9/chartex" xmlns:cx4="http://schemas.microsoft.com/office/drawing/2016/5/10/chartex" xmlns:cx5="http://schemas.microsoft.com/office/drawing/2016/5/11/chartex" xmlns:cx6="http://schemas.microsoft.com/office/drawing/2016/5/12/chartex" xmlns:cx7="http://schemas.microsoft.com/office/drawing/2016/5/13/chartex" xmlns:cx8="http://schemas.microsoft.com/office/drawing/2016/5/14/chartex" xmlns:mc="http://schemas.openxmlformats.org/markup-compatibility/2006" xmlns:aink="http://schemas.microsoft.com/office/drawing/2016/ink" xmlns:am3d="http://schemas.microsoft.com/office/drawing/2017/model3d" xmlns:o="urn:schemas-microsoft-com:office:office" xmlns:oel="http://schemas.microsoft.com/office/2019/extlst" xmlns:r="http://schemas.openxmlformats.org/officeDocument/2006/relationships" xmlns:m="http://schemas.openxmlformats.org/officeDocument/2006/math" xmlns:v="urn:schemas-microsoft-com:vml" xmlns:wp14="http://schemas.microsoft.com/office/word/2010/wordprocessingDrawing" xmlns:wp="http://schemas.openxmlformats.org/drawingml/2006/wordprocessingDrawing" xmlns:w10="urn:schemas-microsoft-com:office:word" xmlns:w="http://schemas.openxmlformats.org/wordprocessingml/2006/main" xmlns:w14="http://schemas.microsoft.com/office/word/2010/wordml" xmlns:w15="http://schemas.microsoft.com/office/word/2012/wordml" xmlns:w16cex="http://schemas.microsoft.com/office/word/2018/wordml/cex" xmlns:w16cid="http://schemas.microsoft.com/office/word/2016/wordml/cid" xmlns:w16="http://schemas.microsoft.com/office/word/2018/wordml" xmlns:w16du="http://schemas.microsoft.com/office/word/2023/wordml/word16du" xmlns:w16sdtdh="http://schemas.microsoft.com/office/word/2020/wordml/sdtdatahash" xmlns:w16sdtfl="http://schemas.microsoft.com/office/word/2024/wordml/sdtformatlock" xmlns:w16se="http://schemas.microsoft.com/office/word/2015/wordml/symex" xmlns:wpg="http://schemas.microsoft.com/office/word/2010/wordprocessingGroup" xmlns:wpi="http://schemas.microsoft.com/office/word/2010/wordprocessingInk" xmlns:wne="http://schemas.microsoft.com/office/word/2006/wordml" xmlns:wps="http://schemas.microsoft.com/office/word/2010/wordprocessingShape" mc:Ignorable="w14 w15 w16se w16cid w16 w16cex w16sdtdh w16sdtfl w16du wp14">
+<w:document xmlns:wpc="http://schemas.microsoft.com/office/word/2010/wordprocessingCanvas" xmlns:cx="http://schemas.microsoft.com/office/drawing/2014/chartex" xmlns:cx1="http://schemas.microsoft.com/office/drawing/2015/9/8/chartex" xmlns:cx2="http://schemas.microsoft.com/office/drawing/2015/10/21/chartex" xmlns:cx3="http://schemas.microsoft.com/office/drawing/2016/5/9/chartex" xmlns:cx4="http://schemas.microsoft.com/office/drawing/2016/5/10/chartex" xmlns:cx5="http://schemas.microsoft.com/office/drawing/2016/5/11/chartex" xmlns:cx6="http://schemas.microsoft.com/office/drawing/2016/5/12/chartex" xmlns:cx7="http://schemas.microsoft.com/office/drawing/2016/5/13/chartex" xmlns:cx8="http://schemas.microsoft.com/office/drawing/2016/5/14/chartex" xmlns:mc="http://schemas.openxmlformats.org/markup-compatibility/2006" xmlns:m="http://schemas.openxmlformats.org/officeDocument/2006/math" xmlns:aink="http://schemas.microsoft.com/office/drawing/2016/ink" xmlns:am3d="http://schemas.microsoft.com/office/drawing/2017/model3d" xmlns:oel="http://schemas.microsoft.com/office/2019/extlst" xmlns:r="http://schemas.openxmlformats.org/officeDocument/2006/relationships" xmlns:wp14="http://schemas.microsoft.com/office/word/2010/wordprocessingDrawing" xmlns:wp="http://schemas.openxmlformats.org/drawingml/2006/wordprocessingDrawing" xmlns:wpg="http://schemas.microsoft.com/office/word/2010/wordprocessingGroup" xmlns:wpi="http://schemas.microsoft.com/office/word/2010/wordprocessingInk" xmlns:wps="http://schemas.microsoft.com/office/word/2010/wordprocessingShape" xmlns:o="urn:schemas-microsoft-com:office:office" xmlns:v="urn:schemas-microsoft-com:vml" xmlns:w10="urn:schemas-microsoft-com:office:word" xmlns:w="http://schemas.openxmlformats.org/wordprocessingml/2006/main" xmlns:w14="http://schemas.microsoft.com/office/word/2010/wordml" xmlns:w15="http://schemas.microsoft.com/office/word/2012/wordml" xmlns:w16cex="http://schemas.microsoft.com/office/word/2018/wordml/cex" xmlns:w16cid="http://schemas.microsoft.com/office/word/2016/wordml/cid" xmlns:w16="http://schemas.microsoft.com/office/word/2018/wordml" xmlns:w16sdtdh="http://schemas.microsoft.com/office/word/2020/wordml/sdtdatahash" xmlns:w16sdtfl="http://schemas.microsoft.com/office/word/2024/wordml/sdtformatlock" xmlns:w16se="http://schemas.microsoft.com/office/word/2015/wordml/symex" xmlns:w16du="http://schemas.microsoft.com/office/word/2023/wordml/word16du" xmlns:wne="http://schemas.microsoft.com/office/word/2006/wordml" mc:Ignorable="w14 w15 w16se w16cid w16 w16cex w16sdtdh w16sdtfl w16du wp14">
   <w:body>
     <w:p/>
     <w:p>
@@ -1150,7 +1150,7 @@
     </w:p>
     <w:p>
       <w:r>
-        <w:t>Versie wip, 19-06-2026</w:t>
+        <w:t>Versie wip, 23-06-2026</w:t>
       </w:r>
     </w:p>
     <w:p>
@@ -5254,7 +5254,7 @@
 </file>
 
 <file path=word/endnotes.xml><?xml version="1.0" encoding="utf-8"?>
-<w:endnotes xmlns:wpc="http://schemas.microsoft.com/office/word/2010/wordprocessingCanvas" xmlns:cx="http://schemas.microsoft.com/office/drawing/2014/chartex" xmlns:cx1="http://schemas.microsoft.com/office/drawing/2015/9/8/chartex" xmlns:cx2="http://schemas.microsoft.com/office/drawing/2015/10/21/chartex" xmlns:cx3="http://schemas.microsoft.com/office/drawing/2016/5/9/chartex" xmlns:cx4="http://schemas.microsoft.com/office/drawing/2016/5/10/chartex" xmlns:cx5="http://schemas.microsoft.com/office/drawing/2016/5/11/chartex" xmlns:cx6="http://schemas.microsoft.com/office/drawing/2016/5/12/chartex" xmlns:cx7="http://schemas.microsoft.com/office/drawing/2016/5/13/chartex" xmlns:cx8="http://schemas.microsoft.com/office/drawing/2016/5/14/chartex" xmlns:mc="http://schemas.openxmlformats.org/markup-compatibility/2006" xmlns:aink="http://schemas.microsoft.com/office/drawing/2016/ink" xmlns:am3d="http://schemas.microsoft.com/office/drawing/2017/model3d" xmlns:o="urn:schemas-microsoft-com:office:office" xmlns:oel="http://schemas.microsoft.com/office/2019/extlst" xmlns:r="http://schemas.openxmlformats.org/officeDocument/2006/relationships" xmlns:m="http://schemas.openxmlformats.org/officeDocument/2006/math" xmlns:v="urn:schemas-microsoft-com:vml" xmlns:wp14="http://schemas.microsoft.com/office/word/2010/wordprocessingDrawing" xmlns:wp="http://schemas.openxmlformats.org/drawingml/2006/wordprocessingDrawing" xmlns:w10="urn:schemas-microsoft-com:office:word" xmlns:w="http://schemas.openxmlformats.org/wordprocessingml/2006/main" xmlns:w14="http://schemas.microsoft.com/office/word/2010/wordml" xmlns:w15="http://schemas.microsoft.com/office/word/2012/wordml" xmlns:w16cex="http://schemas.microsoft.com/office/word/2018/wordml/cex" xmlns:w16cid="http://schemas.microsoft.com/office/word/2016/wordml/cid" xmlns:w16="http://schemas.microsoft.com/office/word/2018/wordml" xmlns:w16du="http://schemas.microsoft.com/office/word/2023/wordml/word16du" xmlns:w16sdtdh="http://schemas.microsoft.com/office/word/2020/wordml/sdtdatahash" xmlns:w16sdtfl="http://schemas.microsoft.com/office/word/2024/wordml/sdtformatlock" xmlns:w16se="http://schemas.microsoft.com/office/word/2015/wordml/symex" xmlns:wpg="http://schemas.microsoft.com/office/word/2010/wordprocessingGroup" xmlns:wpi="http://schemas.microsoft.com/office/word/2010/wordprocessingInk" xmlns:wne="http://schemas.microsoft.com/office/word/2006/wordml" xmlns:wps="http://schemas.microsoft.com/office/word/2010/wordprocessingShape" mc:Ignorable="w14 w15 w16se w16cid w16 w16cex w16sdtdh w16sdtfl w16du wp14">
+<w:endnotes xmlns:wpc="http://schemas.microsoft.com/office/word/2010/wordprocessingCanvas" xmlns:cx="http://schemas.microsoft.com/office/drawing/2014/chartex" xmlns:cx1="http://schemas.microsoft.com/office/drawing/2015/9/8/chartex" xmlns:cx2="http://schemas.microsoft.com/office/drawing/2015/10/21/chartex" xmlns:cx3="http://schemas.microsoft.com/office/drawing/2016/5/9/chartex" xmlns:cx4="http://schemas.microsoft.com/office/drawing/2016/5/10/chartex" xmlns:cx5="http://schemas.microsoft.com/office/drawing/2016/5/11/chartex" xmlns:cx6="http://schemas.microsoft.com/office/drawing/2016/5/12/chartex" xmlns:cx7="http://schemas.microsoft.com/office/drawing/2016/5/13/chartex" xmlns:cx8="http://schemas.microsoft.com/office/drawing/2016/5/14/chartex" xmlns:mc="http://schemas.openxmlformats.org/markup-compatibility/2006" xmlns:m="http://schemas.openxmlformats.org/officeDocument/2006/math" xmlns:aink="http://schemas.microsoft.com/office/drawing/2016/ink" xmlns:am3d="http://schemas.microsoft.com/office/drawing/2017/model3d" xmlns:oel="http://schemas.microsoft.com/office/2019/extlst" xmlns:r="http://schemas.openxmlformats.org/officeDocument/2006/relationships" xmlns:wp14="http://schemas.microsoft.com/office/word/2010/wordprocessingDrawing" xmlns:wp="http://schemas.openxmlformats.org/drawingml/2006/wordprocessingDrawing" xmlns:wpg="http://schemas.microsoft.com/office/word/2010/wordprocessingGroup" xmlns:wpi="http://schemas.microsoft.com/office/word/2010/wordprocessingInk" xmlns:wps="http://schemas.microsoft.com/office/word/2010/wordprocessingShape" xmlns:o="urn:schemas-microsoft-com:office:office" xmlns:v="urn:schemas-microsoft-com:vml" xmlns:w10="urn:schemas-microsoft-com:office:word" xmlns:w="http://schemas.openxmlformats.org/wordprocessingml/2006/main" xmlns:w14="http://schemas.microsoft.com/office/word/2010/wordml" xmlns:w15="http://schemas.microsoft.com/office/word/2012/wordml" xmlns:w16cex="http://schemas.microsoft.com/office/word/2018/wordml/cex" xmlns:w16cid="http://schemas.microsoft.com/office/word/2016/wordml/cid" xmlns:w16="http://schemas.microsoft.com/office/word/2018/wordml" xmlns:w16sdtdh="http://schemas.microsoft.com/office/word/2020/wordml/sdtdatahash" xmlns:w16sdtfl="http://schemas.microsoft.com/office/word/2024/wordml/sdtformatlock" xmlns:w16se="http://schemas.microsoft.com/office/word/2015/wordml/symex" xmlns:w16du="http://schemas.microsoft.com/office/word/2023/wordml/word16du" xmlns:wne="http://schemas.microsoft.com/office/word/2006/wordml" mc:Ignorable="w14 w15 w16se w16cid w16 w16cex w16sdtdh w16sdtfl w16du wp14">
   <w:endnote w:type="separator" w:id="-1">
     <w:p>
       <w:pPr>
@@ -5279,7 +5279,7 @@
 </file>
 
 <file path=word/footer1.xml><?xml version="1.0" encoding="utf-8"?>
-<w:ftr xmlns:wpc="http://schemas.microsoft.com/office/word/2010/wordprocessingCanvas" xmlns:cx="http://schemas.microsoft.com/office/drawing/2014/chartex" xmlns:cx1="http://schemas.microsoft.com/office/drawing/2015/9/8/chartex" xmlns:cx2="http://schemas.microsoft.com/office/drawing/2015/10/21/chartex" xmlns:cx3="http://schemas.microsoft.com/office/drawing/2016/5/9/chartex" xmlns:cx4="http://schemas.microsoft.com/office/drawing/2016/5/10/chartex" xmlns:cx5="http://schemas.microsoft.com/office/drawing/2016/5/11/chartex" xmlns:cx6="http://schemas.microsoft.com/office/drawing/2016/5/12/chartex" xmlns:cx7="http://schemas.microsoft.com/office/drawing/2016/5/13/chartex" xmlns:cx8="http://schemas.microsoft.com/office/drawing/2016/5/14/chartex" xmlns:mc="http://schemas.openxmlformats.org/markup-compatibility/2006" xmlns:aink="http://schemas.microsoft.com/office/drawing/2016/ink" xmlns:am3d="http://schemas.microsoft.com/office/drawing/2017/model3d" xmlns:o="urn:schemas-microsoft-com:office:office" xmlns:oel="http://schemas.microsoft.com/office/2019/extlst" xmlns:r="http://schemas.openxmlformats.org/officeDocument/2006/relationships" xmlns:m="http://schemas.openxmlformats.org/officeDocument/2006/math" xmlns:v="urn:schemas-microsoft-com:vml" xmlns:wp14="http://schemas.microsoft.com/office/word/2010/wordprocessingDrawing" xmlns:wp="http://schemas.openxmlformats.org/drawingml/2006/wordprocessingDrawing" xmlns:w10="urn:schemas-microsoft-com:office:word" xmlns:w="http://schemas.openxmlformats.org/wordprocessingml/2006/main" xmlns:w14="http://schemas.microsoft.com/office/word/2010/wordml" xmlns:w15="http://schemas.microsoft.com/office/word/2012/wordml" xmlns:w16cex="http://schemas.microsoft.com/office/word/2018/wordml/cex" xmlns:w16cid="http://schemas.microsoft.com/office/word/2016/wordml/cid" xmlns:w16="http://schemas.microsoft.com/office/word/2018/wordml" xmlns:w16du="http://schemas.microsoft.com/office/word/2023/wordml/word16du" xmlns:w16sdtdh="http://schemas.microsoft.com/office/word/2020/wordml/sdtdatahash" xmlns:w16sdtfl="http://schemas.microsoft.com/office/word/2024/wordml/sdtformatlock" xmlns:w16se="http://schemas.microsoft.com/office/word/2015/wordml/symex" xmlns:wpg="http://schemas.microsoft.com/office/word/2010/wordprocessingGroup" xmlns:wpi="http://schemas.microsoft.com/office/word/2010/wordprocessingInk" xmlns:wne="http://schemas.microsoft.com/office/word/2006/wordml" xmlns:wps="http://schemas.microsoft.com/office/word/2010/wordprocessingShape" mc:Ignorable="w14 w15 w16se w16cid w16 w16cex w16sdtdh w16sdtfl w16du wp14">
+<w:ftr xmlns:wpc="http://schemas.microsoft.com/office/word/2010/wordprocessingCanvas" xmlns:cx="http://schemas.microsoft.com/office/drawing/2014/chartex" xmlns:cx1="http://schemas.microsoft.com/office/drawing/2015/9/8/chartex" xmlns:cx2="http://schemas.microsoft.com/office/drawing/2015/10/21/chartex" xmlns:cx3="http://schemas.microsoft.com/office/drawing/2016/5/9/chartex" xmlns:cx4="http://schemas.microsoft.com/office/drawing/2016/5/10/chartex" xmlns:cx5="http://schemas.microsoft.com/office/drawing/2016/5/11/chartex" xmlns:cx6="http://schemas.microsoft.com/office/drawing/2016/5/12/chartex" xmlns:cx7="http://schemas.microsoft.com/office/drawing/2016/5/13/chartex" xmlns:cx8="http://schemas.microsoft.com/office/drawing/2016/5/14/chartex" xmlns:mc="http://schemas.openxmlformats.org/markup-compatibility/2006" xmlns:m="http://schemas.openxmlformats.org/officeDocument/2006/math" xmlns:aink="http://schemas.microsoft.com/office/drawing/2016/ink" xmlns:am3d="http://schemas.microsoft.com/office/drawing/2017/model3d" xmlns:oel="http://schemas.microsoft.com/office/2019/extlst" xmlns:r="http://schemas.openxmlformats.org/officeDocument/2006/relationships" xmlns:wp14="http://schemas.microsoft.com/office/word/2010/wordprocessingDrawing" xmlns:wp="http://schemas.openxmlformats.org/drawingml/2006/wordprocessingDrawing" xmlns:wpg="http://schemas.microsoft.com/office/word/2010/wordprocessingGroup" xmlns:wpi="http://schemas.microsoft.com/office/word/2010/wordprocessingInk" xmlns:wps="http://schemas.microsoft.com/office/word/2010/wordprocessingShape" xmlns:o="urn:schemas-microsoft-com:office:office" xmlns:v="urn:schemas-microsoft-com:vml" xmlns:w10="urn:schemas-microsoft-com:office:word" xmlns:w="http://schemas.openxmlformats.org/wordprocessingml/2006/main" xmlns:w14="http://schemas.microsoft.com/office/word/2010/wordml" xmlns:w15="http://schemas.microsoft.com/office/word/2012/wordml" xmlns:w16cex="http://schemas.microsoft.com/office/word/2018/wordml/cex" xmlns:w16cid="http://schemas.microsoft.com/office/word/2016/wordml/cid" xmlns:w16="http://schemas.microsoft.com/office/word/2018/wordml" xmlns:w16sdtdh="http://schemas.microsoft.com/office/word/2020/wordml/sdtdatahash" xmlns:w16sdtfl="http://schemas.microsoft.com/office/word/2024/wordml/sdtformatlock" xmlns:w16se="http://schemas.microsoft.com/office/word/2015/wordml/symex" xmlns:w16du="http://schemas.microsoft.com/office/word/2023/wordml/word16du" xmlns:wne="http://schemas.microsoft.com/office/word/2006/wordml" mc:Ignorable="w14 w15 w16se w16cid w16 w16cex w16sdtdh w16sdtfl w16du wp14">
   <w:sdt>
     <w:sdtPr>
       <w:id w:val="-458108813"/>
@@ -5394,7 +5394,7 @@
 </file>
 
 <file path=word/footnotes.xml><?xml version="1.0" encoding="utf-8"?>
-<w:footnotes xmlns:wpc="http://schemas.microsoft.com/office/word/2010/wordprocessingCanvas" xmlns:cx="http://schemas.microsoft.com/office/drawing/2014/chartex" xmlns:cx1="http://schemas.microsoft.com/office/drawing/2015/9/8/chartex" xmlns:cx2="http://schemas.microsoft.com/office/drawing/2015/10/21/chartex" xmlns:cx3="http://schemas.microsoft.com/office/drawing/2016/5/9/chartex" xmlns:cx4="http://schemas.microsoft.com/office/drawing/2016/5/10/chartex" xmlns:cx5="http://schemas.microsoft.com/office/drawing/2016/5/11/chartex" xmlns:cx6="http://schemas.microsoft.com/office/drawing/2016/5/12/chartex" xmlns:cx7="http://schemas.microsoft.com/office/drawing/2016/5/13/chartex" xmlns:cx8="http://schemas.microsoft.com/office/drawing/2016/5/14/chartex" xmlns:mc="http://schemas.openxmlformats.org/markup-compatibility/2006" xmlns:aink="http://schemas.microsoft.com/office/drawing/2016/ink" xmlns:am3d="http://schemas.microsoft.com/office/drawing/2017/model3d" xmlns:o="urn:schemas-microsoft-com:office:office" xmlns:oel="http://schemas.microsoft.com/office/2019/extlst" xmlns:r="http://schemas.openxmlformats.org/officeDocument/2006/relationships" xmlns:m="http://schemas.openxmlformats.org/officeDocument/2006/math" xmlns:v="urn:schemas-microsoft-com:vml" xmlns:wp14="http://schemas.microsoft.com/office/word/2010/wordprocessingDrawing" xmlns:wp="http://schemas.openxmlformats.org/drawingml/2006/wordprocessingDrawing" xmlns:w10="urn:schemas-microsoft-com:office:word" xmlns:w="http://schemas.openxmlformats.org/wordprocessingml/2006/main" xmlns:w14="http://schemas.microsoft.com/office/word/2010/wordml" xmlns:w15="http://schemas.microsoft.com/office/word/2012/wordml" xmlns:w16cex="http://schemas.microsoft.com/office/word/2018/wordml/cex" xmlns:w16cid="http://schemas.microsoft.com/office/word/2016/wordml/cid" xmlns:w16="http://schemas.microsoft.com/office/word/2018/wordml" xmlns:w16du="http://schemas.microsoft.com/office/word/2023/wordml/word16du" xmlns:w16sdtdh="http://schemas.microsoft.com/office/word/2020/wordml/sdtdatahash" xmlns:w16sdtfl="http://schemas.microsoft.com/office/word/2024/wordml/sdtformatlock" xmlns:w16se="http://schemas.microsoft.com/office/word/2015/wordml/symex" xmlns:wpg="http://schemas.microsoft.com/office/word/2010/wordprocessingGroup" xmlns:wpi="http://schemas.microsoft.com/office/word/2010/wordprocessingInk" xmlns:wne="http://schemas.microsoft.com/office/word/2006/wordml" xmlns:wps="http://schemas.microsoft.com/office/word/2010/wordprocessingShape" mc:Ignorable="w14 w15 w16se w16cid w16 w16cex w16sdtdh w16sdtfl w16du wp14">
+<w:footnotes xmlns:wpc="http://schemas.microsoft.com/office/word/2010/wordprocessingCanvas" xmlns:cx="http://schemas.microsoft.com/office/drawing/2014/chartex" xmlns:cx1="http://schemas.microsoft.com/office/drawing/2015/9/8/chartex" xmlns:cx2="http://schemas.microsoft.com/office/drawing/2015/10/21/chartex" xmlns:cx3="http://schemas.microsoft.com/office/drawing/2016/5/9/chartex" xmlns:cx4="http://schemas.microsoft.com/office/drawing/2016/5/10/chartex" xmlns:cx5="http://schemas.microsoft.com/office/drawing/2016/5/11/chartex" xmlns:cx6="http://schemas.microsoft.com/office/drawing/2016/5/12/chartex" xmlns:cx7="http://schemas.microsoft.com/office/drawing/2016/5/13/chartex" xmlns:cx8="http://schemas.microsoft.com/office/drawing/2016/5/14/chartex" xmlns:mc="http://schemas.openxmlformats.org/markup-compatibility/2006" xmlns:m="http://schemas.openxmlformats.org/officeDocument/2006/math" xmlns:aink="http://schemas.microsoft.com/office/drawing/2016/ink" xmlns:am3d="http://schemas.microsoft.com/office/drawing/2017/model3d" xmlns:oel="http://schemas.microsoft.com/office/2019/extlst" xmlns:r="http://schemas.openxmlformats.org/officeDocument/2006/relationships" xmlns:wp14="http://schemas.microsoft.com/office/word/2010/wordprocessingDrawing" xmlns:wp="http://schemas.openxmlformats.org/drawingml/2006/wordprocessingDrawing" xmlns:wpg="http://schemas.microsoft.com/office/word/2010/wordprocessingGroup" xmlns:wpi="http://schemas.microsoft.com/office/word/2010/wordprocessingInk" xmlns:wps="http://schemas.microsoft.com/office/word/2010/wordprocessingShape" xmlns:o="urn:schemas-microsoft-com:office:office" xmlns:v="urn:schemas-microsoft-com:vml" xmlns:w10="urn:schemas-microsoft-com:office:word" xmlns:w="http://schemas.openxmlformats.org/wordprocessingml/2006/main" xmlns:w14="http://schemas.microsoft.com/office/word/2010/wordml" xmlns:w15="http://schemas.microsoft.com/office/word/2012/wordml" xmlns:w16cex="http://schemas.microsoft.com/office/word/2018/wordml/cex" xmlns:w16cid="http://schemas.microsoft.com/office/word/2016/wordml/cid" xmlns:w16="http://schemas.microsoft.com/office/word/2018/wordml" xmlns:w16sdtdh="http://schemas.microsoft.com/office/word/2020/wordml/sdtdatahash" xmlns:w16sdtfl="http://schemas.microsoft.com/office/word/2024/wordml/sdtformatlock" xmlns:w16se="http://schemas.microsoft.com/office/word/2015/wordml/symex" xmlns:w16du="http://schemas.microsoft.com/office/word/2023/wordml/word16du" xmlns:wne="http://schemas.microsoft.com/office/word/2006/wordml" mc:Ignorable="w14 w15 w16se w16cid w16 w16cex w16sdtdh w16sdtfl w16du wp14">
   <w:footnote w:type="separator" w:id="-1">
     <w:p>
       <w:pPr>
@@ -5447,7 +5447,7 @@
 </file>
 
 <file path=word/numbering.xml><?xml version="1.0" encoding="utf-8"?>
-<w:numbering xmlns:wpc="http://schemas.microsoft.com/office/word/2010/wordprocessingCanvas" xmlns:cx="http://schemas.microsoft.com/office/drawing/2014/chartex" xmlns:cx1="http://schemas.microsoft.com/office/drawing/2015/9/8/chartex" xmlns:cx2="http://schemas.microsoft.com/office/drawing/2015/10/21/chartex" xmlns:cx3="http://schemas.microsoft.com/office/drawing/2016/5/9/chartex" xmlns:cx4="http://schemas.microsoft.com/office/drawing/2016/5/10/chartex" xmlns:cx5="http://schemas.microsoft.com/office/drawing/2016/5/11/chartex" xmlns:cx6="http://schemas.microsoft.com/office/drawing/2016/5/12/chartex" xmlns:cx7="http://schemas.microsoft.com/office/drawing/2016/5/13/chartex" xmlns:cx8="http://schemas.microsoft.com/office/drawing/2016/5/14/chartex" xmlns:mc="http://schemas.openxmlformats.org/markup-compatibility/2006" xmlns:aink="http://schemas.microsoft.com/office/drawing/2016/ink" xmlns:am3d="http://schemas.microsoft.com/office/drawing/2017/model3d" xmlns:o="urn:schemas-microsoft-com:office:office" xmlns:oel="http://schemas.microsoft.com/office/2019/extlst" xmlns:r="http://schemas.openxmlformats.org/officeDocument/2006/relationships" xmlns:m="http://schemas.openxmlformats.org/officeDocument/2006/math" xmlns:v="urn:schemas-microsoft-com:vml" xmlns:wp14="http://schemas.microsoft.com/office/word/2010/wordprocessingDrawing" xmlns:wp="http://schemas.openxmlformats.org/drawingml/2006/wordprocessingDrawing" xmlns:w10="urn:schemas-microsoft-com:office:word" xmlns:w="http://schemas.openxmlformats.org/wordprocessingml/2006/main" xmlns:w14="http://schemas.microsoft.com/office/word/2010/wordml" xmlns:w15="http://schemas.microsoft.com/office/word/2012/wordml" xmlns:w16cex="http://schemas.microsoft.com/office/word/2018/wordml/cex" xmlns:w16cid="http://schemas.microsoft.com/office/word/2016/wordml/cid" xmlns:w16="http://schemas.microsoft.com/office/word/2018/wordml" xmlns:w16du="http://schemas.microsoft.com/office/word/2023/wordml/word16du" xmlns:w16sdtdh="http://schemas.microsoft.com/office/word/2020/wordml/sdtdatahash" xmlns:w16sdtfl="http://schemas.microsoft.com/office/word/2024/wordml/sdtformatlock" xmlns:w16se="http://schemas.microsoft.com/office/word/2015/wordml/symex" xmlns:wpg="http://schemas.microsoft.com/office/word/2010/wordprocessingGroup" xmlns:wpi="http://schemas.microsoft.com/office/word/2010/wordprocessingInk" xmlns:wne="http://schemas.microsoft.com/office/word/2006/wordml" xmlns:wps="http://schemas.microsoft.com/office/word/2010/wordprocessingShape" mc:Ignorable="w14 w15 w16se w16cid w16 w16cex w16sdtdh w16sdtfl w16du wp14">
+<w:numbering xmlns:wpc="http://schemas.microsoft.com/office/word/2010/wordprocessingCanvas" xmlns:cx="http://schemas.microsoft.com/office/drawing/2014/chartex" xmlns:cx1="http://schemas.microsoft.com/office/drawing/2015/9/8/chartex" xmlns:cx2="http://schemas.microsoft.com/office/drawing/2015/10/21/chartex" xmlns:cx3="http://schemas.microsoft.com/office/drawing/2016/5/9/chartex" xmlns:cx4="http://schemas.microsoft.com/office/drawing/2016/5/10/chartex" xmlns:cx5="http://schemas.microsoft.com/office/drawing/2016/5/11/chartex" xmlns:cx6="http://schemas.microsoft.com/office/drawing/2016/5/12/chartex" xmlns:cx7="http://schemas.microsoft.com/office/drawing/2016/5/13/chartex" xmlns:cx8="http://schemas.microsoft.com/office/drawing/2016/5/14/chartex" xmlns:mc="http://schemas.openxmlformats.org/markup-compatibility/2006" xmlns:m="http://schemas.openxmlformats.org/officeDocument/2006/math" xmlns:aink="http://schemas.microsoft.com/office/drawing/2016/ink" xmlns:am3d="http://schemas.microsoft.com/office/drawing/2017/model3d" xmlns:oel="http://schemas.microsoft.com/office/2019/extlst" xmlns:r="http://schemas.openxmlformats.org/officeDocument/2006/relationships" xmlns:wp14="http://schemas.microsoft.com/office/word/2010/wordprocessingDrawing" xmlns:wp="http://schemas.openxmlformats.org/drawingml/2006/wordprocessingDrawing" xmlns:wpg="http://schemas.microsoft.com/office/word/2010/wordprocessingGroup" xmlns:wpi="http://schemas.microsoft.com/office/word/2010/wordprocessingInk" xmlns:wps="http://schemas.microsoft.com/office/word/2010/wordprocessingShape" xmlns:o="urn:schemas-microsoft-com:office:office" xmlns:v="urn:schemas-microsoft-com:vml" xmlns:w10="urn:schemas-microsoft-com:office:word" xmlns:w="http://schemas.openxmlformats.org/wordprocessingml/2006/main" xmlns:w14="http://schemas.microsoft.com/office/word/2010/wordml" xmlns:w15="http://schemas.microsoft.com/office/word/2012/wordml" xmlns:w16cex="http://schemas.microsoft.com/office/word/2018/wordml/cex" xmlns:w16cid="http://schemas.microsoft.com/office/word/2016/wordml/cid" xmlns:w16="http://schemas.microsoft.com/office/word/2018/wordml" xmlns:w16sdtdh="http://schemas.microsoft.com/office/word/2020/wordml/sdtdatahash" xmlns:w16sdtfl="http://schemas.microsoft.com/office/word/2024/wordml/sdtformatlock" xmlns:w16se="http://schemas.microsoft.com/office/word/2015/wordml/symex" xmlns:w16du="http://schemas.microsoft.com/office/word/2023/wordml/word16du" xmlns:wne="http://schemas.microsoft.com/office/word/2006/wordml" mc:Ignorable="w14 w15 w16se w16cid w16 w16cex w16sdtdh w16sdtfl w16du wp14">
   <w:abstractNum w:abstractNumId="0" w15:restartNumberingAfterBreak="0">
     <w:nsid w:val="05B47AD0"/>
     <w:multiLevelType w:val="hybridMultilevel"/>
@@ -7178,7 +7178,7 @@
 </file>
 
 <file path=word/styles.xml><?xml version="1.0" encoding="utf-8"?>
-<w:styles xmlns:mc="http://schemas.openxmlformats.org/markup-compatibility/2006" xmlns:r="http://schemas.openxmlformats.org/officeDocument/2006/relationships" xmlns:w="http://schemas.openxmlformats.org/wordprocessingml/2006/main" xmlns:w14="http://schemas.microsoft.com/office/word/2010/wordml" xmlns:w15="http://schemas.microsoft.com/office/word/2012/wordml" xmlns:w16cex="http://schemas.microsoft.com/office/word/2018/wordml/cex" xmlns:w16cid="http://schemas.microsoft.com/office/word/2016/wordml/cid" xmlns:w16="http://schemas.microsoft.com/office/word/2018/wordml" xmlns:w16du="http://schemas.microsoft.com/office/word/2023/wordml/word16du" xmlns:w16sdtdh="http://schemas.microsoft.com/office/word/2020/wordml/sdtdatahash" xmlns:w16sdtfl="http://schemas.microsoft.com/office/word/2024/wordml/sdtformatlock" xmlns:w16se="http://schemas.microsoft.com/office/word/2015/wordml/symex" mc:Ignorable="w14 w15 w16se w16cid w16 w16cex w16sdtdh w16sdtfl w16du">
+<w:styles xmlns:mc="http://schemas.openxmlformats.org/markup-compatibility/2006" xmlns:r="http://schemas.openxmlformats.org/officeDocument/2006/relationships" xmlns:w="http://schemas.openxmlformats.org/wordprocessingml/2006/main" xmlns:w14="http://schemas.microsoft.com/office/word/2010/wordml" xmlns:w15="http://schemas.microsoft.com/office/word/2012/wordml" xmlns:w16cex="http://schemas.microsoft.com/office/word/2018/wordml/cex" xmlns:w16cid="http://schemas.microsoft.com/office/word/2016/wordml/cid" xmlns:w16="http://schemas.microsoft.com/office/word/2018/wordml" xmlns:w16sdtdh="http://schemas.microsoft.com/office/word/2020/wordml/sdtdatahash" xmlns:w16sdtfl="http://schemas.microsoft.com/office/word/2024/wordml/sdtformatlock" xmlns:w16se="http://schemas.microsoft.com/office/word/2015/wordml/symex" xmlns:w16du="http://schemas.microsoft.com/office/word/2023/wordml/word16du" mc:Ignorable="w14 w15 w16se w16cid w16 w16cex w16sdtdh w16sdtfl w16du">
   <w:docDefaults>
     <w:rPrDefault>
       <w:rPr>
@@ -8492,6 +8492,19 @@
       </w:numPr>
     </w:pPr>
   </w:style>
+  <w:style w:type="paragraph" w:customStyle="1" w:styleId="Code">
+    <w:name w:val="Code"/>
+    <w:basedOn w:val="Standaard"/>
+    <w:qFormat/>
+    <w:rsid w:val="000F128A"/>
+    <w:pPr>
+      <w:keepLines/>
+      <w:shd w:val="clear" w:color="auto" w:fill="E7E6E6" w:themeFill="background2"/>
+    </w:pPr>
+    <w:rPr>
+      <w:rFonts w:ascii="Fira Code" w:hAnsi="Fira Code"/>
+    </w:rPr>
+  </w:style>
 </w:styles>
 </file>
 
